--- a/Project Report/Chapter_Three_System_Design.docx
+++ b/Project Report/Chapter_Three_System_Design.docx
@@ -116,21 +116,7 @@
         <w:rPr>
           <w:rFonts w:ascii="Times New Roman" w:hAnsi="Times New Roman"/>
         </w:rPr>
-        <w:t xml:space="preserve">A short note on the diagrams. The figures in this chapter are presented in a </w:t>
-      </w:r>
-      <w:proofErr w:type="spellStart"/>
-      <w:r>
-        <w:rPr>
-          <w:rFonts w:ascii="Times New Roman" w:hAnsi="Times New Roman"/>
-        </w:rPr>
-        <w:t>renderable</w:t>
-      </w:r>
-      <w:proofErr w:type="spellEnd"/>
-      <w:r>
-        <w:rPr>
-          <w:rFonts w:ascii="Times New Roman" w:hAnsi="Times New Roman"/>
-        </w:rPr>
-        <w:t xml:space="preserve"> text form so they can be regenerated and inserted as images during final formatting. Each is labelled with a caption in line with the formatting guide.</w:t>
+        <w:t>A short note on the diagrams. The figures in this chapter are presented in a renderable text form so they can be regenerated and inserted as images during final formatting. Each is labelled with a caption in line with the formatting guide.</w:t>
       </w:r>
     </w:p>
     <w:p>
@@ -248,35 +234,7 @@
         <w:rPr>
           <w:rFonts w:ascii="Times New Roman" w:hAnsi="Times New Roman"/>
         </w:rPr>
-        <w:t xml:space="preserve">Agile suited this reality better. Beck et al. (2001) argue that for small teams working on changing requirements, short feedback loops cut risk because mistakes show up early, while they are still cheap to fix. A </w:t>
-      </w:r>
-      <w:proofErr w:type="gramStart"/>
-      <w:r>
-        <w:rPr>
-          <w:rFonts w:ascii="Times New Roman" w:hAnsi="Times New Roman"/>
-        </w:rPr>
-        <w:t>heavyweight</w:t>
-      </w:r>
-      <w:proofErr w:type="gramEnd"/>
-      <w:r>
-        <w:rPr>
-          <w:rFonts w:ascii="Times New Roman" w:hAnsi="Times New Roman"/>
-        </w:rPr>
-        <w:t xml:space="preserve"> process such as the Rational Unified Process was also considered and rejected; its ceremony and documentation overhead would have swallowed time that a single developer did not have. The iterative model gave the discipline of regular, testable increments without </w:t>
-      </w:r>
-      <w:proofErr w:type="gramStart"/>
-      <w:r>
-        <w:rPr>
-          <w:rFonts w:ascii="Times New Roman" w:hAnsi="Times New Roman"/>
-        </w:rPr>
-        <w:t>the bureaucracy</w:t>
-      </w:r>
-      <w:proofErr w:type="gramEnd"/>
-      <w:r>
-        <w:rPr>
-          <w:rFonts w:ascii="Times New Roman" w:hAnsi="Times New Roman"/>
-        </w:rPr>
-        <w:t>.</w:t>
+        <w:t>Agile suited this reality better. Beck et al. (2001) argue that for small teams working on changing requirements, short feedback loops cut risk because mistakes show up early, while they are still cheap to fix. A heavyweight process such as the Rational Unified Process was also considered and rejected; its ceremony and documentation overhead would have swallowed time that a single developer did not have. The iterative model gave the discipline of regular, testable increments without the bureaucracy.</w:t>
       </w:r>
     </w:p>
     <w:p>
@@ -289,23 +247,7 @@
           <w:rFonts w:ascii="Times New Roman" w:hAnsi="Times New Roman"/>
           <w:b/>
         </w:rPr>
-        <w:t xml:space="preserve">3.1.3 How </w:t>
-      </w:r>
-      <w:proofErr w:type="gramStart"/>
-      <w:r>
-        <w:rPr>
-          <w:rFonts w:ascii="Times New Roman" w:hAnsi="Times New Roman"/>
-          <w:b/>
-        </w:rPr>
-        <w:t>the Methodology</w:t>
-      </w:r>
-      <w:proofErr w:type="gramEnd"/>
-      <w:r>
-        <w:rPr>
-          <w:rFonts w:ascii="Times New Roman" w:hAnsi="Times New Roman"/>
-          <w:b/>
-        </w:rPr>
-        <w:t xml:space="preserve"> Was Applied</w:t>
+        <w:t>3.1.3 How the Methodology Was Applied</w:t>
       </w:r>
     </w:p>
     <w:p>
@@ -330,7 +272,6 @@
         </w:rPr>
         <w:t xml:space="preserve">1. </w:t>
       </w:r>
-      <w:proofErr w:type="gramStart"/>
       <w:r>
         <w:rPr>
           <w:rFonts w:ascii="Times New Roman" w:hAnsi="Times New Roman"/>
@@ -344,7 +285,6 @@
         </w:rPr>
         <w:t>:</w:t>
       </w:r>
-      <w:proofErr w:type="gramEnd"/>
       <w:r>
         <w:rPr>
           <w:rFonts w:ascii="Times New Roman" w:hAnsi="Times New Roman"/>
@@ -363,7 +303,6 @@
         </w:rPr>
         <w:t xml:space="preserve">2. </w:t>
       </w:r>
-      <w:proofErr w:type="gramStart"/>
       <w:r>
         <w:rPr>
           <w:rFonts w:ascii="Times New Roman" w:hAnsi="Times New Roman"/>
@@ -377,7 +316,6 @@
         </w:rPr>
         <w:t xml:space="preserve"> :</w:t>
       </w:r>
-      <w:proofErr w:type="gramEnd"/>
       <w:r>
         <w:rPr>
           <w:rFonts w:ascii="Times New Roman" w:hAnsi="Times New Roman"/>
@@ -408,7 +346,6 @@
         </w:rPr>
         <w:t xml:space="preserve">3. </w:t>
       </w:r>
-      <w:proofErr w:type="gramStart"/>
       <w:r>
         <w:rPr>
           <w:rFonts w:ascii="Times New Roman" w:hAnsi="Times New Roman"/>
@@ -428,7 +365,6 @@
         </w:rPr>
         <w:t>:</w:t>
       </w:r>
-      <w:proofErr w:type="gramEnd"/>
       <w:r>
         <w:rPr>
           <w:rFonts w:ascii="Times New Roman" w:hAnsi="Times New Roman"/>
@@ -447,7 +383,6 @@
         </w:rPr>
         <w:t xml:space="preserve">4. </w:t>
       </w:r>
-      <w:proofErr w:type="gramStart"/>
       <w:r>
         <w:rPr>
           <w:rFonts w:ascii="Times New Roman" w:hAnsi="Times New Roman"/>
@@ -467,7 +402,6 @@
         </w:rPr>
         <w:t>:</w:t>
       </w:r>
-      <w:proofErr w:type="gramEnd"/>
       <w:r>
         <w:rPr>
           <w:rFonts w:ascii="Times New Roman" w:hAnsi="Times New Roman"/>
@@ -486,7 +420,6 @@
         </w:rPr>
         <w:t xml:space="preserve">5. </w:t>
       </w:r>
-      <w:proofErr w:type="gramStart"/>
       <w:r>
         <w:rPr>
           <w:rFonts w:ascii="Times New Roman" w:hAnsi="Times New Roman"/>
@@ -506,7 +439,6 @@
         </w:rPr>
         <w:t>:</w:t>
       </w:r>
-      <w:proofErr w:type="gramEnd"/>
       <w:r>
         <w:rPr>
           <w:rFonts w:ascii="Times New Roman" w:hAnsi="Times New Roman"/>
@@ -561,21 +493,7 @@
         <w:rPr>
           <w:rFonts w:ascii="Times New Roman" w:hAnsi="Times New Roman"/>
         </w:rPr>
-        <w:t xml:space="preserve">Functional requirements describe what the system must do. They are grouped here by the role they </w:t>
-      </w:r>
-      <w:proofErr w:type="gramStart"/>
-      <w:r>
-        <w:rPr>
-          <w:rFonts w:ascii="Times New Roman" w:hAnsi="Times New Roman"/>
-        </w:rPr>
-        <w:t>serve</w:t>
-      </w:r>
-      <w:proofErr w:type="gramEnd"/>
-      <w:r>
-        <w:rPr>
-          <w:rFonts w:ascii="Times New Roman" w:hAnsi="Times New Roman"/>
-        </w:rPr>
-        <w:t>.</w:t>
+        <w:t>Functional requirements describe what the system must do. They are grouped here by the role they serve.</w:t>
       </w:r>
     </w:p>
     <w:p>
@@ -848,43 +766,7 @@
                 <w:sz w:val="22"/>
                 <w:szCs w:val="22"/>
               </w:rPr>
-              <w:t xml:space="preserve">Students can </w:t>
-            </w:r>
-            <w:proofErr w:type="spellStart"/>
-            <w:r>
-              <w:rPr>
-                <w:rFonts w:ascii="Times New Roman" w:hAnsi="Times New Roman"/>
-                <w:sz w:val="22"/>
-                <w:szCs w:val="22"/>
-              </w:rPr>
-              <w:t>enrol</w:t>
-            </w:r>
-            <w:proofErr w:type="spellEnd"/>
-            <w:r>
-              <w:rPr>
-                <w:rFonts w:ascii="Times New Roman" w:hAnsi="Times New Roman"/>
-                <w:sz w:val="22"/>
-                <w:szCs w:val="22"/>
-              </w:rPr>
-              <w:t xml:space="preserve"> in free courses directly and in paid courses after </w:t>
-            </w:r>
-            <w:proofErr w:type="gramStart"/>
-            <w:r>
-              <w:rPr>
-                <w:rFonts w:ascii="Times New Roman" w:hAnsi="Times New Roman"/>
-                <w:sz w:val="22"/>
-                <w:szCs w:val="22"/>
-              </w:rPr>
-              <w:t>a successful</w:t>
-            </w:r>
-            <w:proofErr w:type="gramEnd"/>
-            <w:r>
-              <w:rPr>
-                <w:rFonts w:ascii="Times New Roman" w:hAnsi="Times New Roman"/>
-                <w:sz w:val="22"/>
-                <w:szCs w:val="22"/>
-              </w:rPr>
-              <w:t xml:space="preserve"> payment.</w:t>
+              <w:t>Students can enrol in free courses directly and in paid courses after a successful payment.</w:t>
             </w:r>
           </w:p>
         </w:tc>
@@ -1527,25 +1409,7 @@
                 <w:sz w:val="22"/>
                 <w:szCs w:val="22"/>
               </w:rPr>
-              <w:t xml:space="preserve">Passwords shall be stored only as salted </w:t>
-            </w:r>
-            <w:proofErr w:type="spellStart"/>
-            <w:r>
-              <w:rPr>
-                <w:rFonts w:ascii="Times New Roman" w:hAnsi="Times New Roman"/>
-                <w:sz w:val="22"/>
-                <w:szCs w:val="22"/>
-              </w:rPr>
-              <w:t>bcrypt</w:t>
-            </w:r>
-            <w:proofErr w:type="spellEnd"/>
-            <w:r>
-              <w:rPr>
-                <w:rFonts w:ascii="Times New Roman" w:hAnsi="Times New Roman"/>
-                <w:sz w:val="22"/>
-                <w:szCs w:val="22"/>
-              </w:rPr>
-              <w:t xml:space="preserve"> hashes; </w:t>
+              <w:t xml:space="preserve">Passwords shall be stored only as salted bcrypt hashes; </w:t>
             </w:r>
             <w:r>
               <w:rPr>
@@ -1739,25 +1603,7 @@
                 <w:sz w:val="22"/>
                 <w:szCs w:val="22"/>
               </w:rPr>
-              <w:t xml:space="preserve">The interface </w:t>
-            </w:r>
-            <w:proofErr w:type="gramStart"/>
-            <w:r>
-              <w:rPr>
-                <w:rFonts w:ascii="Times New Roman" w:hAnsi="Times New Roman"/>
-                <w:sz w:val="22"/>
-                <w:szCs w:val="22"/>
-              </w:rPr>
-              <w:t>shall</w:t>
-            </w:r>
-            <w:proofErr w:type="gramEnd"/>
-            <w:r>
-              <w:rPr>
-                <w:rFonts w:ascii="Times New Roman" w:hAnsi="Times New Roman"/>
-                <w:sz w:val="22"/>
-                <w:szCs w:val="22"/>
-              </w:rPr>
-              <w:t xml:space="preserve"> be responsive and work on mobile browsers without a separate app.</w:t>
+              <w:t>The interface shall be responsive and work on mobile browsers without a separate app.</w:t>
             </w:r>
           </w:p>
         </w:tc>
@@ -1869,25 +1715,7 @@
                 <w:sz w:val="22"/>
                 <w:szCs w:val="22"/>
               </w:rPr>
-              <w:t xml:space="preserve">Business logic shall be </w:t>
-            </w:r>
-            <w:proofErr w:type="spellStart"/>
-            <w:r>
-              <w:rPr>
-                <w:rFonts w:ascii="Times New Roman" w:hAnsi="Times New Roman"/>
-                <w:sz w:val="22"/>
-                <w:szCs w:val="22"/>
-              </w:rPr>
-              <w:t>centralised</w:t>
-            </w:r>
-            <w:proofErr w:type="spellEnd"/>
-            <w:r>
-              <w:rPr>
-                <w:rFonts w:ascii="Times New Roman" w:hAnsi="Times New Roman"/>
-                <w:sz w:val="22"/>
-                <w:szCs w:val="22"/>
-              </w:rPr>
-              <w:t xml:space="preserve"> in reusable services and validated with typed schemas.</w:t>
+              <w:t>Business logic shall be centralised in reusable services and validated with typed schemas.</w:t>
             </w:r>
           </w:p>
         </w:tc>
@@ -1943,25 +1771,7 @@
                 <w:sz w:val="22"/>
                 <w:szCs w:val="22"/>
               </w:rPr>
-              <w:t xml:space="preserve">A user's online status shall be visible only to people with a legitimate relationship </w:t>
-            </w:r>
-            <w:proofErr w:type="gramStart"/>
-            <w:r>
-              <w:rPr>
-                <w:rFonts w:ascii="Times New Roman" w:hAnsi="Times New Roman"/>
-                <w:sz w:val="22"/>
-                <w:szCs w:val="22"/>
-              </w:rPr>
-              <w:t>to</w:t>
-            </w:r>
-            <w:proofErr w:type="gramEnd"/>
-            <w:r>
-              <w:rPr>
-                <w:rFonts w:ascii="Times New Roman" w:hAnsi="Times New Roman"/>
-                <w:sz w:val="22"/>
-                <w:szCs w:val="22"/>
-              </w:rPr>
-              <w:t xml:space="preserve"> them.</w:t>
+              <w:t>A user's online status shall be visible only to people with a legitimate relationship to them.</w:t>
             </w:r>
           </w:p>
         </w:tc>
@@ -2017,25 +1827,7 @@
                 <w:sz w:val="22"/>
                 <w:szCs w:val="22"/>
               </w:rPr>
-              <w:t xml:space="preserve">The system </w:t>
-            </w:r>
-            <w:proofErr w:type="gramStart"/>
-            <w:r>
-              <w:rPr>
-                <w:rFonts w:ascii="Times New Roman" w:hAnsi="Times New Roman"/>
-                <w:sz w:val="22"/>
-                <w:szCs w:val="22"/>
-              </w:rPr>
-              <w:t>shall</w:t>
-            </w:r>
-            <w:proofErr w:type="gramEnd"/>
-            <w:r>
-              <w:rPr>
-                <w:rFonts w:ascii="Times New Roman" w:hAnsi="Times New Roman"/>
-                <w:sz w:val="22"/>
-                <w:szCs w:val="22"/>
-              </w:rPr>
-              <w:t xml:space="preserve"> run on free hosting and a managed PostgreSQL database.</w:t>
+              <w:t>The system shall run on free hosting and a managed PostgreSQL database.</w:t>
             </w:r>
           </w:p>
         </w:tc>
@@ -2214,16 +2006,8 @@
         <w:rPr>
           <w:rFonts w:ascii="Times New Roman" w:hAnsi="Times New Roman"/>
         </w:rPr>
-        <w:t>The tools were chosen for three reasons that kept coming up: they are free or have a usable free tier, they are current and well-</w:t>
-      </w:r>
-      <w:proofErr w:type="gramStart"/>
-      <w:r>
-        <w:rPr>
-          <w:rFonts w:ascii="Times New Roman" w:hAnsi="Times New Roman"/>
-        </w:rPr>
-        <w:t>documented</w:t>
-      </w:r>
-      <w:proofErr w:type="gramEnd"/>
+        <w:t>The tools were chosen for three reasons that kept coming up: they are free or have a usable free tier, they are current and well-documented</w:t>
+      </w:r>
       <w:r>
         <w:rPr>
           <w:rFonts w:ascii="Times New Roman" w:hAnsi="Times New Roman"/>
@@ -2390,25 +2174,7 @@
                 <w:sz w:val="22"/>
                 <w:szCs w:val="22"/>
               </w:rPr>
-              <w:t xml:space="preserve">Static typing catches a large class of errors before </w:t>
-            </w:r>
-            <w:proofErr w:type="gramStart"/>
-            <w:r>
-              <w:rPr>
-                <w:rFonts w:ascii="Times New Roman" w:hAnsi="Times New Roman"/>
-                <w:sz w:val="22"/>
-                <w:szCs w:val="22"/>
-              </w:rPr>
-              <w:t>run</w:t>
-            </w:r>
-            <w:proofErr w:type="gramEnd"/>
-            <w:r>
-              <w:rPr>
-                <w:rFonts w:ascii="Times New Roman" w:hAnsi="Times New Roman"/>
-                <w:sz w:val="22"/>
-                <w:szCs w:val="22"/>
-              </w:rPr>
-              <w:t xml:space="preserve"> time, which matters for a security-sensitive app.</w:t>
+              <w:t>Static typing catches a large class of errors before run time, which matters for a security-sensitive app.</w:t>
             </w:r>
           </w:p>
         </w:tc>
@@ -2792,7 +2558,6 @@
             <w:pPr>
               <w:spacing w:before="20" w:after="20" w:line="240" w:lineRule="auto"/>
             </w:pPr>
-            <w:proofErr w:type="spellStart"/>
             <w:r>
               <w:rPr>
                 <w:rFonts w:ascii="Times New Roman" w:hAnsi="Times New Roman"/>
@@ -2801,7 +2566,6 @@
               </w:rPr>
               <w:t>Paystack</w:t>
             </w:r>
-            <w:proofErr w:type="spellEnd"/>
           </w:p>
         </w:tc>
         <w:tc>
@@ -2850,23 +2614,13 @@
             <w:pPr>
               <w:spacing w:before="20" w:after="20" w:line="240" w:lineRule="auto"/>
             </w:pPr>
-            <w:proofErr w:type="spellStart"/>
-            <w:r>
-              <w:rPr>
-                <w:rFonts w:ascii="Times New Roman" w:hAnsi="Times New Roman"/>
-                <w:sz w:val="22"/>
-                <w:szCs w:val="22"/>
-              </w:rPr>
-              <w:t>Vercel</w:t>
-            </w:r>
-            <w:proofErr w:type="spellEnd"/>
-            <w:r>
-              <w:rPr>
-                <w:rFonts w:ascii="Times New Roman" w:hAnsi="Times New Roman"/>
-                <w:sz w:val="22"/>
-                <w:szCs w:val="22"/>
-              </w:rPr>
-              <w:t xml:space="preserve"> Blob / local</w:t>
+            <w:r>
+              <w:rPr>
+                <w:rFonts w:ascii="Times New Roman" w:hAnsi="Times New Roman"/>
+                <w:sz w:val="22"/>
+                <w:szCs w:val="22"/>
+              </w:rPr>
+              <w:t>Vercel Blob / local</w:t>
             </w:r>
           </w:p>
         </w:tc>
@@ -2922,7 +2676,7 @@
                 <w:sz w:val="22"/>
                 <w:szCs w:val="22"/>
               </w:rPr>
-              <w:t>Brevo</w:t>
+              <w:t>Resend</w:t>
             </w:r>
           </w:p>
         </w:tc>
@@ -2973,7 +2727,6 @@
             <w:pPr>
               <w:spacing w:before="20" w:after="20" w:line="240" w:lineRule="auto"/>
             </w:pPr>
-            <w:proofErr w:type="spellStart"/>
             <w:r>
               <w:rPr>
                 <w:rFonts w:ascii="Times New Roman" w:hAnsi="Times New Roman"/>
@@ -2982,7 +2735,6 @@
               </w:rPr>
               <w:t>Vercel</w:t>
             </w:r>
-            <w:proofErr w:type="spellEnd"/>
           </w:p>
         </w:tc>
         <w:tc>
@@ -3125,35 +2877,7 @@
         <w:rPr>
           <w:rFonts w:ascii="Times New Roman" w:hAnsi="Times New Roman"/>
         </w:rPr>
-        <w:t xml:space="preserve"> a middleware layer guards routes by role before a request ever reaches a page. The data tier is a PostgreSQL database, reached only through </w:t>
-      </w:r>
-      <w:proofErr w:type="gramStart"/>
-      <w:r>
-        <w:rPr>
-          <w:rFonts w:ascii="Times New Roman" w:hAnsi="Times New Roman"/>
-        </w:rPr>
-        <w:t>the Prisma</w:t>
-      </w:r>
-      <w:proofErr w:type="gramEnd"/>
-      <w:r>
-        <w:rPr>
-          <w:rFonts w:ascii="Times New Roman" w:hAnsi="Times New Roman"/>
-        </w:rPr>
-        <w:t xml:space="preserve"> ORM. Around these sit external services that the application tier talks to over HTTPS: </w:t>
-      </w:r>
-      <w:proofErr w:type="spellStart"/>
-      <w:r>
-        <w:rPr>
-          <w:rFonts w:ascii="Times New Roman" w:hAnsi="Times New Roman"/>
-        </w:rPr>
-        <w:t>Paystack</w:t>
-      </w:r>
-      <w:proofErr w:type="spellEnd"/>
-      <w:r>
-        <w:rPr>
-          <w:rFonts w:ascii="Times New Roman" w:hAnsi="Times New Roman"/>
-        </w:rPr>
-        <w:t xml:space="preserve"> for payments, Brevo for email, blob storage for files</w:t>
+        <w:t xml:space="preserve"> a middleware layer guards routes by role before a request ever reaches a page. The data tier is a PostgreSQL database, reached only through the Prisma ORM. Around these sit external services that the application tier talks to over HTTPS: Paystack for payments, Brevo for email, blob storage for files</w:t>
       </w:r>
       <w:r>
         <w:rPr>
@@ -3188,35 +2912,7 @@
         <w:rPr>
           <w:rFonts w:ascii="Times New Roman" w:hAnsi="Times New Roman"/>
         </w:rPr>
-        <w:t xml:space="preserve"> let only the server touch the database and the secret keys. The browser never sees a database credential or an API key. That is what gives </w:t>
-      </w:r>
-      <w:proofErr w:type="gramStart"/>
-      <w:r>
-        <w:rPr>
-          <w:rFonts w:ascii="Times New Roman" w:hAnsi="Times New Roman"/>
-        </w:rPr>
-        <w:t>the access checks teeth</w:t>
-      </w:r>
-      <w:proofErr w:type="gramEnd"/>
-      <w:r>
-        <w:rPr>
-          <w:rFonts w:ascii="Times New Roman" w:hAnsi="Times New Roman"/>
-        </w:rPr>
-        <w:t xml:space="preserve">. A student cannot reach an </w:t>
-      </w:r>
-      <w:proofErr w:type="gramStart"/>
-      <w:r>
-        <w:rPr>
-          <w:rFonts w:ascii="Times New Roman" w:hAnsi="Times New Roman"/>
-        </w:rPr>
-        <w:t>instructor</w:t>
-      </w:r>
-      <w:proofErr w:type="gramEnd"/>
-      <w:r>
-        <w:rPr>
-          <w:rFonts w:ascii="Times New Roman" w:hAnsi="Times New Roman"/>
-        </w:rPr>
-        <w:t xml:space="preserve"> action by fiddling with the page, because the action runs on the server</w:t>
+        <w:t xml:space="preserve"> let only the server touch the database and the secret keys. The browser never sees a database credential or an API key. That is what gives the access checks teeth. A student cannot reach an instructor action by fiddling with the page, because the action runs on the server</w:t>
       </w:r>
       <w:r>
         <w:rPr>
@@ -3267,89 +2963,43 @@
         <w:spacing w:after="0" w:line="240" w:lineRule="auto"/>
         <w:ind w:left="200"/>
       </w:pPr>
-      <w:proofErr w:type="gramStart"/>
-      <w:r>
-        <w:rPr>
-          <w:rFonts w:ascii="Courier New" w:hAnsi="Courier New"/>
-          <w:sz w:val="20"/>
-          <w:szCs w:val="20"/>
-        </w:rPr>
-        <w:t>flowchart</w:t>
-      </w:r>
-      <w:proofErr w:type="gramEnd"/>
-      <w:r>
-        <w:rPr>
-          <w:rFonts w:ascii="Courier New" w:hAnsi="Courier New"/>
-          <w:sz w:val="20"/>
-          <w:szCs w:val="20"/>
-        </w:rPr>
-        <w:t xml:space="preserve"> TB</w:t>
-      </w:r>
-    </w:p>
-    <w:p>
-      <w:pPr>
-        <w:shd w:val="clear" w:color="auto" w:fill="F2F2F2"/>
-        <w:spacing w:after="0" w:line="240" w:lineRule="auto"/>
-        <w:ind w:left="200"/>
-      </w:pPr>
-      <w:r>
-        <w:rPr>
-          <w:rFonts w:ascii="Courier New" w:hAnsi="Courier New"/>
-          <w:sz w:val="20"/>
-          <w:szCs w:val="20"/>
-        </w:rPr>
-        <w:t xml:space="preserve">    subgraph </w:t>
-      </w:r>
-      <w:proofErr w:type="gramStart"/>
-      <w:r>
-        <w:rPr>
-          <w:rFonts w:ascii="Courier New" w:hAnsi="Courier New"/>
-          <w:sz w:val="20"/>
-          <w:szCs w:val="20"/>
-        </w:rPr>
-        <w:t>Client[</w:t>
-      </w:r>
-      <w:proofErr w:type="gramEnd"/>
-      <w:r>
-        <w:rPr>
-          <w:rFonts w:ascii="Courier New" w:hAnsi="Courier New"/>
-          <w:sz w:val="20"/>
-          <w:szCs w:val="20"/>
-        </w:rPr>
-        <w:t>Presentation Tier - Browser]</w:t>
-      </w:r>
-    </w:p>
-    <w:p>
-      <w:pPr>
-        <w:shd w:val="clear" w:color="auto" w:fill="F2F2F2"/>
-        <w:spacing w:after="0" w:line="240" w:lineRule="auto"/>
-        <w:ind w:left="200"/>
-      </w:pPr>
-      <w:r>
-        <w:rPr>
-          <w:rFonts w:ascii="Courier New" w:hAnsi="Courier New"/>
-          <w:sz w:val="20"/>
-          <w:szCs w:val="20"/>
-        </w:rPr>
-        <w:t xml:space="preserve">      </w:t>
-      </w:r>
-      <w:proofErr w:type="gramStart"/>
-      <w:r>
-        <w:rPr>
-          <w:rFonts w:ascii="Courier New" w:hAnsi="Courier New"/>
-          <w:sz w:val="20"/>
-          <w:szCs w:val="20"/>
-        </w:rPr>
-        <w:t>UI[</w:t>
-      </w:r>
-      <w:proofErr w:type="gramEnd"/>
-      <w:r>
-        <w:rPr>
-          <w:rFonts w:ascii="Courier New" w:hAnsi="Courier New"/>
-          <w:sz w:val="20"/>
-          <w:szCs w:val="20"/>
-        </w:rPr>
-        <w:t>Pages, Forms, React Components]</w:t>
+      <w:r>
+        <w:rPr>
+          <w:rFonts w:ascii="Courier New" w:hAnsi="Courier New"/>
+          <w:sz w:val="20"/>
+          <w:szCs w:val="20"/>
+        </w:rPr>
+        <w:t>flowchart TB</w:t>
+      </w:r>
+    </w:p>
+    <w:p>
+      <w:pPr>
+        <w:shd w:val="clear" w:color="auto" w:fill="F2F2F2"/>
+        <w:spacing w:after="0" w:line="240" w:lineRule="auto"/>
+        <w:ind w:left="200"/>
+      </w:pPr>
+      <w:r>
+        <w:rPr>
+          <w:rFonts w:ascii="Courier New" w:hAnsi="Courier New"/>
+          <w:sz w:val="20"/>
+          <w:szCs w:val="20"/>
+        </w:rPr>
+        <w:t xml:space="preserve">    subgraph Client[Presentation Tier - Browser]</w:t>
+      </w:r>
+    </w:p>
+    <w:p>
+      <w:pPr>
+        <w:shd w:val="clear" w:color="auto" w:fill="F2F2F2"/>
+        <w:spacing w:after="0" w:line="240" w:lineRule="auto"/>
+        <w:ind w:left="200"/>
+      </w:pPr>
+      <w:r>
+        <w:rPr>
+          <w:rFonts w:ascii="Courier New" w:hAnsi="Courier New"/>
+          <w:sz w:val="20"/>
+          <w:szCs w:val="20"/>
+        </w:rPr>
+        <w:t xml:space="preserve">      UI[Pages, Forms, React Components]</w:t>
       </w:r>
     </w:p>
     <w:p>
@@ -3379,190 +3029,82 @@
           <w:sz w:val="20"/>
           <w:szCs w:val="20"/>
         </w:rPr>
-        <w:t xml:space="preserve">    subgraph </w:t>
-      </w:r>
-      <w:proofErr w:type="gramStart"/>
-      <w:r>
-        <w:rPr>
-          <w:rFonts w:ascii="Courier New" w:hAnsi="Courier New"/>
-          <w:sz w:val="20"/>
-          <w:szCs w:val="20"/>
-        </w:rPr>
-        <w:t>Server[</w:t>
-      </w:r>
-      <w:proofErr w:type="gramEnd"/>
-      <w:r>
-        <w:rPr>
-          <w:rFonts w:ascii="Courier New" w:hAnsi="Courier New"/>
-          <w:sz w:val="20"/>
-          <w:szCs w:val="20"/>
-        </w:rPr>
-        <w:t>Application Tier - Next.js Server]</w:t>
-      </w:r>
-    </w:p>
-    <w:p>
-      <w:pPr>
-        <w:shd w:val="clear" w:color="auto" w:fill="F2F2F2"/>
-        <w:spacing w:after="0" w:line="240" w:lineRule="auto"/>
-        <w:ind w:left="200"/>
-      </w:pPr>
-      <w:r>
-        <w:rPr>
-          <w:rFonts w:ascii="Courier New" w:hAnsi="Courier New"/>
-          <w:sz w:val="20"/>
-          <w:szCs w:val="20"/>
-        </w:rPr>
-        <w:t xml:space="preserve">      </w:t>
-      </w:r>
-      <w:proofErr w:type="gramStart"/>
-      <w:r>
-        <w:rPr>
-          <w:rFonts w:ascii="Courier New" w:hAnsi="Courier New"/>
-          <w:sz w:val="20"/>
-          <w:szCs w:val="20"/>
-        </w:rPr>
-        <w:t>MW[</w:t>
-      </w:r>
-      <w:proofErr w:type="gramEnd"/>
-      <w:r>
-        <w:rPr>
-          <w:rFonts w:ascii="Courier New" w:hAnsi="Courier New"/>
-          <w:sz w:val="20"/>
-          <w:szCs w:val="20"/>
-        </w:rPr>
-        <w:t>Middleware: role-based route guard]</w:t>
-      </w:r>
-    </w:p>
-    <w:p>
-      <w:pPr>
-        <w:shd w:val="clear" w:color="auto" w:fill="F2F2F2"/>
-        <w:spacing w:after="0" w:line="240" w:lineRule="auto"/>
-        <w:ind w:left="200"/>
-      </w:pPr>
-      <w:r>
-        <w:rPr>
-          <w:rFonts w:ascii="Courier New" w:hAnsi="Courier New"/>
-          <w:sz w:val="20"/>
-          <w:szCs w:val="20"/>
-        </w:rPr>
-        <w:t xml:space="preserve">      </w:t>
-      </w:r>
-      <w:proofErr w:type="gramStart"/>
-      <w:r>
-        <w:rPr>
-          <w:rFonts w:ascii="Courier New" w:hAnsi="Courier New"/>
-          <w:sz w:val="20"/>
-          <w:szCs w:val="20"/>
-        </w:rPr>
-        <w:t>SC[</w:t>
-      </w:r>
-      <w:proofErr w:type="gramEnd"/>
-      <w:r>
-        <w:rPr>
-          <w:rFonts w:ascii="Courier New" w:hAnsi="Courier New"/>
-          <w:sz w:val="20"/>
-          <w:szCs w:val="20"/>
-        </w:rPr>
-        <w:t>Server Components]</w:t>
-      </w:r>
-    </w:p>
-    <w:p>
-      <w:pPr>
-        <w:shd w:val="clear" w:color="auto" w:fill="F2F2F2"/>
-        <w:spacing w:after="0" w:line="240" w:lineRule="auto"/>
-        <w:ind w:left="200"/>
-      </w:pPr>
-      <w:r>
-        <w:rPr>
-          <w:rFonts w:ascii="Courier New" w:hAnsi="Courier New"/>
-          <w:sz w:val="20"/>
-          <w:szCs w:val="20"/>
-        </w:rPr>
-        <w:t xml:space="preserve">      </w:t>
-      </w:r>
-      <w:proofErr w:type="gramStart"/>
-      <w:r>
-        <w:rPr>
-          <w:rFonts w:ascii="Courier New" w:hAnsi="Courier New"/>
-          <w:sz w:val="20"/>
-          <w:szCs w:val="20"/>
-        </w:rPr>
-        <w:t>SA[</w:t>
-      </w:r>
-      <w:proofErr w:type="gramEnd"/>
-      <w:r>
-        <w:rPr>
-          <w:rFonts w:ascii="Courier New" w:hAnsi="Courier New"/>
-          <w:sz w:val="20"/>
-          <w:szCs w:val="20"/>
-        </w:rPr>
-        <w:t>Server Actions]</w:t>
-      </w:r>
-    </w:p>
-    <w:p>
-      <w:pPr>
-        <w:shd w:val="clear" w:color="auto" w:fill="F2F2F2"/>
-        <w:spacing w:after="0" w:line="240" w:lineRule="auto"/>
-        <w:ind w:left="200"/>
-      </w:pPr>
-      <w:r>
-        <w:rPr>
-          <w:rFonts w:ascii="Courier New" w:hAnsi="Courier New"/>
-          <w:sz w:val="20"/>
-          <w:szCs w:val="20"/>
-        </w:rPr>
-        <w:t xml:space="preserve">      </w:t>
-      </w:r>
-      <w:proofErr w:type="gramStart"/>
-      <w:r>
-        <w:rPr>
-          <w:rFonts w:ascii="Courier New" w:hAnsi="Courier New"/>
-          <w:sz w:val="20"/>
-          <w:szCs w:val="20"/>
-        </w:rPr>
-        <w:t>API[</w:t>
-      </w:r>
-      <w:proofErr w:type="gramEnd"/>
-      <w:r>
-        <w:rPr>
-          <w:rFonts w:ascii="Courier New" w:hAnsi="Courier New"/>
-          <w:sz w:val="20"/>
-          <w:szCs w:val="20"/>
-        </w:rPr>
-        <w:t>API Routes: webhook, polling, files]</w:t>
-      </w:r>
-    </w:p>
-    <w:p>
-      <w:pPr>
-        <w:shd w:val="clear" w:color="auto" w:fill="F2F2F2"/>
-        <w:spacing w:after="0" w:line="240" w:lineRule="auto"/>
-        <w:ind w:left="200"/>
-      </w:pPr>
-      <w:r>
-        <w:rPr>
-          <w:rFonts w:ascii="Courier New" w:hAnsi="Courier New"/>
-          <w:sz w:val="20"/>
-          <w:szCs w:val="20"/>
-        </w:rPr>
-        <w:t xml:space="preserve">      </w:t>
-      </w:r>
-      <w:proofErr w:type="gramStart"/>
-      <w:r>
-        <w:rPr>
-          <w:rFonts w:ascii="Courier New" w:hAnsi="Courier New"/>
-          <w:sz w:val="20"/>
-          <w:szCs w:val="20"/>
-        </w:rPr>
-        <w:t>SVC[</w:t>
-      </w:r>
-      <w:proofErr w:type="gramEnd"/>
-      <w:r>
-        <w:rPr>
-          <w:rFonts w:ascii="Courier New" w:hAnsi="Courier New"/>
-          <w:sz w:val="20"/>
-          <w:szCs w:val="20"/>
-        </w:rPr>
-        <w:t>Domain Services and Validation]</w:t>
+        <w:t xml:space="preserve">    subgraph Server[Application Tier - Next.js Server]</w:t>
+      </w:r>
+    </w:p>
+    <w:p>
+      <w:pPr>
+        <w:shd w:val="clear" w:color="auto" w:fill="F2F2F2"/>
+        <w:spacing w:after="0" w:line="240" w:lineRule="auto"/>
+        <w:ind w:left="200"/>
+      </w:pPr>
+      <w:r>
+        <w:rPr>
+          <w:rFonts w:ascii="Courier New" w:hAnsi="Courier New"/>
+          <w:sz w:val="20"/>
+          <w:szCs w:val="20"/>
+        </w:rPr>
+        <w:t xml:space="preserve">      MW[Middleware: role-based route guard]</w:t>
+      </w:r>
+    </w:p>
+    <w:p>
+      <w:pPr>
+        <w:shd w:val="clear" w:color="auto" w:fill="F2F2F2"/>
+        <w:spacing w:after="0" w:line="240" w:lineRule="auto"/>
+        <w:ind w:left="200"/>
+      </w:pPr>
+      <w:r>
+        <w:rPr>
+          <w:rFonts w:ascii="Courier New" w:hAnsi="Courier New"/>
+          <w:sz w:val="20"/>
+          <w:szCs w:val="20"/>
+        </w:rPr>
+        <w:t xml:space="preserve">      SC[Server Components]</w:t>
+      </w:r>
+    </w:p>
+    <w:p>
+      <w:pPr>
+        <w:shd w:val="clear" w:color="auto" w:fill="F2F2F2"/>
+        <w:spacing w:after="0" w:line="240" w:lineRule="auto"/>
+        <w:ind w:left="200"/>
+      </w:pPr>
+      <w:r>
+        <w:rPr>
+          <w:rFonts w:ascii="Courier New" w:hAnsi="Courier New"/>
+          <w:sz w:val="20"/>
+          <w:szCs w:val="20"/>
+        </w:rPr>
+        <w:t xml:space="preserve">      SA[Server Actions]</w:t>
+      </w:r>
+    </w:p>
+    <w:p>
+      <w:pPr>
+        <w:shd w:val="clear" w:color="auto" w:fill="F2F2F2"/>
+        <w:spacing w:after="0" w:line="240" w:lineRule="auto"/>
+        <w:ind w:left="200"/>
+      </w:pPr>
+      <w:r>
+        <w:rPr>
+          <w:rFonts w:ascii="Courier New" w:hAnsi="Courier New"/>
+          <w:sz w:val="20"/>
+          <w:szCs w:val="20"/>
+        </w:rPr>
+        <w:t xml:space="preserve">      API[API Routes: webhook, polling, files]</w:t>
+      </w:r>
+    </w:p>
+    <w:p>
+      <w:pPr>
+        <w:shd w:val="clear" w:color="auto" w:fill="F2F2F2"/>
+        <w:spacing w:after="0" w:line="240" w:lineRule="auto"/>
+        <w:ind w:left="200"/>
+      </w:pPr>
+      <w:r>
+        <w:rPr>
+          <w:rFonts w:ascii="Courier New" w:hAnsi="Courier New"/>
+          <w:sz w:val="20"/>
+          <w:szCs w:val="20"/>
+        </w:rPr>
+        <w:t xml:space="preserve">      SVC[Domain Services and Validation]</w:t>
       </w:r>
     </w:p>
     <w:p>
@@ -3592,58 +3134,22 @@
           <w:sz w:val="20"/>
           <w:szCs w:val="20"/>
         </w:rPr>
-        <w:t xml:space="preserve">    subgraph </w:t>
-      </w:r>
-      <w:proofErr w:type="gramStart"/>
-      <w:r>
-        <w:rPr>
-          <w:rFonts w:ascii="Courier New" w:hAnsi="Courier New"/>
-          <w:sz w:val="20"/>
-          <w:szCs w:val="20"/>
-        </w:rPr>
-        <w:t>Data[</w:t>
-      </w:r>
-      <w:proofErr w:type="gramEnd"/>
-      <w:r>
-        <w:rPr>
-          <w:rFonts w:ascii="Courier New" w:hAnsi="Courier New"/>
-          <w:sz w:val="20"/>
-          <w:szCs w:val="20"/>
-        </w:rPr>
-        <w:t>Data Tier]</w:t>
-      </w:r>
-    </w:p>
-    <w:p>
-      <w:pPr>
-        <w:shd w:val="clear" w:color="auto" w:fill="F2F2F2"/>
-        <w:spacing w:after="0" w:line="240" w:lineRule="auto"/>
-        <w:ind w:left="200"/>
-      </w:pPr>
-      <w:r>
-        <w:rPr>
-          <w:rFonts w:ascii="Courier New" w:hAnsi="Courier New"/>
-          <w:sz w:val="20"/>
-          <w:szCs w:val="20"/>
-        </w:rPr>
-        <w:t xml:space="preserve">      </w:t>
-      </w:r>
-      <w:proofErr w:type="gramStart"/>
-      <w:r>
-        <w:rPr>
-          <w:rFonts w:ascii="Courier New" w:hAnsi="Courier New"/>
-          <w:sz w:val="20"/>
-          <w:szCs w:val="20"/>
-        </w:rPr>
-        <w:t>DB[</w:t>
-      </w:r>
-      <w:proofErr w:type="gramEnd"/>
-      <w:r>
-        <w:rPr>
-          <w:rFonts w:ascii="Courier New" w:hAnsi="Courier New"/>
-          <w:sz w:val="20"/>
-          <w:szCs w:val="20"/>
-        </w:rPr>
-        <w:t>(PostgreSQL via Prisma)]</w:t>
+        <w:t xml:space="preserve">    subgraph Data[Data Tier]</w:t>
+      </w:r>
+    </w:p>
+    <w:p>
+      <w:pPr>
+        <w:shd w:val="clear" w:color="auto" w:fill="F2F2F2"/>
+        <w:spacing w:after="0" w:line="240" w:lineRule="auto"/>
+        <w:ind w:left="200"/>
+      </w:pPr>
+      <w:r>
+        <w:rPr>
+          <w:rFonts w:ascii="Courier New" w:hAnsi="Courier New"/>
+          <w:sz w:val="20"/>
+          <w:szCs w:val="20"/>
+        </w:rPr>
+        <w:t xml:space="preserve">      DB[(PostgreSQL via Prisma)]</w:t>
       </w:r>
     </w:p>
     <w:p>
@@ -3673,25 +3179,7 @@
           <w:sz w:val="20"/>
           <w:szCs w:val="20"/>
         </w:rPr>
-        <w:t xml:space="preserve">    EXT1[</w:t>
-      </w:r>
-      <w:proofErr w:type="spellStart"/>
-      <w:r>
-        <w:rPr>
-          <w:rFonts w:ascii="Courier New" w:hAnsi="Courier New"/>
-          <w:sz w:val="20"/>
-          <w:szCs w:val="20"/>
-        </w:rPr>
-        <w:t>Paystack</w:t>
-      </w:r>
-      <w:proofErr w:type="spellEnd"/>
-      <w:r>
-        <w:rPr>
-          <w:rFonts w:ascii="Courier New" w:hAnsi="Courier New"/>
-          <w:sz w:val="20"/>
-          <w:szCs w:val="20"/>
-        </w:rPr>
-        <w:t>]</w:t>
+        <w:t xml:space="preserve">    EXT1[Paystack]</w:t>
       </w:r>
     </w:p>
     <w:p>
@@ -3988,35 +3476,7 @@
         <w:rPr>
           <w:rFonts w:ascii="Times New Roman" w:hAnsi="Times New Roman"/>
         </w:rPr>
-        <w:t xml:space="preserve">The data model is relational and </w:t>
-      </w:r>
-      <w:proofErr w:type="spellStart"/>
-      <w:r>
-        <w:rPr>
-          <w:rFonts w:ascii="Times New Roman" w:hAnsi="Times New Roman"/>
-        </w:rPr>
-        <w:t>normalised</w:t>
-      </w:r>
-      <w:proofErr w:type="spellEnd"/>
-      <w:r>
-        <w:rPr>
-          <w:rFonts w:ascii="Times New Roman" w:hAnsi="Times New Roman"/>
-        </w:rPr>
-        <w:t xml:space="preserve">. At its </w:t>
-      </w:r>
-      <w:proofErr w:type="spellStart"/>
-      <w:r>
-        <w:rPr>
-          <w:rFonts w:ascii="Times New Roman" w:hAnsi="Times New Roman"/>
-        </w:rPr>
-        <w:t>centre</w:t>
-      </w:r>
-      <w:proofErr w:type="spellEnd"/>
-      <w:r>
-        <w:rPr>
-          <w:rFonts w:ascii="Times New Roman" w:hAnsi="Times New Roman"/>
-        </w:rPr>
-        <w:t xml:space="preserve"> is the </w:t>
+        <w:t xml:space="preserve">The data model is relational and normalised. At its centre is the </w:t>
       </w:r>
       <w:r>
         <w:rPr>
@@ -4031,7 +3491,6 @@
         </w:rPr>
         <w:t xml:space="preserve">, which carries a role (student, instructor, or admin) and a status (active, suspended, or banned). An instructor has one </w:t>
       </w:r>
-      <w:proofErr w:type="spellStart"/>
       <w:r>
         <w:rPr>
           <w:rFonts w:ascii="Times New Roman" w:hAnsi="Times New Roman"/>
@@ -4039,7 +3498,6 @@
         </w:rPr>
         <w:t>InstructorProfile</w:t>
       </w:r>
-      <w:proofErr w:type="spellEnd"/>
       <w:r>
         <w:rPr>
           <w:rFonts w:ascii="Times New Roman" w:hAnsi="Times New Roman"/>
@@ -4117,7 +3575,6 @@
         </w:rPr>
         <w:t xml:space="preserve"> links a user to a course and stores progress; </w:t>
       </w:r>
-      <w:proofErr w:type="spellStart"/>
       <w:r>
         <w:rPr>
           <w:rFonts w:ascii="Times New Roman" w:hAnsi="Times New Roman"/>
@@ -4125,7 +3582,6 @@
         </w:rPr>
         <w:t>LessonProgress</w:t>
       </w:r>
-      <w:proofErr w:type="spellEnd"/>
       <w:r>
         <w:rPr>
           <w:rFonts w:ascii="Times New Roman" w:hAnsi="Times New Roman"/>
@@ -4157,7 +3613,6 @@
         </w:rPr>
         <w:t xml:space="preserve"> feeds the </w:t>
       </w:r>
-      <w:proofErr w:type="spellStart"/>
       <w:r>
         <w:rPr>
           <w:rFonts w:ascii="Times New Roman" w:hAnsi="Times New Roman"/>
@@ -4165,7 +3620,6 @@
         </w:rPr>
         <w:t>EarningsLedger</w:t>
       </w:r>
-      <w:proofErr w:type="spellEnd"/>
       <w:r>
         <w:rPr>
           <w:rFonts w:ascii="Times New Roman" w:hAnsi="Times New Roman"/>
@@ -4217,7 +3671,6 @@
         </w:rPr>
         <w:t xml:space="preserve"> </w:t>
       </w:r>
-      <w:proofErr w:type="spellStart"/>
       <w:r>
         <w:rPr>
           <w:rFonts w:ascii="Times New Roman" w:hAnsi="Times New Roman"/>
@@ -4225,7 +3678,6 @@
         </w:rPr>
         <w:t>QuizAttempt</w:t>
       </w:r>
-      <w:proofErr w:type="spellEnd"/>
       <w:r>
         <w:rPr>
           <w:rFonts w:ascii="Times New Roman" w:hAnsi="Times New Roman"/>
@@ -4245,7 +3697,6 @@
         </w:rPr>
         <w:t xml:space="preserve"> and </w:t>
       </w:r>
-      <w:proofErr w:type="spellStart"/>
       <w:r>
         <w:rPr>
           <w:rFonts w:ascii="Times New Roman" w:hAnsi="Times New Roman"/>
@@ -4253,7 +3704,6 @@
         </w:rPr>
         <w:t>ReviewReply</w:t>
       </w:r>
-      <w:proofErr w:type="spellEnd"/>
       <w:r>
         <w:rPr>
           <w:rFonts w:ascii="Times New Roman" w:hAnsi="Times New Roman"/>
@@ -4318,7 +3768,6 @@
         </w:rPr>
         <w:t xml:space="preserve"> </w:t>
       </w:r>
-      <w:proofErr w:type="spellStart"/>
       <w:r>
         <w:rPr>
           <w:rFonts w:ascii="Times New Roman" w:hAnsi="Times New Roman"/>
@@ -4326,7 +3775,6 @@
         </w:rPr>
         <w:t>AuditLog</w:t>
       </w:r>
-      <w:proofErr w:type="spellEnd"/>
       <w:r>
         <w:rPr>
           <w:rFonts w:ascii="Times New Roman" w:hAnsi="Times New Roman"/>
@@ -4345,7 +3793,6 @@
         </w:rPr>
         <w:t xml:space="preserve"> governance features. Supporting tables (</w:t>
       </w:r>
-      <w:proofErr w:type="spellStart"/>
       <w:r>
         <w:rPr>
           <w:rFonts w:ascii="Times New Roman" w:hAnsi="Times New Roman"/>
@@ -4353,14 +3800,12 @@
         </w:rPr>
         <w:t>EmailVerification</w:t>
       </w:r>
-      <w:proofErr w:type="spellEnd"/>
       <w:r>
         <w:rPr>
           <w:rFonts w:ascii="Times New Roman" w:hAnsi="Times New Roman"/>
         </w:rPr>
         <w:t xml:space="preserve">, </w:t>
       </w:r>
-      <w:proofErr w:type="spellStart"/>
       <w:r>
         <w:rPr>
           <w:rFonts w:ascii="Times New Roman" w:hAnsi="Times New Roman"/>
@@ -4368,14 +3813,12 @@
         </w:rPr>
         <w:t>PasswordResetToken</w:t>
       </w:r>
-      <w:proofErr w:type="spellEnd"/>
       <w:r>
         <w:rPr>
           <w:rFonts w:ascii="Times New Roman" w:hAnsi="Times New Roman"/>
         </w:rPr>
         <w:t xml:space="preserve">, </w:t>
       </w:r>
-      <w:proofErr w:type="spellStart"/>
       <w:r>
         <w:rPr>
           <w:rFonts w:ascii="Times New Roman" w:hAnsi="Times New Roman"/>
@@ -4383,14 +3826,12 @@
         </w:rPr>
         <w:t>RateLimitRecord</w:t>
       </w:r>
-      <w:proofErr w:type="spellEnd"/>
       <w:r>
         <w:rPr>
           <w:rFonts w:ascii="Times New Roman" w:hAnsi="Times New Roman"/>
         </w:rPr>
         <w:t xml:space="preserve">, </w:t>
       </w:r>
-      <w:proofErr w:type="spellStart"/>
       <w:r>
         <w:rPr>
           <w:rFonts w:ascii="Times New Roman" w:hAnsi="Times New Roman"/>
@@ -4398,7 +3839,6 @@
         </w:rPr>
         <w:t>SystemSetting</w:t>
       </w:r>
-      <w:proofErr w:type="spellEnd"/>
       <w:r>
         <w:rPr>
           <w:rFonts w:ascii="Times New Roman" w:hAnsi="Times New Roman"/>
@@ -4453,7 +3893,6 @@
         <w:spacing w:after="0" w:line="240" w:lineRule="auto"/>
         <w:ind w:left="200"/>
       </w:pPr>
-      <w:proofErr w:type="spellStart"/>
       <w:r>
         <w:rPr>
           <w:rFonts w:ascii="Courier New" w:hAnsi="Courier New"/>
@@ -4462,417 +3901,170 @@
         </w:rPr>
         <w:t>erDiagram</w:t>
       </w:r>
-      <w:proofErr w:type="spellEnd"/>
-    </w:p>
-    <w:p>
-      <w:pPr>
-        <w:shd w:val="clear" w:color="auto" w:fill="F2F2F2"/>
-        <w:spacing w:after="0" w:line="240" w:lineRule="auto"/>
-        <w:ind w:left="200"/>
-      </w:pPr>
-      <w:r>
-        <w:rPr>
-          <w:rFonts w:ascii="Courier New" w:hAnsi="Courier New"/>
-          <w:sz w:val="20"/>
-          <w:szCs w:val="20"/>
-        </w:rPr>
-        <w:t xml:space="preserve">    USER ||--o| INSTRUCTOR_</w:t>
-      </w:r>
-      <w:proofErr w:type="gramStart"/>
-      <w:r>
-        <w:rPr>
-          <w:rFonts w:ascii="Courier New" w:hAnsi="Courier New"/>
-          <w:sz w:val="20"/>
-          <w:szCs w:val="20"/>
-        </w:rPr>
-        <w:t>PROFILE :</w:t>
-      </w:r>
-      <w:proofErr w:type="gramEnd"/>
-      <w:r>
-        <w:rPr>
-          <w:rFonts w:ascii="Courier New" w:hAnsi="Courier New"/>
-          <w:sz w:val="20"/>
-          <w:szCs w:val="20"/>
-        </w:rPr>
-        <w:t xml:space="preserve"> has</w:t>
-      </w:r>
-    </w:p>
-    <w:p>
-      <w:pPr>
-        <w:shd w:val="clear" w:color="auto" w:fill="F2F2F2"/>
-        <w:spacing w:after="0" w:line="240" w:lineRule="auto"/>
-        <w:ind w:left="200"/>
-      </w:pPr>
-      <w:r>
-        <w:rPr>
-          <w:rFonts w:ascii="Courier New" w:hAnsi="Courier New"/>
-          <w:sz w:val="20"/>
-          <w:szCs w:val="20"/>
-        </w:rPr>
-        <w:t xml:space="preserve">    USER ||--</w:t>
-      </w:r>
-      <w:proofErr w:type="gramStart"/>
-      <w:r>
-        <w:rPr>
-          <w:rFonts w:ascii="Courier New" w:hAnsi="Courier New"/>
-          <w:sz w:val="20"/>
-          <w:szCs w:val="20"/>
-        </w:rPr>
-        <w:t>o{ COURSE</w:t>
-      </w:r>
-      <w:proofErr w:type="gramEnd"/>
-      <w:r>
-        <w:rPr>
-          <w:rFonts w:ascii="Courier New" w:hAnsi="Courier New"/>
-          <w:sz w:val="20"/>
-          <w:szCs w:val="20"/>
-        </w:rPr>
-        <w:t xml:space="preserve"> : </w:t>
-      </w:r>
-      <w:proofErr w:type="gramStart"/>
-      <w:r>
-        <w:rPr>
-          <w:rFonts w:ascii="Courier New" w:hAnsi="Courier New"/>
-          <w:sz w:val="20"/>
-          <w:szCs w:val="20"/>
-        </w:rPr>
-        <w:t>teaches</w:t>
-      </w:r>
-      <w:proofErr w:type="gramEnd"/>
-    </w:p>
-    <w:p>
-      <w:pPr>
-        <w:shd w:val="clear" w:color="auto" w:fill="F2F2F2"/>
-        <w:spacing w:after="0" w:line="240" w:lineRule="auto"/>
-        <w:ind w:left="200"/>
-      </w:pPr>
-      <w:r>
-        <w:rPr>
-          <w:rFonts w:ascii="Courier New" w:hAnsi="Courier New"/>
-          <w:sz w:val="20"/>
-          <w:szCs w:val="20"/>
-        </w:rPr>
-        <w:t xml:space="preserve">    USER ||--</w:t>
-      </w:r>
-      <w:proofErr w:type="gramStart"/>
-      <w:r>
-        <w:rPr>
-          <w:rFonts w:ascii="Courier New" w:hAnsi="Courier New"/>
-          <w:sz w:val="20"/>
-          <w:szCs w:val="20"/>
-        </w:rPr>
-        <w:t>o{ ENROLLMENT</w:t>
-      </w:r>
-      <w:proofErr w:type="gramEnd"/>
-      <w:r>
-        <w:rPr>
-          <w:rFonts w:ascii="Courier New" w:hAnsi="Courier New"/>
-          <w:sz w:val="20"/>
-          <w:szCs w:val="20"/>
-        </w:rPr>
-        <w:t xml:space="preserve"> : </w:t>
-      </w:r>
-      <w:proofErr w:type="spellStart"/>
-      <w:r>
-        <w:rPr>
-          <w:rFonts w:ascii="Courier New" w:hAnsi="Courier New"/>
-          <w:sz w:val="20"/>
-          <w:szCs w:val="20"/>
-        </w:rPr>
-        <w:t>enrols</w:t>
-      </w:r>
-      <w:proofErr w:type="spellEnd"/>
-    </w:p>
-    <w:p>
-      <w:pPr>
-        <w:shd w:val="clear" w:color="auto" w:fill="F2F2F2"/>
-        <w:spacing w:after="0" w:line="240" w:lineRule="auto"/>
-        <w:ind w:left="200"/>
-      </w:pPr>
-      <w:r>
-        <w:rPr>
-          <w:rFonts w:ascii="Courier New" w:hAnsi="Courier New"/>
-          <w:sz w:val="20"/>
-          <w:szCs w:val="20"/>
-        </w:rPr>
-        <w:t xml:space="preserve">    USER ||--</w:t>
-      </w:r>
-      <w:proofErr w:type="gramStart"/>
-      <w:r>
-        <w:rPr>
-          <w:rFonts w:ascii="Courier New" w:hAnsi="Courier New"/>
-          <w:sz w:val="20"/>
-          <w:szCs w:val="20"/>
-        </w:rPr>
-        <w:t>o{ PAYMENT</w:t>
-      </w:r>
-      <w:proofErr w:type="gramEnd"/>
-      <w:r>
-        <w:rPr>
-          <w:rFonts w:ascii="Courier New" w:hAnsi="Courier New"/>
-          <w:sz w:val="20"/>
-          <w:szCs w:val="20"/>
-        </w:rPr>
-        <w:t xml:space="preserve"> : makes</w:t>
-      </w:r>
-    </w:p>
-    <w:p>
-      <w:pPr>
-        <w:shd w:val="clear" w:color="auto" w:fill="F2F2F2"/>
-        <w:spacing w:after="0" w:line="240" w:lineRule="auto"/>
-        <w:ind w:left="200"/>
-      </w:pPr>
-      <w:r>
-        <w:rPr>
-          <w:rFonts w:ascii="Courier New" w:hAnsi="Courier New"/>
-          <w:sz w:val="20"/>
-          <w:szCs w:val="20"/>
-        </w:rPr>
-        <w:t xml:space="preserve">    USER ||--</w:t>
-      </w:r>
-      <w:proofErr w:type="gramStart"/>
-      <w:r>
-        <w:rPr>
-          <w:rFonts w:ascii="Courier New" w:hAnsi="Courier New"/>
-          <w:sz w:val="20"/>
-          <w:szCs w:val="20"/>
-        </w:rPr>
-        <w:t>o{ QUIZ</w:t>
-      </w:r>
-      <w:proofErr w:type="gramEnd"/>
-      <w:r>
-        <w:rPr>
-          <w:rFonts w:ascii="Courier New" w:hAnsi="Courier New"/>
-          <w:sz w:val="20"/>
-          <w:szCs w:val="20"/>
-        </w:rPr>
-        <w:t>_</w:t>
-      </w:r>
-      <w:proofErr w:type="gramStart"/>
-      <w:r>
-        <w:rPr>
-          <w:rFonts w:ascii="Courier New" w:hAnsi="Courier New"/>
-          <w:sz w:val="20"/>
-          <w:szCs w:val="20"/>
-        </w:rPr>
-        <w:t>ATTEMPT :</w:t>
-      </w:r>
-      <w:proofErr w:type="gramEnd"/>
-      <w:r>
-        <w:rPr>
-          <w:rFonts w:ascii="Courier New" w:hAnsi="Courier New"/>
-          <w:sz w:val="20"/>
-          <w:szCs w:val="20"/>
-        </w:rPr>
-        <w:t xml:space="preserve"> attempts</w:t>
-      </w:r>
-    </w:p>
-    <w:p>
-      <w:pPr>
-        <w:shd w:val="clear" w:color="auto" w:fill="F2F2F2"/>
-        <w:spacing w:after="0" w:line="240" w:lineRule="auto"/>
-        <w:ind w:left="200"/>
-      </w:pPr>
-      <w:r>
-        <w:rPr>
-          <w:rFonts w:ascii="Courier New" w:hAnsi="Courier New"/>
-          <w:sz w:val="20"/>
-          <w:szCs w:val="20"/>
-        </w:rPr>
-        <w:t xml:space="preserve">    CATEGORY ||--</w:t>
-      </w:r>
-      <w:proofErr w:type="gramStart"/>
-      <w:r>
-        <w:rPr>
-          <w:rFonts w:ascii="Courier New" w:hAnsi="Courier New"/>
-          <w:sz w:val="20"/>
-          <w:szCs w:val="20"/>
-        </w:rPr>
-        <w:t>o{ COURSE</w:t>
-      </w:r>
-      <w:proofErr w:type="gramEnd"/>
-      <w:r>
-        <w:rPr>
-          <w:rFonts w:ascii="Courier New" w:hAnsi="Courier New"/>
-          <w:sz w:val="20"/>
-          <w:szCs w:val="20"/>
-        </w:rPr>
-        <w:t xml:space="preserve"> : groups</w:t>
-      </w:r>
-    </w:p>
-    <w:p>
-      <w:pPr>
-        <w:shd w:val="clear" w:color="auto" w:fill="F2F2F2"/>
-        <w:spacing w:after="0" w:line="240" w:lineRule="auto"/>
-        <w:ind w:left="200"/>
-      </w:pPr>
-      <w:r>
-        <w:rPr>
-          <w:rFonts w:ascii="Courier New" w:hAnsi="Courier New"/>
-          <w:sz w:val="20"/>
-          <w:szCs w:val="20"/>
-        </w:rPr>
-        <w:t xml:space="preserve">    COURSE ||--</w:t>
-      </w:r>
-      <w:proofErr w:type="gramStart"/>
-      <w:r>
-        <w:rPr>
-          <w:rFonts w:ascii="Courier New" w:hAnsi="Courier New"/>
-          <w:sz w:val="20"/>
-          <w:szCs w:val="20"/>
-        </w:rPr>
-        <w:t>o{ MODULE</w:t>
-      </w:r>
-      <w:proofErr w:type="gramEnd"/>
-      <w:r>
-        <w:rPr>
-          <w:rFonts w:ascii="Courier New" w:hAnsi="Courier New"/>
-          <w:sz w:val="20"/>
-          <w:szCs w:val="20"/>
-        </w:rPr>
-        <w:t xml:space="preserve"> : contains</w:t>
-      </w:r>
-    </w:p>
-    <w:p>
-      <w:pPr>
-        <w:shd w:val="clear" w:color="auto" w:fill="F2F2F2"/>
-        <w:spacing w:after="0" w:line="240" w:lineRule="auto"/>
-        <w:ind w:left="200"/>
-      </w:pPr>
-      <w:r>
-        <w:rPr>
-          <w:rFonts w:ascii="Courier New" w:hAnsi="Courier New"/>
-          <w:sz w:val="20"/>
-          <w:szCs w:val="20"/>
-        </w:rPr>
-        <w:t xml:space="preserve">    MODULE ||--</w:t>
-      </w:r>
-      <w:proofErr w:type="gramStart"/>
-      <w:r>
-        <w:rPr>
-          <w:rFonts w:ascii="Courier New" w:hAnsi="Courier New"/>
-          <w:sz w:val="20"/>
-          <w:szCs w:val="20"/>
-        </w:rPr>
-        <w:t>o{ LESSON</w:t>
-      </w:r>
-      <w:proofErr w:type="gramEnd"/>
-      <w:r>
-        <w:rPr>
-          <w:rFonts w:ascii="Courier New" w:hAnsi="Courier New"/>
-          <w:sz w:val="20"/>
-          <w:szCs w:val="20"/>
-        </w:rPr>
-        <w:t xml:space="preserve"> : contains</w:t>
-      </w:r>
-    </w:p>
-    <w:p>
-      <w:pPr>
-        <w:shd w:val="clear" w:color="auto" w:fill="F2F2F2"/>
-        <w:spacing w:after="0" w:line="240" w:lineRule="auto"/>
-        <w:ind w:left="200"/>
-      </w:pPr>
-      <w:r>
-        <w:rPr>
-          <w:rFonts w:ascii="Courier New" w:hAnsi="Courier New"/>
-          <w:sz w:val="20"/>
-          <w:szCs w:val="20"/>
-        </w:rPr>
-        <w:t xml:space="preserve">    COURSE ||--</w:t>
-      </w:r>
-      <w:proofErr w:type="gramStart"/>
-      <w:r>
-        <w:rPr>
-          <w:rFonts w:ascii="Courier New" w:hAnsi="Courier New"/>
-          <w:sz w:val="20"/>
-          <w:szCs w:val="20"/>
-        </w:rPr>
-        <w:t>o{ ENROLLMENT</w:t>
-      </w:r>
-      <w:proofErr w:type="gramEnd"/>
-      <w:r>
-        <w:rPr>
-          <w:rFonts w:ascii="Courier New" w:hAnsi="Courier New"/>
-          <w:sz w:val="20"/>
-          <w:szCs w:val="20"/>
-        </w:rPr>
-        <w:t xml:space="preserve"> : has</w:t>
-      </w:r>
-    </w:p>
-    <w:p>
-      <w:pPr>
-        <w:shd w:val="clear" w:color="auto" w:fill="F2F2F2"/>
-        <w:spacing w:after="0" w:line="240" w:lineRule="auto"/>
-        <w:ind w:left="200"/>
-      </w:pPr>
-      <w:r>
-        <w:rPr>
-          <w:rFonts w:ascii="Courier New" w:hAnsi="Courier New"/>
-          <w:sz w:val="20"/>
-          <w:szCs w:val="20"/>
-        </w:rPr>
-        <w:t xml:space="preserve">    COURSE ||--</w:t>
-      </w:r>
-      <w:proofErr w:type="gramStart"/>
-      <w:r>
-        <w:rPr>
-          <w:rFonts w:ascii="Courier New" w:hAnsi="Courier New"/>
-          <w:sz w:val="20"/>
-          <w:szCs w:val="20"/>
-        </w:rPr>
-        <w:t>o{ PAYMENT</w:t>
-      </w:r>
-      <w:proofErr w:type="gramEnd"/>
-      <w:r>
-        <w:rPr>
-          <w:rFonts w:ascii="Courier New" w:hAnsi="Courier New"/>
-          <w:sz w:val="20"/>
-          <w:szCs w:val="20"/>
-        </w:rPr>
-        <w:t xml:space="preserve"> : </w:t>
-      </w:r>
-      <w:proofErr w:type="spellStart"/>
-      <w:r>
-        <w:rPr>
-          <w:rFonts w:ascii="Courier New" w:hAnsi="Courier New"/>
-          <w:sz w:val="20"/>
-          <w:szCs w:val="20"/>
-        </w:rPr>
-        <w:t>sold_via</w:t>
-      </w:r>
-      <w:proofErr w:type="spellEnd"/>
-    </w:p>
-    <w:p>
-      <w:pPr>
-        <w:shd w:val="clear" w:color="auto" w:fill="F2F2F2"/>
-        <w:spacing w:after="0" w:line="240" w:lineRule="auto"/>
-        <w:ind w:left="200"/>
-      </w:pPr>
-      <w:r>
-        <w:rPr>
-          <w:rFonts w:ascii="Courier New" w:hAnsi="Courier New"/>
-          <w:sz w:val="20"/>
-          <w:szCs w:val="20"/>
-        </w:rPr>
-        <w:t xml:space="preserve">    COURSE ||--</w:t>
-      </w:r>
-      <w:proofErr w:type="gramStart"/>
-      <w:r>
-        <w:rPr>
-          <w:rFonts w:ascii="Courier New" w:hAnsi="Courier New"/>
-          <w:sz w:val="20"/>
-          <w:szCs w:val="20"/>
-        </w:rPr>
-        <w:t>o{ QUIZ</w:t>
-      </w:r>
-      <w:proofErr w:type="gramEnd"/>
-      <w:r>
-        <w:rPr>
-          <w:rFonts w:ascii="Courier New" w:hAnsi="Courier New"/>
-          <w:sz w:val="20"/>
-          <w:szCs w:val="20"/>
-        </w:rPr>
-        <w:t xml:space="preserve"> : has</w:t>
+    </w:p>
+    <w:p>
+      <w:pPr>
+        <w:shd w:val="clear" w:color="auto" w:fill="F2F2F2"/>
+        <w:spacing w:after="0" w:line="240" w:lineRule="auto"/>
+        <w:ind w:left="200"/>
+      </w:pPr>
+      <w:r>
+        <w:rPr>
+          <w:rFonts w:ascii="Courier New" w:hAnsi="Courier New"/>
+          <w:sz w:val="20"/>
+          <w:szCs w:val="20"/>
+        </w:rPr>
+        <w:t xml:space="preserve">    USER ||--o| INSTRUCTOR_PROFILE : has</w:t>
+      </w:r>
+    </w:p>
+    <w:p>
+      <w:pPr>
+        <w:shd w:val="clear" w:color="auto" w:fill="F2F2F2"/>
+        <w:spacing w:after="0" w:line="240" w:lineRule="auto"/>
+        <w:ind w:left="200"/>
+      </w:pPr>
+      <w:r>
+        <w:rPr>
+          <w:rFonts w:ascii="Courier New" w:hAnsi="Courier New"/>
+          <w:sz w:val="20"/>
+          <w:szCs w:val="20"/>
+        </w:rPr>
+        <w:t xml:space="preserve">    USER ||--o{ COURSE : teaches</w:t>
+      </w:r>
+    </w:p>
+    <w:p>
+      <w:pPr>
+        <w:shd w:val="clear" w:color="auto" w:fill="F2F2F2"/>
+        <w:spacing w:after="0" w:line="240" w:lineRule="auto"/>
+        <w:ind w:left="200"/>
+      </w:pPr>
+      <w:r>
+        <w:rPr>
+          <w:rFonts w:ascii="Courier New" w:hAnsi="Courier New"/>
+          <w:sz w:val="20"/>
+          <w:szCs w:val="20"/>
+        </w:rPr>
+        <w:t xml:space="preserve">    USER ||--o{ ENROLLMENT : enrols</w:t>
+      </w:r>
+    </w:p>
+    <w:p>
+      <w:pPr>
+        <w:shd w:val="clear" w:color="auto" w:fill="F2F2F2"/>
+        <w:spacing w:after="0" w:line="240" w:lineRule="auto"/>
+        <w:ind w:left="200"/>
+      </w:pPr>
+      <w:r>
+        <w:rPr>
+          <w:rFonts w:ascii="Courier New" w:hAnsi="Courier New"/>
+          <w:sz w:val="20"/>
+          <w:szCs w:val="20"/>
+        </w:rPr>
+        <w:t xml:space="preserve">    USER ||--o{ PAYMENT : makes</w:t>
+      </w:r>
+    </w:p>
+    <w:p>
+      <w:pPr>
+        <w:shd w:val="clear" w:color="auto" w:fill="F2F2F2"/>
+        <w:spacing w:after="0" w:line="240" w:lineRule="auto"/>
+        <w:ind w:left="200"/>
+      </w:pPr>
+      <w:r>
+        <w:rPr>
+          <w:rFonts w:ascii="Courier New" w:hAnsi="Courier New"/>
+          <w:sz w:val="20"/>
+          <w:szCs w:val="20"/>
+        </w:rPr>
+        <w:t xml:space="preserve">    USER ||--o{ QUIZ_ATTEMPT : attempts</w:t>
+      </w:r>
+    </w:p>
+    <w:p>
+      <w:pPr>
+        <w:shd w:val="clear" w:color="auto" w:fill="F2F2F2"/>
+        <w:spacing w:after="0" w:line="240" w:lineRule="auto"/>
+        <w:ind w:left="200"/>
+      </w:pPr>
+      <w:r>
+        <w:rPr>
+          <w:rFonts w:ascii="Courier New" w:hAnsi="Courier New"/>
+          <w:sz w:val="20"/>
+          <w:szCs w:val="20"/>
+        </w:rPr>
+        <w:t xml:space="preserve">    CATEGORY ||--o{ COURSE : groups</w:t>
+      </w:r>
+    </w:p>
+    <w:p>
+      <w:pPr>
+        <w:shd w:val="clear" w:color="auto" w:fill="F2F2F2"/>
+        <w:spacing w:after="0" w:line="240" w:lineRule="auto"/>
+        <w:ind w:left="200"/>
+      </w:pPr>
+      <w:r>
+        <w:rPr>
+          <w:rFonts w:ascii="Courier New" w:hAnsi="Courier New"/>
+          <w:sz w:val="20"/>
+          <w:szCs w:val="20"/>
+        </w:rPr>
+        <w:t xml:space="preserve">    COURSE ||--o{ MODULE : contains</w:t>
+      </w:r>
+    </w:p>
+    <w:p>
+      <w:pPr>
+        <w:shd w:val="clear" w:color="auto" w:fill="F2F2F2"/>
+        <w:spacing w:after="0" w:line="240" w:lineRule="auto"/>
+        <w:ind w:left="200"/>
+      </w:pPr>
+      <w:r>
+        <w:rPr>
+          <w:rFonts w:ascii="Courier New" w:hAnsi="Courier New"/>
+          <w:sz w:val="20"/>
+          <w:szCs w:val="20"/>
+        </w:rPr>
+        <w:t xml:space="preserve">    MODULE ||--o{ LESSON : contains</w:t>
+      </w:r>
+    </w:p>
+    <w:p>
+      <w:pPr>
+        <w:shd w:val="clear" w:color="auto" w:fill="F2F2F2"/>
+        <w:spacing w:after="0" w:line="240" w:lineRule="auto"/>
+        <w:ind w:left="200"/>
+      </w:pPr>
+      <w:r>
+        <w:rPr>
+          <w:rFonts w:ascii="Courier New" w:hAnsi="Courier New"/>
+          <w:sz w:val="20"/>
+          <w:szCs w:val="20"/>
+        </w:rPr>
+        <w:t xml:space="preserve">    COURSE ||--o{ ENROLLMENT : has</w:t>
+      </w:r>
+    </w:p>
+    <w:p>
+      <w:pPr>
+        <w:shd w:val="clear" w:color="auto" w:fill="F2F2F2"/>
+        <w:spacing w:after="0" w:line="240" w:lineRule="auto"/>
+        <w:ind w:left="200"/>
+      </w:pPr>
+      <w:r>
+        <w:rPr>
+          <w:rFonts w:ascii="Courier New" w:hAnsi="Courier New"/>
+          <w:sz w:val="20"/>
+          <w:szCs w:val="20"/>
+        </w:rPr>
+        <w:t xml:space="preserve">    COURSE ||--o{ PAYMENT : sold_via</w:t>
+      </w:r>
+    </w:p>
+    <w:p>
+      <w:pPr>
+        <w:shd w:val="clear" w:color="auto" w:fill="F2F2F2"/>
+        <w:spacing w:after="0" w:line="240" w:lineRule="auto"/>
+        <w:ind w:left="200"/>
+      </w:pPr>
+      <w:r>
+        <w:rPr>
+          <w:rFonts w:ascii="Courier New" w:hAnsi="Courier New"/>
+          <w:sz w:val="20"/>
+          <w:szCs w:val="20"/>
+        </w:rPr>
+        <w:t xml:space="preserve">    COURSE ||--o{ QUIZ : has</w:t>
       </w:r>
     </w:p>
     <w:p>
@@ -4888,170 +4080,52 @@
           <w:szCs w:val="20"/>
         </w:rPr>
         <w:lastRenderedPageBreak/>
-        <w:t xml:space="preserve">    QUIZ ||--</w:t>
-      </w:r>
-      <w:proofErr w:type="gramStart"/>
-      <w:r>
-        <w:rPr>
-          <w:rFonts w:ascii="Courier New" w:hAnsi="Courier New"/>
-          <w:sz w:val="20"/>
-          <w:szCs w:val="20"/>
-        </w:rPr>
-        <w:t>o{ QUESTION</w:t>
-      </w:r>
-      <w:proofErr w:type="gramEnd"/>
-      <w:r>
-        <w:rPr>
-          <w:rFonts w:ascii="Courier New" w:hAnsi="Courier New"/>
-          <w:sz w:val="20"/>
-          <w:szCs w:val="20"/>
-        </w:rPr>
-        <w:t xml:space="preserve"> : contains</w:t>
-      </w:r>
-    </w:p>
-    <w:p>
-      <w:pPr>
-        <w:shd w:val="clear" w:color="auto" w:fill="F2F2F2"/>
-        <w:spacing w:after="0" w:line="240" w:lineRule="auto"/>
-        <w:ind w:left="200"/>
-      </w:pPr>
-      <w:r>
-        <w:rPr>
-          <w:rFonts w:ascii="Courier New" w:hAnsi="Courier New"/>
-          <w:sz w:val="20"/>
-          <w:szCs w:val="20"/>
-        </w:rPr>
-        <w:t xml:space="preserve">    QUIZ ||--</w:t>
-      </w:r>
-      <w:proofErr w:type="gramStart"/>
-      <w:r>
-        <w:rPr>
-          <w:rFonts w:ascii="Courier New" w:hAnsi="Courier New"/>
-          <w:sz w:val="20"/>
-          <w:szCs w:val="20"/>
-        </w:rPr>
-        <w:t>o{ QUIZ</w:t>
-      </w:r>
-      <w:proofErr w:type="gramEnd"/>
-      <w:r>
-        <w:rPr>
-          <w:rFonts w:ascii="Courier New" w:hAnsi="Courier New"/>
-          <w:sz w:val="20"/>
-          <w:szCs w:val="20"/>
-        </w:rPr>
-        <w:t>_</w:t>
-      </w:r>
-      <w:proofErr w:type="gramStart"/>
-      <w:r>
-        <w:rPr>
-          <w:rFonts w:ascii="Courier New" w:hAnsi="Courier New"/>
-          <w:sz w:val="20"/>
-          <w:szCs w:val="20"/>
-        </w:rPr>
-        <w:t>ATTEMPT :</w:t>
-      </w:r>
-      <w:proofErr w:type="gramEnd"/>
-      <w:r>
-        <w:rPr>
-          <w:rFonts w:ascii="Courier New" w:hAnsi="Courier New"/>
-          <w:sz w:val="20"/>
-          <w:szCs w:val="20"/>
-        </w:rPr>
-        <w:t xml:space="preserve"> </w:t>
-      </w:r>
-      <w:proofErr w:type="spellStart"/>
-      <w:r>
-        <w:rPr>
-          <w:rFonts w:ascii="Courier New" w:hAnsi="Courier New"/>
-          <w:sz w:val="20"/>
-          <w:szCs w:val="20"/>
-        </w:rPr>
-        <w:t>graded_as</w:t>
-      </w:r>
-      <w:proofErr w:type="spellEnd"/>
-    </w:p>
-    <w:p>
-      <w:pPr>
-        <w:shd w:val="clear" w:color="auto" w:fill="F2F2F2"/>
-        <w:spacing w:after="0" w:line="240" w:lineRule="auto"/>
-        <w:ind w:left="200"/>
-      </w:pPr>
-      <w:r>
-        <w:rPr>
-          <w:rFonts w:ascii="Courier New" w:hAnsi="Courier New"/>
-          <w:sz w:val="20"/>
-          <w:szCs w:val="20"/>
-        </w:rPr>
-        <w:t xml:space="preserve">    COURSE ||--</w:t>
-      </w:r>
-      <w:proofErr w:type="gramStart"/>
-      <w:r>
-        <w:rPr>
-          <w:rFonts w:ascii="Courier New" w:hAnsi="Courier New"/>
-          <w:sz w:val="20"/>
-          <w:szCs w:val="20"/>
-        </w:rPr>
-        <w:t>o{ REVIEW</w:t>
-      </w:r>
-      <w:proofErr w:type="gramEnd"/>
-      <w:r>
-        <w:rPr>
-          <w:rFonts w:ascii="Courier New" w:hAnsi="Courier New"/>
-          <w:sz w:val="20"/>
-          <w:szCs w:val="20"/>
-        </w:rPr>
-        <w:t xml:space="preserve"> : receives</w:t>
-      </w:r>
-    </w:p>
-    <w:p>
-      <w:pPr>
-        <w:shd w:val="clear" w:color="auto" w:fill="F2F2F2"/>
-        <w:spacing w:after="0" w:line="240" w:lineRule="auto"/>
-        <w:ind w:left="200"/>
-      </w:pPr>
-      <w:r>
-        <w:rPr>
-          <w:rFonts w:ascii="Courier New" w:hAnsi="Courier New"/>
-          <w:sz w:val="20"/>
-          <w:szCs w:val="20"/>
-        </w:rPr>
-        <w:t xml:space="preserve">    ENROLLMENT ||--</w:t>
-      </w:r>
-      <w:proofErr w:type="gramStart"/>
-      <w:r>
-        <w:rPr>
-          <w:rFonts w:ascii="Courier New" w:hAnsi="Courier New"/>
-          <w:sz w:val="20"/>
-          <w:szCs w:val="20"/>
-        </w:rPr>
-        <w:t>o{ LESSON</w:t>
-      </w:r>
-      <w:proofErr w:type="gramEnd"/>
-      <w:r>
-        <w:rPr>
-          <w:rFonts w:ascii="Courier New" w:hAnsi="Courier New"/>
-          <w:sz w:val="20"/>
-          <w:szCs w:val="20"/>
-        </w:rPr>
-        <w:t>_</w:t>
-      </w:r>
-      <w:proofErr w:type="gramStart"/>
-      <w:r>
-        <w:rPr>
-          <w:rFonts w:ascii="Courier New" w:hAnsi="Courier New"/>
-          <w:sz w:val="20"/>
-          <w:szCs w:val="20"/>
-        </w:rPr>
-        <w:t>PROGRESS :</w:t>
-      </w:r>
-      <w:proofErr w:type="gramEnd"/>
-      <w:r>
-        <w:rPr>
-          <w:rFonts w:ascii="Courier New" w:hAnsi="Courier New"/>
-          <w:sz w:val="20"/>
-          <w:szCs w:val="20"/>
-        </w:rPr>
-        <w:t xml:space="preserve"> tracks</w:t>
+        <w:t xml:space="preserve">    QUIZ ||--o{ QUESTION : contains</w:t>
+      </w:r>
+    </w:p>
+    <w:p>
+      <w:pPr>
+        <w:shd w:val="clear" w:color="auto" w:fill="F2F2F2"/>
+        <w:spacing w:after="0" w:line="240" w:lineRule="auto"/>
+        <w:ind w:left="200"/>
+      </w:pPr>
+      <w:r>
+        <w:rPr>
+          <w:rFonts w:ascii="Courier New" w:hAnsi="Courier New"/>
+          <w:sz w:val="20"/>
+          <w:szCs w:val="20"/>
+        </w:rPr>
+        <w:t xml:space="preserve">    QUIZ ||--o{ QUIZ_ATTEMPT : graded_as</w:t>
+      </w:r>
+    </w:p>
+    <w:p>
+      <w:pPr>
+        <w:shd w:val="clear" w:color="auto" w:fill="F2F2F2"/>
+        <w:spacing w:after="0" w:line="240" w:lineRule="auto"/>
+        <w:ind w:left="200"/>
+      </w:pPr>
+      <w:r>
+        <w:rPr>
+          <w:rFonts w:ascii="Courier New" w:hAnsi="Courier New"/>
+          <w:sz w:val="20"/>
+          <w:szCs w:val="20"/>
+        </w:rPr>
+        <w:t xml:space="preserve">    COURSE ||--o{ REVIEW : receives</w:t>
+      </w:r>
+    </w:p>
+    <w:p>
+      <w:pPr>
+        <w:shd w:val="clear" w:color="auto" w:fill="F2F2F2"/>
+        <w:spacing w:after="0" w:line="240" w:lineRule="auto"/>
+        <w:ind w:left="200"/>
+      </w:pPr>
+      <w:r>
+        <w:rPr>
+          <w:rFonts w:ascii="Courier New" w:hAnsi="Courier New"/>
+          <w:sz w:val="20"/>
+          <w:szCs w:val="20"/>
+        </w:rPr>
+        <w:t xml:space="preserve">    ENROLLMENT ||--o{ LESSON_PROGRESS : tracks</w:t>
       </w:r>
     </w:p>
     <w:p>
@@ -5102,23 +4176,7 @@
         <w:rPr>
           <w:rFonts w:ascii="Times New Roman" w:hAnsi="Times New Roman"/>
         </w:rPr>
-        <w:t xml:space="preserve"> registers, browses and </w:t>
-      </w:r>
-      <w:proofErr w:type="spellStart"/>
-      <w:proofErr w:type="gramStart"/>
-      <w:r>
-        <w:rPr>
-          <w:rFonts w:ascii="Times New Roman" w:hAnsi="Times New Roman"/>
-        </w:rPr>
-        <w:t>enrols</w:t>
-      </w:r>
-      <w:proofErr w:type="spellEnd"/>
-      <w:proofErr w:type="gramEnd"/>
-      <w:r>
-        <w:rPr>
-          <w:rFonts w:ascii="Times New Roman" w:hAnsi="Times New Roman"/>
-        </w:rPr>
-        <w:t xml:space="preserve"> in courses, learns, takes quizzes, reviews courses</w:t>
+        <w:t xml:space="preserve"> registers, browses and enrols in courses, learns, takes quizzes, reviews courses</w:t>
       </w:r>
       <w:r>
         <w:rPr>
@@ -5149,79 +4207,140 @@
         <w:rPr>
           <w:rFonts w:ascii="Times New Roman" w:hAnsi="Times New Roman"/>
         </w:rPr>
+        <w:t xml:space="preserve"> and</w:t>
+      </w:r>
+      <w:r>
+        <w:rPr>
+          <w:rFonts w:ascii="Times New Roman" w:hAnsi="Times New Roman"/>
+        </w:rPr>
+        <w:t xml:space="preserve"> also applies for approval, creates and submits courses and quizzes, views earnings</w:t>
+      </w:r>
+      <w:r>
+        <w:rPr>
+          <w:rFonts w:ascii="Times New Roman" w:hAnsi="Times New Roman"/>
+        </w:rPr>
+        <w:t xml:space="preserve"> and</w:t>
+      </w:r>
+      <w:r>
+        <w:rPr>
+          <w:rFonts w:ascii="Times New Roman" w:hAnsi="Times New Roman"/>
+        </w:rPr>
+        <w:t xml:space="preserve"> requests withdrawals. An </w:t>
+      </w:r>
+      <w:r>
+        <w:rPr>
+          <w:rFonts w:ascii="Times New Roman" w:hAnsi="Times New Roman"/>
+          <w:b/>
+        </w:rPr>
+        <w:t>administrator</w:t>
+      </w:r>
+      <w:r>
+        <w:rPr>
+          <w:rFonts w:ascii="Times New Roman" w:hAnsi="Times New Roman"/>
+        </w:rPr>
+        <w:t xml:space="preserve"> governs the platform: approving instructors and courses, managing users, setting commission, processing withdrawals, posting announcements</w:t>
+      </w:r>
+      <w:r>
+        <w:rPr>
+          <w:rFonts w:ascii="Times New Roman" w:hAnsi="Times New Roman"/>
+        </w:rPr>
+        <w:t xml:space="preserve"> and</w:t>
+      </w:r>
+      <w:r>
+        <w:rPr>
+          <w:rFonts w:ascii="Times New Roman" w:hAnsi="Times New Roman"/>
+        </w:rPr>
+        <w:t xml:space="preserve"> reading the audit log.</w:t>
+      </w:r>
+    </w:p>
+    <w:p>
+      <w:pPr>
+        <w:shd w:val="clear" w:color="auto" w:fill="F2F2F2"/>
+        <w:spacing w:after="0" w:line="240" w:lineRule="auto"/>
+        <w:ind w:left="200"/>
+      </w:pPr>
+      <w:r>
+        <w:rPr>
+          <w:rFonts w:ascii="Courier New" w:hAnsi="Courier New"/>
+          <w:sz w:val="20"/>
+          <w:szCs w:val="20"/>
+        </w:rPr>
+        <w:t>Render the following as Figure 3.3 (Use Case Diagram):</w:t>
+      </w:r>
+    </w:p>
+    <w:p>
+      <w:pPr>
+        <w:shd w:val="clear" w:color="auto" w:fill="F2F2F2"/>
+        <w:spacing w:after="0" w:line="240" w:lineRule="auto"/>
+        <w:ind w:left="200"/>
+      </w:pPr>
+      <w:r>
+        <w:rPr>
+          <w:rFonts w:ascii="Courier New" w:hAnsi="Courier New"/>
+          <w:sz w:val="20"/>
+          <w:szCs w:val="20"/>
+        </w:rPr>
         <w:t xml:space="preserve"> </w:t>
       </w:r>
-      <w:proofErr w:type="gramStart"/>
-      <w:r>
-        <w:rPr>
-          <w:rFonts w:ascii="Times New Roman" w:hAnsi="Times New Roman"/>
-        </w:rPr>
-        <w:t>and</w:t>
-      </w:r>
-      <w:r>
-        <w:rPr>
-          <w:rFonts w:ascii="Times New Roman" w:hAnsi="Times New Roman"/>
-        </w:rPr>
-        <w:t xml:space="preserve"> also</w:t>
-      </w:r>
-      <w:proofErr w:type="gramEnd"/>
-      <w:r>
-        <w:rPr>
-          <w:rFonts w:ascii="Times New Roman" w:hAnsi="Times New Roman"/>
-        </w:rPr>
-        <w:t xml:space="preserve"> applies for approval, creates and submits courses and quizzes, views earnings</w:t>
-      </w:r>
-      <w:r>
-        <w:rPr>
-          <w:rFonts w:ascii="Times New Roman" w:hAnsi="Times New Roman"/>
-        </w:rPr>
-        <w:t xml:space="preserve"> and</w:t>
-      </w:r>
-      <w:r>
-        <w:rPr>
-          <w:rFonts w:ascii="Times New Roman" w:hAnsi="Times New Roman"/>
-        </w:rPr>
-        <w:t xml:space="preserve"> requests withdrawals. An </w:t>
-      </w:r>
-      <w:r>
-        <w:rPr>
-          <w:rFonts w:ascii="Times New Roman" w:hAnsi="Times New Roman"/>
-          <w:b/>
-        </w:rPr>
-        <w:t>administrator</w:t>
-      </w:r>
-      <w:r>
-        <w:rPr>
-          <w:rFonts w:ascii="Times New Roman" w:hAnsi="Times New Roman"/>
-        </w:rPr>
-        <w:t xml:space="preserve"> governs the platform: approving instructors and courses, managing users, setting commission, processing withdrawals, posting announcements</w:t>
-      </w:r>
-      <w:r>
-        <w:rPr>
-          <w:rFonts w:ascii="Times New Roman" w:hAnsi="Times New Roman"/>
-        </w:rPr>
-        <w:t xml:space="preserve"> and</w:t>
-      </w:r>
-      <w:r>
-        <w:rPr>
-          <w:rFonts w:ascii="Times New Roman" w:hAnsi="Times New Roman"/>
-        </w:rPr>
-        <w:t xml:space="preserve"> reading the audit log.</w:t>
-      </w:r>
-    </w:p>
-    <w:p>
-      <w:pPr>
-        <w:shd w:val="clear" w:color="auto" w:fill="F2F2F2"/>
-        <w:spacing w:after="0" w:line="240" w:lineRule="auto"/>
-        <w:ind w:left="200"/>
-      </w:pPr>
-      <w:r>
-        <w:rPr>
-          <w:rFonts w:ascii="Courier New" w:hAnsi="Courier New"/>
-          <w:sz w:val="20"/>
-          <w:szCs w:val="20"/>
-        </w:rPr>
-        <w:t>Render the following as Figure 3.3 (Use Case Diagram):</w:t>
+    </w:p>
+    <w:p>
+      <w:pPr>
+        <w:shd w:val="clear" w:color="auto" w:fill="F2F2F2"/>
+        <w:spacing w:after="0" w:line="240" w:lineRule="auto"/>
+        <w:ind w:left="200"/>
+      </w:pPr>
+      <w:r>
+        <w:rPr>
+          <w:rFonts w:ascii="Courier New" w:hAnsi="Courier New"/>
+          <w:sz w:val="20"/>
+          <w:szCs w:val="20"/>
+        </w:rPr>
+        <w:t>flowchart LR</w:t>
+      </w:r>
+    </w:p>
+    <w:p>
+      <w:pPr>
+        <w:shd w:val="clear" w:color="auto" w:fill="F2F2F2"/>
+        <w:spacing w:after="0" w:line="240" w:lineRule="auto"/>
+        <w:ind w:left="200"/>
+      </w:pPr>
+      <w:r>
+        <w:rPr>
+          <w:rFonts w:ascii="Courier New" w:hAnsi="Courier New"/>
+          <w:sz w:val="20"/>
+          <w:szCs w:val="20"/>
+        </w:rPr>
+        <w:t xml:space="preserve">    Student((Student))</w:t>
+      </w:r>
+    </w:p>
+    <w:p>
+      <w:pPr>
+        <w:shd w:val="clear" w:color="auto" w:fill="F2F2F2"/>
+        <w:spacing w:after="0" w:line="240" w:lineRule="auto"/>
+        <w:ind w:left="200"/>
+      </w:pPr>
+      <w:r>
+        <w:rPr>
+          <w:rFonts w:ascii="Courier New" w:hAnsi="Courier New"/>
+          <w:sz w:val="20"/>
+          <w:szCs w:val="20"/>
+        </w:rPr>
+        <w:t xml:space="preserve">    Instructor((Instructor))</w:t>
+      </w:r>
+    </w:p>
+    <w:p>
+      <w:pPr>
+        <w:shd w:val="clear" w:color="auto" w:fill="F2F2F2"/>
+        <w:spacing w:after="0" w:line="240" w:lineRule="auto"/>
+        <w:ind w:left="200"/>
+      </w:pPr>
+      <w:r>
+        <w:rPr>
+          <w:rFonts w:ascii="Courier New" w:hAnsi="Courier New"/>
+          <w:sz w:val="20"/>
+          <w:szCs w:val="20"/>
+        </w:rPr>
+        <w:t xml:space="preserve">    Admin((Administrator))</w:t>
       </w:r>
     </w:p>
     <w:p>
@@ -5251,81 +4370,6 @@
           <w:sz w:val="20"/>
           <w:szCs w:val="20"/>
         </w:rPr>
-        <w:t>flowchart LR</w:t>
-      </w:r>
-    </w:p>
-    <w:p>
-      <w:pPr>
-        <w:shd w:val="clear" w:color="auto" w:fill="F2F2F2"/>
-        <w:spacing w:after="0" w:line="240" w:lineRule="auto"/>
-        <w:ind w:left="200"/>
-      </w:pPr>
-      <w:r>
-        <w:rPr>
-          <w:rFonts w:ascii="Courier New" w:hAnsi="Courier New"/>
-          <w:sz w:val="20"/>
-          <w:szCs w:val="20"/>
-        </w:rPr>
-        <w:t xml:space="preserve">    Student((Student))</w:t>
-      </w:r>
-    </w:p>
-    <w:p>
-      <w:pPr>
-        <w:shd w:val="clear" w:color="auto" w:fill="F2F2F2"/>
-        <w:spacing w:after="0" w:line="240" w:lineRule="auto"/>
-        <w:ind w:left="200"/>
-      </w:pPr>
-      <w:r>
-        <w:rPr>
-          <w:rFonts w:ascii="Courier New" w:hAnsi="Courier New"/>
-          <w:sz w:val="20"/>
-          <w:szCs w:val="20"/>
-        </w:rPr>
-        <w:t xml:space="preserve">    Instructor((Instructor))</w:t>
-      </w:r>
-    </w:p>
-    <w:p>
-      <w:pPr>
-        <w:shd w:val="clear" w:color="auto" w:fill="F2F2F2"/>
-        <w:spacing w:after="0" w:line="240" w:lineRule="auto"/>
-        <w:ind w:left="200"/>
-      </w:pPr>
-      <w:r>
-        <w:rPr>
-          <w:rFonts w:ascii="Courier New" w:hAnsi="Courier New"/>
-          <w:sz w:val="20"/>
-          <w:szCs w:val="20"/>
-        </w:rPr>
-        <w:t xml:space="preserve">    Admin((Administrator))</w:t>
-      </w:r>
-    </w:p>
-    <w:p>
-      <w:pPr>
-        <w:shd w:val="clear" w:color="auto" w:fill="F2F2F2"/>
-        <w:spacing w:after="0" w:line="240" w:lineRule="auto"/>
-        <w:ind w:left="200"/>
-      </w:pPr>
-      <w:r>
-        <w:rPr>
-          <w:rFonts w:ascii="Courier New" w:hAnsi="Courier New"/>
-          <w:sz w:val="20"/>
-          <w:szCs w:val="20"/>
-        </w:rPr>
-        <w:t xml:space="preserve"> </w:t>
-      </w:r>
-    </w:p>
-    <w:p>
-      <w:pPr>
-        <w:shd w:val="clear" w:color="auto" w:fill="F2F2F2"/>
-        <w:spacing w:after="0" w:line="240" w:lineRule="auto"/>
-        <w:ind w:left="200"/>
-      </w:pPr>
-      <w:r>
-        <w:rPr>
-          <w:rFonts w:ascii="Courier New" w:hAnsi="Courier New"/>
-          <w:sz w:val="20"/>
-          <w:szCs w:val="20"/>
-        </w:rPr>
         <w:t xml:space="preserve">    Student --- UC1[Register / Login]</w:t>
       </w:r>
     </w:p>
@@ -5341,25 +4385,7 @@
           <w:sz w:val="20"/>
           <w:szCs w:val="20"/>
         </w:rPr>
-        <w:t xml:space="preserve">    Student --- UC2[Browse &amp; </w:t>
-      </w:r>
-      <w:proofErr w:type="spellStart"/>
-      <w:r>
-        <w:rPr>
-          <w:rFonts w:ascii="Courier New" w:hAnsi="Courier New"/>
-          <w:sz w:val="20"/>
-          <w:szCs w:val="20"/>
-        </w:rPr>
-        <w:t>Enrol</w:t>
-      </w:r>
-      <w:proofErr w:type="spellEnd"/>
-      <w:r>
-        <w:rPr>
-          <w:rFonts w:ascii="Courier New" w:hAnsi="Courier New"/>
-          <w:sz w:val="20"/>
-          <w:szCs w:val="20"/>
-        </w:rPr>
-        <w:t>]</w:t>
+        <w:t xml:space="preserve">    Student --- UC2[Browse &amp; Enrol]</w:t>
       </w:r>
     </w:p>
     <w:p>
@@ -5752,76 +4778,22 @@
           <w:sz w:val="20"/>
           <w:szCs w:val="20"/>
         </w:rPr>
-        <w:t xml:space="preserve">    </w:t>
-      </w:r>
-      <w:proofErr w:type="gramStart"/>
-      <w:r>
-        <w:rPr>
-          <w:rFonts w:ascii="Courier New" w:hAnsi="Courier New"/>
-          <w:sz w:val="20"/>
-          <w:szCs w:val="20"/>
-        </w:rPr>
-        <w:t>A[</w:t>
-      </w:r>
-      <w:proofErr w:type="gramEnd"/>
-      <w:r>
-        <w:rPr>
-          <w:rFonts w:ascii="Courier New" w:hAnsi="Courier New"/>
-          <w:sz w:val="20"/>
-          <w:szCs w:val="20"/>
-        </w:rPr>
-        <w:t xml:space="preserve">Instructor creates course - DRAFT] --&gt; </w:t>
-      </w:r>
-      <w:proofErr w:type="gramStart"/>
-      <w:r>
-        <w:rPr>
-          <w:rFonts w:ascii="Courier New" w:hAnsi="Courier New"/>
-          <w:sz w:val="20"/>
-          <w:szCs w:val="20"/>
-        </w:rPr>
-        <w:t>B[</w:t>
-      </w:r>
-      <w:proofErr w:type="gramEnd"/>
-      <w:r>
-        <w:rPr>
-          <w:rFonts w:ascii="Courier New" w:hAnsi="Courier New"/>
-          <w:sz w:val="20"/>
-          <w:szCs w:val="20"/>
-        </w:rPr>
-        <w:t>Add modules, lessons, quizzes]</w:t>
-      </w:r>
-    </w:p>
-    <w:p>
-      <w:pPr>
-        <w:shd w:val="clear" w:color="auto" w:fill="F2F2F2"/>
-        <w:spacing w:after="0" w:line="240" w:lineRule="auto"/>
-        <w:ind w:left="200"/>
-      </w:pPr>
-      <w:r>
-        <w:rPr>
-          <w:rFonts w:ascii="Courier New" w:hAnsi="Courier New"/>
-          <w:sz w:val="20"/>
-          <w:szCs w:val="20"/>
-        </w:rPr>
-        <w:t xml:space="preserve">    B --&gt; </w:t>
-      </w:r>
-      <w:proofErr w:type="gramStart"/>
-      <w:r>
-        <w:rPr>
-          <w:rFonts w:ascii="Courier New" w:hAnsi="Courier New"/>
-          <w:sz w:val="20"/>
-          <w:szCs w:val="20"/>
-        </w:rPr>
-        <w:t>C{</w:t>
-      </w:r>
-      <w:proofErr w:type="gramEnd"/>
-      <w:r>
-        <w:rPr>
-          <w:rFonts w:ascii="Courier New" w:hAnsi="Courier New"/>
-          <w:sz w:val="20"/>
-          <w:szCs w:val="20"/>
-        </w:rPr>
-        <w:t>Submit for review?}</w:t>
+        <w:t xml:space="preserve">    A[Instructor creates course - DRAFT] --&gt; B[Add modules, lessons, quizzes]</w:t>
+      </w:r>
+    </w:p>
+    <w:p>
+      <w:pPr>
+        <w:shd w:val="clear" w:color="auto" w:fill="F2F2F2"/>
+        <w:spacing w:after="0" w:line="240" w:lineRule="auto"/>
+        <w:ind w:left="200"/>
+      </w:pPr>
+      <w:r>
+        <w:rPr>
+          <w:rFonts w:ascii="Courier New" w:hAnsi="Courier New"/>
+          <w:sz w:val="20"/>
+          <w:szCs w:val="20"/>
+        </w:rPr>
+        <w:t xml:space="preserve">    B --&gt; C{Submit for review?}</w:t>
       </w:r>
     </w:p>
     <w:p>
@@ -5851,109 +4823,37 @@
           <w:sz w:val="20"/>
           <w:szCs w:val="20"/>
         </w:rPr>
-        <w:t xml:space="preserve">    C -- Yes --&gt; </w:t>
-      </w:r>
-      <w:proofErr w:type="gramStart"/>
-      <w:r>
-        <w:rPr>
-          <w:rFonts w:ascii="Courier New" w:hAnsi="Courier New"/>
-          <w:sz w:val="20"/>
-          <w:szCs w:val="20"/>
-        </w:rPr>
-        <w:t>D[</w:t>
-      </w:r>
-      <w:proofErr w:type="gramEnd"/>
-      <w:r>
-        <w:rPr>
-          <w:rFonts w:ascii="Courier New" w:hAnsi="Courier New"/>
-          <w:sz w:val="20"/>
-          <w:szCs w:val="20"/>
-        </w:rPr>
-        <w:t>Status: PENDING]</w:t>
-      </w:r>
-    </w:p>
-    <w:p>
-      <w:pPr>
-        <w:shd w:val="clear" w:color="auto" w:fill="F2F2F2"/>
-        <w:spacing w:after="0" w:line="240" w:lineRule="auto"/>
-        <w:ind w:left="200"/>
-      </w:pPr>
-      <w:r>
-        <w:rPr>
-          <w:rFonts w:ascii="Courier New" w:hAnsi="Courier New"/>
-          <w:sz w:val="20"/>
-          <w:szCs w:val="20"/>
-        </w:rPr>
-        <w:t xml:space="preserve">    D --&gt; </w:t>
-      </w:r>
-      <w:proofErr w:type="gramStart"/>
-      <w:r>
-        <w:rPr>
-          <w:rFonts w:ascii="Courier New" w:hAnsi="Courier New"/>
-          <w:sz w:val="20"/>
-          <w:szCs w:val="20"/>
-        </w:rPr>
-        <w:t>E{</w:t>
-      </w:r>
-      <w:proofErr w:type="gramEnd"/>
-      <w:r>
-        <w:rPr>
-          <w:rFonts w:ascii="Courier New" w:hAnsi="Courier New"/>
-          <w:sz w:val="20"/>
-          <w:szCs w:val="20"/>
-        </w:rPr>
-        <w:t>Admin decision}</w:t>
-      </w:r>
-    </w:p>
-    <w:p>
-      <w:pPr>
-        <w:shd w:val="clear" w:color="auto" w:fill="F2F2F2"/>
-        <w:spacing w:after="0" w:line="240" w:lineRule="auto"/>
-        <w:ind w:left="200"/>
-      </w:pPr>
-      <w:r>
-        <w:rPr>
-          <w:rFonts w:ascii="Courier New" w:hAnsi="Courier New"/>
-          <w:sz w:val="20"/>
-          <w:szCs w:val="20"/>
-        </w:rPr>
-        <w:t xml:space="preserve">    </w:t>
-      </w:r>
-      <w:proofErr w:type="spellStart"/>
-      <w:r>
-        <w:rPr>
-          <w:rFonts w:ascii="Courier New" w:hAnsi="Courier New"/>
-          <w:sz w:val="20"/>
-          <w:szCs w:val="20"/>
-        </w:rPr>
-        <w:t>E</w:t>
-      </w:r>
-      <w:proofErr w:type="spellEnd"/>
-      <w:r>
-        <w:rPr>
-          <w:rFonts w:ascii="Courier New" w:hAnsi="Courier New"/>
-          <w:sz w:val="20"/>
-          <w:szCs w:val="20"/>
-        </w:rPr>
-        <w:t xml:space="preserve"> -- Reject --&gt; </w:t>
-      </w:r>
-      <w:proofErr w:type="gramStart"/>
-      <w:r>
-        <w:rPr>
-          <w:rFonts w:ascii="Courier New" w:hAnsi="Courier New"/>
-          <w:sz w:val="20"/>
-          <w:szCs w:val="20"/>
-        </w:rPr>
-        <w:t>F[</w:t>
-      </w:r>
-      <w:proofErr w:type="gramEnd"/>
-      <w:r>
-        <w:rPr>
-          <w:rFonts w:ascii="Courier New" w:hAnsi="Courier New"/>
-          <w:sz w:val="20"/>
-          <w:szCs w:val="20"/>
-        </w:rPr>
-        <w:t>Status: REJECTED + reason]</w:t>
+        <w:t xml:space="preserve">    C -- Yes --&gt; D[Status: PENDING]</w:t>
+      </w:r>
+    </w:p>
+    <w:p>
+      <w:pPr>
+        <w:shd w:val="clear" w:color="auto" w:fill="F2F2F2"/>
+        <w:spacing w:after="0" w:line="240" w:lineRule="auto"/>
+        <w:ind w:left="200"/>
+      </w:pPr>
+      <w:r>
+        <w:rPr>
+          <w:rFonts w:ascii="Courier New" w:hAnsi="Courier New"/>
+          <w:sz w:val="20"/>
+          <w:szCs w:val="20"/>
+        </w:rPr>
+        <w:t xml:space="preserve">    D --&gt; E{Admin decision}</w:t>
+      </w:r>
+    </w:p>
+    <w:p>
+      <w:pPr>
+        <w:shd w:val="clear" w:color="auto" w:fill="F2F2F2"/>
+        <w:spacing w:after="0" w:line="240" w:lineRule="auto"/>
+        <w:ind w:left="200"/>
+      </w:pPr>
+      <w:r>
+        <w:rPr>
+          <w:rFonts w:ascii="Courier New" w:hAnsi="Courier New"/>
+          <w:sz w:val="20"/>
+          <w:szCs w:val="20"/>
+        </w:rPr>
+        <w:t xml:space="preserve">    E -- Reject --&gt; F[Status: REJECTED + reason]</w:t>
       </w:r>
     </w:p>
     <w:p>
@@ -5983,91 +4883,37 @@
           <w:sz w:val="20"/>
           <w:szCs w:val="20"/>
         </w:rPr>
-        <w:t xml:space="preserve">    E -- Approve --&gt; </w:t>
-      </w:r>
-      <w:proofErr w:type="gramStart"/>
-      <w:r>
-        <w:rPr>
-          <w:rFonts w:ascii="Courier New" w:hAnsi="Courier New"/>
-          <w:sz w:val="20"/>
-          <w:szCs w:val="20"/>
-        </w:rPr>
-        <w:t>G[</w:t>
-      </w:r>
-      <w:proofErr w:type="gramEnd"/>
-      <w:r>
-        <w:rPr>
-          <w:rFonts w:ascii="Courier New" w:hAnsi="Courier New"/>
-          <w:sz w:val="20"/>
-          <w:szCs w:val="20"/>
-        </w:rPr>
-        <w:t>Status: APPROVED]</w:t>
-      </w:r>
-    </w:p>
-    <w:p>
-      <w:pPr>
-        <w:shd w:val="clear" w:color="auto" w:fill="F2F2F2"/>
-        <w:spacing w:after="0" w:line="240" w:lineRule="auto"/>
-        <w:ind w:left="200"/>
-      </w:pPr>
-      <w:r>
-        <w:rPr>
-          <w:rFonts w:ascii="Courier New" w:hAnsi="Courier New"/>
-          <w:sz w:val="20"/>
-          <w:szCs w:val="20"/>
-        </w:rPr>
-        <w:t xml:space="preserve">    G --&gt; </w:t>
-      </w:r>
-      <w:proofErr w:type="gramStart"/>
-      <w:r>
-        <w:rPr>
-          <w:rFonts w:ascii="Courier New" w:hAnsi="Courier New"/>
-          <w:sz w:val="20"/>
-          <w:szCs w:val="20"/>
-        </w:rPr>
-        <w:t>H[</w:t>
-      </w:r>
-      <w:proofErr w:type="gramEnd"/>
-      <w:r>
-        <w:rPr>
-          <w:rFonts w:ascii="Courier New" w:hAnsi="Courier New"/>
-          <w:sz w:val="20"/>
-          <w:szCs w:val="20"/>
-        </w:rPr>
-        <w:t>Admin publishes]</w:t>
-      </w:r>
-    </w:p>
-    <w:p>
-      <w:pPr>
-        <w:shd w:val="clear" w:color="auto" w:fill="F2F2F2"/>
-        <w:spacing w:after="0" w:line="240" w:lineRule="auto"/>
-        <w:ind w:left="200"/>
-      </w:pPr>
-      <w:r>
-        <w:rPr>
-          <w:rFonts w:ascii="Courier New" w:hAnsi="Courier New"/>
-          <w:sz w:val="20"/>
-          <w:szCs w:val="20"/>
-        </w:rPr>
-        <w:t xml:space="preserve">    H --&gt; </w:t>
-      </w:r>
-      <w:proofErr w:type="gramStart"/>
-      <w:r>
-        <w:rPr>
-          <w:rFonts w:ascii="Courier New" w:hAnsi="Courier New"/>
-          <w:sz w:val="20"/>
-          <w:szCs w:val="20"/>
-        </w:rPr>
-        <w:t>I[</w:t>
-      </w:r>
-      <w:proofErr w:type="gramEnd"/>
-      <w:r>
-        <w:rPr>
-          <w:rFonts w:ascii="Courier New" w:hAnsi="Courier New"/>
-          <w:sz w:val="20"/>
-          <w:szCs w:val="20"/>
-        </w:rPr>
-        <w:t>Status: PUBLISHED - visible &amp; purchasable]</w:t>
+        <w:t xml:space="preserve">    E -- Approve --&gt; G[Status: APPROVED]</w:t>
+      </w:r>
+    </w:p>
+    <w:p>
+      <w:pPr>
+        <w:shd w:val="clear" w:color="auto" w:fill="F2F2F2"/>
+        <w:spacing w:after="0" w:line="240" w:lineRule="auto"/>
+        <w:ind w:left="200"/>
+      </w:pPr>
+      <w:r>
+        <w:rPr>
+          <w:rFonts w:ascii="Courier New" w:hAnsi="Courier New"/>
+          <w:sz w:val="20"/>
+          <w:szCs w:val="20"/>
+        </w:rPr>
+        <w:t xml:space="preserve">    G --&gt; H[Admin publishes]</w:t>
+      </w:r>
+    </w:p>
+    <w:p>
+      <w:pPr>
+        <w:shd w:val="clear" w:color="auto" w:fill="F2F2F2"/>
+        <w:spacing w:after="0" w:line="240" w:lineRule="auto"/>
+        <w:ind w:left="200"/>
+      </w:pPr>
+      <w:r>
+        <w:rPr>
+          <w:rFonts w:ascii="Courier New" w:hAnsi="Courier New"/>
+          <w:sz w:val="20"/>
+          <w:szCs w:val="20"/>
+        </w:rPr>
+        <w:t xml:space="preserve">    H --&gt; I[Status: PUBLISHED - visible &amp; purchasable]</w:t>
       </w:r>
     </w:p>
     <w:p>
@@ -6097,25 +4943,7 @@
           <w:sz w:val="20"/>
           <w:szCs w:val="20"/>
         </w:rPr>
-        <w:t xml:space="preserve">    J -- Yes --&gt; </w:t>
-      </w:r>
-      <w:proofErr w:type="gramStart"/>
-      <w:r>
-        <w:rPr>
-          <w:rFonts w:ascii="Courier New" w:hAnsi="Courier New"/>
-          <w:sz w:val="20"/>
-          <w:szCs w:val="20"/>
-        </w:rPr>
-        <w:t>K[</w:t>
-      </w:r>
-      <w:proofErr w:type="gramEnd"/>
-      <w:r>
-        <w:rPr>
-          <w:rFonts w:ascii="Courier New" w:hAnsi="Courier New"/>
-          <w:sz w:val="20"/>
-          <w:szCs w:val="20"/>
-        </w:rPr>
-        <w:t>Status: HIDDEN - enrolled keep access]</w:t>
+        <w:t xml:space="preserve">    J -- Yes --&gt; K[Status: HIDDEN - enrolled keep access]</w:t>
       </w:r>
     </w:p>
     <w:p>
@@ -6168,49 +4996,7 @@
         <w:rPr>
           <w:rFonts w:ascii="Times New Roman" w:hAnsi="Times New Roman"/>
         </w:rPr>
-        <w:t xml:space="preserve">When a student </w:t>
-      </w:r>
-      <w:proofErr w:type="spellStart"/>
-      <w:r>
-        <w:rPr>
-          <w:rFonts w:ascii="Times New Roman" w:hAnsi="Times New Roman"/>
-        </w:rPr>
-        <w:t>enrols</w:t>
-      </w:r>
-      <w:proofErr w:type="spellEnd"/>
-      <w:r>
-        <w:rPr>
-          <w:rFonts w:ascii="Times New Roman" w:hAnsi="Times New Roman"/>
-        </w:rPr>
-        <w:t xml:space="preserve"> in a paid course, the system creates </w:t>
-      </w:r>
-      <w:proofErr w:type="gramStart"/>
-      <w:r>
-        <w:rPr>
-          <w:rFonts w:ascii="Times New Roman" w:hAnsi="Times New Roman"/>
-        </w:rPr>
-        <w:t>a pending</w:t>
-      </w:r>
-      <w:proofErr w:type="gramEnd"/>
-      <w:r>
-        <w:rPr>
-          <w:rFonts w:ascii="Times New Roman" w:hAnsi="Times New Roman"/>
-        </w:rPr>
-        <w:t xml:space="preserve"> payment, sends the student to </w:t>
-      </w:r>
-      <w:proofErr w:type="spellStart"/>
-      <w:r>
-        <w:rPr>
-          <w:rFonts w:ascii="Times New Roman" w:hAnsi="Times New Roman"/>
-        </w:rPr>
-        <w:t>Paystack</w:t>
-      </w:r>
-      <w:proofErr w:type="spellEnd"/>
-      <w:r>
-        <w:rPr>
-          <w:rFonts w:ascii="Times New Roman" w:hAnsi="Times New Roman"/>
-        </w:rPr>
-        <w:t xml:space="preserve"> to pay</w:t>
+        <w:t>When a student enrols in a paid course, the system creates a pending payment, sends the student to Paystack to pay</w:t>
       </w:r>
       <w:r>
         <w:rPr>
@@ -6273,7 +5059,6 @@
         <w:spacing w:after="0" w:line="240" w:lineRule="auto"/>
         <w:ind w:left="200"/>
       </w:pPr>
-      <w:proofErr w:type="spellStart"/>
       <w:r>
         <w:rPr>
           <w:rFonts w:ascii="Courier New" w:hAnsi="Courier New"/>
@@ -6282,39 +5067,20 @@
         </w:rPr>
         <w:t>sequenceDiagram</w:t>
       </w:r>
-      <w:proofErr w:type="spellEnd"/>
-    </w:p>
-    <w:p>
-      <w:pPr>
-        <w:shd w:val="clear" w:color="auto" w:fill="F2F2F2"/>
-        <w:spacing w:after="0" w:line="240" w:lineRule="auto"/>
-        <w:ind w:left="200"/>
-      </w:pPr>
-      <w:r>
-        <w:rPr>
-          <w:rFonts w:ascii="Courier New" w:hAnsi="Courier New"/>
-          <w:sz w:val="20"/>
-          <w:szCs w:val="20"/>
-        </w:rPr>
-        <w:t xml:space="preserve">    </w:t>
-      </w:r>
-      <w:proofErr w:type="gramStart"/>
-      <w:r>
-        <w:rPr>
-          <w:rFonts w:ascii="Courier New" w:hAnsi="Courier New"/>
-          <w:sz w:val="20"/>
-          <w:szCs w:val="20"/>
-        </w:rPr>
-        <w:t>actor</w:t>
-      </w:r>
-      <w:proofErr w:type="gramEnd"/>
-      <w:r>
-        <w:rPr>
-          <w:rFonts w:ascii="Courier New" w:hAnsi="Courier New"/>
-          <w:sz w:val="20"/>
-          <w:szCs w:val="20"/>
-        </w:rPr>
-        <w:t xml:space="preserve"> Student</w:t>
+    </w:p>
+    <w:p>
+      <w:pPr>
+        <w:shd w:val="clear" w:color="auto" w:fill="F2F2F2"/>
+        <w:spacing w:after="0" w:line="240" w:lineRule="auto"/>
+        <w:ind w:left="200"/>
+      </w:pPr>
+      <w:r>
+        <w:rPr>
+          <w:rFonts w:ascii="Courier New" w:hAnsi="Courier New"/>
+          <w:sz w:val="20"/>
+          <w:szCs w:val="20"/>
+        </w:rPr>
+        <w:t xml:space="preserve">    actor Student</w:t>
       </w:r>
     </w:p>
     <w:p>
@@ -6344,51 +5110,23 @@
           <w:sz w:val="20"/>
           <w:szCs w:val="20"/>
         </w:rPr>
-        <w:t xml:space="preserve">    </w:t>
-      </w:r>
-      <w:proofErr w:type="gramStart"/>
-      <w:r>
-        <w:rPr>
-          <w:rFonts w:ascii="Courier New" w:hAnsi="Courier New"/>
-          <w:sz w:val="20"/>
-          <w:szCs w:val="20"/>
-        </w:rPr>
-        <w:t>participant</w:t>
-      </w:r>
-      <w:proofErr w:type="gramEnd"/>
-      <w:r>
-        <w:rPr>
-          <w:rFonts w:ascii="Courier New" w:hAnsi="Courier New"/>
-          <w:sz w:val="20"/>
-          <w:szCs w:val="20"/>
-        </w:rPr>
-        <w:t xml:space="preserve"> DB as PostgreSQL</w:t>
-      </w:r>
-    </w:p>
-    <w:p>
-      <w:pPr>
-        <w:shd w:val="clear" w:color="auto" w:fill="F2F2F2"/>
-        <w:spacing w:after="0" w:line="240" w:lineRule="auto"/>
-        <w:ind w:left="200"/>
-      </w:pPr>
-      <w:r>
-        <w:rPr>
-          <w:rFonts w:ascii="Courier New" w:hAnsi="Courier New"/>
-          <w:sz w:val="20"/>
-          <w:szCs w:val="20"/>
-        </w:rPr>
-        <w:t xml:space="preserve">    participant PS as </w:t>
-      </w:r>
-      <w:proofErr w:type="spellStart"/>
-      <w:r>
-        <w:rPr>
-          <w:rFonts w:ascii="Courier New" w:hAnsi="Courier New"/>
-          <w:sz w:val="20"/>
-          <w:szCs w:val="20"/>
-        </w:rPr>
-        <w:t>Paystack</w:t>
-      </w:r>
-      <w:proofErr w:type="spellEnd"/>
+        <w:t xml:space="preserve">    participant DB as PostgreSQL</w:t>
+      </w:r>
+    </w:p>
+    <w:p>
+      <w:pPr>
+        <w:shd w:val="clear" w:color="auto" w:fill="F2F2F2"/>
+        <w:spacing w:after="0" w:line="240" w:lineRule="auto"/>
+        <w:ind w:left="200"/>
+      </w:pPr>
+      <w:r>
+        <w:rPr>
+          <w:rFonts w:ascii="Courier New" w:hAnsi="Courier New"/>
+          <w:sz w:val="20"/>
+          <w:szCs w:val="20"/>
+        </w:rPr>
+        <w:t xml:space="preserve">    participant PS as Paystack</w:t>
+      </w:r>
     </w:p>
     <w:p>
       <w:pPr>
@@ -6417,58 +5155,22 @@
           <w:sz w:val="20"/>
           <w:szCs w:val="20"/>
         </w:rPr>
-        <w:t xml:space="preserve">    Student-&gt;&gt;App: </w:t>
-      </w:r>
-      <w:proofErr w:type="spellStart"/>
-      <w:r>
-        <w:rPr>
-          <w:rFonts w:ascii="Courier New" w:hAnsi="Courier New"/>
-          <w:sz w:val="20"/>
-          <w:szCs w:val="20"/>
-        </w:rPr>
-        <w:t>Enrol</w:t>
-      </w:r>
-      <w:proofErr w:type="spellEnd"/>
-      <w:r>
-        <w:rPr>
-          <w:rFonts w:ascii="Courier New" w:hAnsi="Courier New"/>
-          <w:sz w:val="20"/>
-          <w:szCs w:val="20"/>
-        </w:rPr>
-        <w:t xml:space="preserve"> in paid course</w:t>
-      </w:r>
-    </w:p>
-    <w:p>
-      <w:pPr>
-        <w:shd w:val="clear" w:color="auto" w:fill="F2F2F2"/>
-        <w:spacing w:after="0" w:line="240" w:lineRule="auto"/>
-        <w:ind w:left="200"/>
-      </w:pPr>
-      <w:r>
-        <w:rPr>
-          <w:rFonts w:ascii="Courier New" w:hAnsi="Courier New"/>
-          <w:sz w:val="20"/>
-          <w:szCs w:val="20"/>
-        </w:rPr>
-        <w:t xml:space="preserve">    App-&gt;&gt;DB: Create Payment (PENDING), </w:t>
-      </w:r>
-      <w:proofErr w:type="gramStart"/>
-      <w:r>
-        <w:rPr>
-          <w:rFonts w:ascii="Courier New" w:hAnsi="Courier New"/>
-          <w:sz w:val="20"/>
-          <w:szCs w:val="20"/>
-        </w:rPr>
-        <w:t>compute</w:t>
-      </w:r>
-      <w:proofErr w:type="gramEnd"/>
-      <w:r>
-        <w:rPr>
-          <w:rFonts w:ascii="Courier New" w:hAnsi="Courier New"/>
-          <w:sz w:val="20"/>
-          <w:szCs w:val="20"/>
-        </w:rPr>
-        <w:t xml:space="preserve"> split</w:t>
+        <w:t xml:space="preserve">    Student-&gt;&gt;App: Enrol in paid course</w:t>
+      </w:r>
+    </w:p>
+    <w:p>
+      <w:pPr>
+        <w:shd w:val="clear" w:color="auto" w:fill="F2F2F2"/>
+        <w:spacing w:after="0" w:line="240" w:lineRule="auto"/>
+        <w:ind w:left="200"/>
+      </w:pPr>
+      <w:r>
+        <w:rPr>
+          <w:rFonts w:ascii="Courier New" w:hAnsi="Courier New"/>
+          <w:sz w:val="20"/>
+          <w:szCs w:val="20"/>
+        </w:rPr>
+        <w:t xml:space="preserve">    App-&gt;&gt;DB: Create Payment (PENDING), compute split</w:t>
       </w:r>
     </w:p>
     <w:p>
@@ -6498,43 +5200,23 @@
           <w:sz w:val="20"/>
           <w:szCs w:val="20"/>
         </w:rPr>
-        <w:t xml:space="preserve">    PS--&gt;&gt;App: </w:t>
-      </w:r>
-      <w:proofErr w:type="spellStart"/>
-      <w:r>
-        <w:rPr>
-          <w:rFonts w:ascii="Courier New" w:hAnsi="Courier New"/>
-          <w:sz w:val="20"/>
-          <w:szCs w:val="20"/>
-        </w:rPr>
-        <w:t>authorization_url</w:t>
-      </w:r>
-      <w:proofErr w:type="spellEnd"/>
-    </w:p>
-    <w:p>
-      <w:pPr>
-        <w:shd w:val="clear" w:color="auto" w:fill="F2F2F2"/>
-        <w:spacing w:after="0" w:line="240" w:lineRule="auto"/>
-        <w:ind w:left="200"/>
-      </w:pPr>
-      <w:r>
-        <w:rPr>
-          <w:rFonts w:ascii="Courier New" w:hAnsi="Courier New"/>
-          <w:sz w:val="20"/>
-          <w:szCs w:val="20"/>
-        </w:rPr>
-        <w:t xml:space="preserve">    App--&gt;&gt;Student: Redirect to </w:t>
-      </w:r>
-      <w:proofErr w:type="spellStart"/>
-      <w:r>
-        <w:rPr>
-          <w:rFonts w:ascii="Courier New" w:hAnsi="Courier New"/>
-          <w:sz w:val="20"/>
-          <w:szCs w:val="20"/>
-        </w:rPr>
-        <w:t>Paystack</w:t>
-      </w:r>
-      <w:proofErr w:type="spellEnd"/>
+        <w:t xml:space="preserve">    PS--&gt;&gt;App: authorization_url</w:t>
+      </w:r>
+    </w:p>
+    <w:p>
+      <w:pPr>
+        <w:shd w:val="clear" w:color="auto" w:fill="F2F2F2"/>
+        <w:spacing w:after="0" w:line="240" w:lineRule="auto"/>
+        <w:ind w:left="200"/>
+      </w:pPr>
+      <w:r>
+        <w:rPr>
+          <w:rFonts w:ascii="Courier New" w:hAnsi="Courier New"/>
+          <w:sz w:val="20"/>
+          <w:szCs w:val="20"/>
+        </w:rPr>
+        <w:t xml:space="preserve">    App--&gt;&gt;Student: Redirect to Paystack</w:t>
+      </w:r>
     </w:p>
     <w:p>
       <w:pPr>
@@ -6688,102 +5370,22 @@
         <w:rPr>
           <w:rFonts w:ascii="Times New Roman" w:hAnsi="Times New Roman"/>
         </w:rPr>
-        <w:t xml:space="preserve">When a student submits a quiz, the server re-checks access, </w:t>
-      </w:r>
-      <w:proofErr w:type="gramStart"/>
-      <w:r>
-        <w:rPr>
-          <w:rFonts w:ascii="Times New Roman" w:hAnsi="Times New Roman"/>
-        </w:rPr>
-        <w:t>verifies</w:t>
-      </w:r>
-      <w:proofErr w:type="gramEnd"/>
-      <w:r>
-        <w:rPr>
-          <w:rFonts w:ascii="Times New Roman" w:hAnsi="Times New Roman"/>
-        </w:rPr>
-        <w:t xml:space="preserve"> that the attempt token is genuine and within the time limit, then </w:t>
-      </w:r>
-      <w:proofErr w:type="gramStart"/>
-      <w:r>
-        <w:rPr>
-          <w:rFonts w:ascii="Times New Roman" w:hAnsi="Times New Roman"/>
-        </w:rPr>
-        <w:t>compares</w:t>
-      </w:r>
-      <w:proofErr w:type="gramEnd"/>
-      <w:r>
-        <w:rPr>
-          <w:rFonts w:ascii="Times New Roman" w:hAnsi="Times New Roman"/>
-        </w:rPr>
-        <w:t xml:space="preserve"> each answer against the stored key and </w:t>
-      </w:r>
-      <w:proofErr w:type="gramStart"/>
-      <w:r>
-        <w:rPr>
-          <w:rFonts w:ascii="Times New Roman" w:hAnsi="Times New Roman"/>
-        </w:rPr>
-        <w:t>computes</w:t>
-      </w:r>
-      <w:proofErr w:type="gramEnd"/>
-      <w:r>
-        <w:rPr>
-          <w:rFonts w:ascii="Times New Roman" w:hAnsi="Times New Roman"/>
-        </w:rPr>
-        <w:t xml:space="preserve"> a percentage.</w:t>
-      </w:r>
-    </w:p>
-    <w:p>
-      <w:pPr>
-        <w:shd w:val="clear" w:color="auto" w:fill="F2F2F2"/>
-        <w:spacing w:after="0" w:line="240" w:lineRule="auto"/>
-        <w:ind w:left="200"/>
-      </w:pPr>
-      <w:r>
-        <w:rPr>
-          <w:rFonts w:ascii="Courier New" w:hAnsi="Courier New"/>
-          <w:sz w:val="20"/>
-          <w:szCs w:val="20"/>
-        </w:rPr>
-        <w:t xml:space="preserve">ALGORITHM </w:t>
-      </w:r>
-      <w:proofErr w:type="spellStart"/>
-      <w:proofErr w:type="gramStart"/>
-      <w:r>
-        <w:rPr>
-          <w:rFonts w:ascii="Courier New" w:hAnsi="Courier New"/>
-          <w:sz w:val="20"/>
-          <w:szCs w:val="20"/>
-        </w:rPr>
-        <w:t>GradeQuizAttempt</w:t>
-      </w:r>
-      <w:proofErr w:type="spellEnd"/>
-      <w:r>
-        <w:rPr>
-          <w:rFonts w:ascii="Courier New" w:hAnsi="Courier New"/>
-          <w:sz w:val="20"/>
-          <w:szCs w:val="20"/>
-        </w:rPr>
-        <w:t>(</w:t>
-      </w:r>
-      <w:proofErr w:type="spellStart"/>
-      <w:proofErr w:type="gramEnd"/>
-      <w:r>
-        <w:rPr>
-          <w:rFonts w:ascii="Courier New" w:hAnsi="Courier New"/>
-          <w:sz w:val="20"/>
-          <w:szCs w:val="20"/>
-        </w:rPr>
-        <w:t>quizId</w:t>
-      </w:r>
-      <w:proofErr w:type="spellEnd"/>
-      <w:r>
-        <w:rPr>
-          <w:rFonts w:ascii="Courier New" w:hAnsi="Courier New"/>
-          <w:sz w:val="20"/>
-          <w:szCs w:val="20"/>
-        </w:rPr>
-        <w:t>, answers, token, user)</w:t>
+        <w:t>When a student submits a quiz, the server re-checks access, verifies that the attempt token is genuine and within the time limit, then compares each answer against the stored key and computes a percentage.</w:t>
+      </w:r>
+    </w:p>
+    <w:p>
+      <w:pPr>
+        <w:shd w:val="clear" w:color="auto" w:fill="F2F2F2"/>
+        <w:spacing w:after="0" w:line="240" w:lineRule="auto"/>
+        <w:ind w:left="200"/>
+      </w:pPr>
+      <w:r>
+        <w:rPr>
+          <w:rFonts w:ascii="Courier New" w:hAnsi="Courier New"/>
+          <w:sz w:val="20"/>
+          <w:szCs w:val="20"/>
+        </w:rPr>
+        <w:t>ALGORITHM GradeQuizAttempt(quizId, answers, token, user)</w:t>
       </w:r>
     </w:p>
     <w:p>
@@ -6813,301 +5415,83 @@
           <w:sz w:val="20"/>
           <w:szCs w:val="20"/>
         </w:rPr>
-        <w:t xml:space="preserve">  IF NOT </w:t>
-      </w:r>
-      <w:proofErr w:type="spellStart"/>
-      <w:proofErr w:type="gramStart"/>
-      <w:r>
-        <w:rPr>
-          <w:rFonts w:ascii="Courier New" w:hAnsi="Courier New"/>
-          <w:sz w:val="20"/>
-          <w:szCs w:val="20"/>
-        </w:rPr>
-        <w:t>hasCourseAccess</w:t>
-      </w:r>
-      <w:proofErr w:type="spellEnd"/>
-      <w:r>
-        <w:rPr>
-          <w:rFonts w:ascii="Courier New" w:hAnsi="Courier New"/>
-          <w:sz w:val="20"/>
-          <w:szCs w:val="20"/>
-        </w:rPr>
-        <w:t>(</w:t>
-      </w:r>
-      <w:proofErr w:type="gramEnd"/>
-      <w:r>
-        <w:rPr>
-          <w:rFonts w:ascii="Courier New" w:hAnsi="Courier New"/>
-          <w:sz w:val="20"/>
-          <w:szCs w:val="20"/>
-        </w:rPr>
-        <w:t xml:space="preserve">user, </w:t>
-      </w:r>
-      <w:proofErr w:type="spellStart"/>
-      <w:proofErr w:type="gramStart"/>
-      <w:r>
-        <w:rPr>
-          <w:rFonts w:ascii="Courier New" w:hAnsi="Courier New"/>
-          <w:sz w:val="20"/>
-          <w:szCs w:val="20"/>
-        </w:rPr>
-        <w:t>quiz.course</w:t>
-      </w:r>
-      <w:proofErr w:type="spellEnd"/>
-      <w:proofErr w:type="gramEnd"/>
-      <w:r>
-        <w:rPr>
-          <w:rFonts w:ascii="Courier New" w:hAnsi="Courier New"/>
-          <w:sz w:val="20"/>
-          <w:szCs w:val="20"/>
-        </w:rPr>
-        <w:t xml:space="preserve">) THEN return </w:t>
-      </w:r>
-      <w:proofErr w:type="spellStart"/>
-      <w:r>
-        <w:rPr>
-          <w:rFonts w:ascii="Courier New" w:hAnsi="Courier New"/>
-          <w:sz w:val="20"/>
-          <w:szCs w:val="20"/>
-        </w:rPr>
-        <w:t>AccessDenied</w:t>
-      </w:r>
-      <w:proofErr w:type="spellEnd"/>
-    </w:p>
-    <w:p>
-      <w:pPr>
-        <w:shd w:val="clear" w:color="auto" w:fill="F2F2F2"/>
-        <w:spacing w:after="0" w:line="240" w:lineRule="auto"/>
-        <w:ind w:left="200"/>
-      </w:pPr>
-      <w:r>
-        <w:rPr>
-          <w:rFonts w:ascii="Courier New" w:hAnsi="Courier New"/>
-          <w:sz w:val="20"/>
-          <w:szCs w:val="20"/>
-        </w:rPr>
-        <w:t xml:space="preserve">  IF NOT </w:t>
-      </w:r>
-      <w:proofErr w:type="spellStart"/>
-      <w:proofErr w:type="gramStart"/>
-      <w:r>
-        <w:rPr>
-          <w:rFonts w:ascii="Courier New" w:hAnsi="Courier New"/>
-          <w:sz w:val="20"/>
-          <w:szCs w:val="20"/>
-        </w:rPr>
-        <w:t>quiz.isEnabled</w:t>
-      </w:r>
-      <w:proofErr w:type="spellEnd"/>
-      <w:proofErr w:type="gramEnd"/>
-      <w:r>
-        <w:rPr>
-          <w:rFonts w:ascii="Courier New" w:hAnsi="Courier New"/>
-          <w:sz w:val="20"/>
-          <w:szCs w:val="20"/>
-        </w:rPr>
-        <w:t xml:space="preserve"> THEN return Disabled</w:t>
-      </w:r>
-    </w:p>
-    <w:p>
-      <w:pPr>
-        <w:shd w:val="clear" w:color="auto" w:fill="F2F2F2"/>
-        <w:spacing w:after="0" w:line="240" w:lineRule="auto"/>
-        <w:ind w:left="200"/>
-      </w:pPr>
-      <w:r>
-        <w:rPr>
-          <w:rFonts w:ascii="Courier New" w:hAnsi="Courier New"/>
-          <w:sz w:val="20"/>
-          <w:szCs w:val="20"/>
-        </w:rPr>
-        <w:t xml:space="preserve">  </w:t>
-      </w:r>
-      <w:proofErr w:type="spellStart"/>
-      <w:r>
-        <w:rPr>
-          <w:rFonts w:ascii="Courier New" w:hAnsi="Courier New"/>
-          <w:sz w:val="20"/>
-          <w:szCs w:val="20"/>
-        </w:rPr>
-        <w:t>startedAt</w:t>
-      </w:r>
-      <w:proofErr w:type="spellEnd"/>
-      <w:r>
-        <w:rPr>
-          <w:rFonts w:ascii="Courier New" w:hAnsi="Courier New"/>
-          <w:sz w:val="20"/>
-          <w:szCs w:val="20"/>
-        </w:rPr>
-        <w:t xml:space="preserve"> &lt;- </w:t>
-      </w:r>
-      <w:proofErr w:type="spellStart"/>
-      <w:proofErr w:type="gramStart"/>
-      <w:r>
-        <w:rPr>
-          <w:rFonts w:ascii="Courier New" w:hAnsi="Courier New"/>
-          <w:sz w:val="20"/>
-          <w:szCs w:val="20"/>
-        </w:rPr>
-        <w:t>verifyToken</w:t>
-      </w:r>
-      <w:proofErr w:type="spellEnd"/>
-      <w:r>
-        <w:rPr>
-          <w:rFonts w:ascii="Courier New" w:hAnsi="Courier New"/>
-          <w:sz w:val="20"/>
-          <w:szCs w:val="20"/>
-        </w:rPr>
-        <w:t>(</w:t>
-      </w:r>
-      <w:proofErr w:type="gramEnd"/>
-      <w:r>
-        <w:rPr>
-          <w:rFonts w:ascii="Courier New" w:hAnsi="Courier New"/>
-          <w:sz w:val="20"/>
-          <w:szCs w:val="20"/>
-        </w:rPr>
-        <w:t xml:space="preserve">token, user, </w:t>
-      </w:r>
-      <w:proofErr w:type="spellStart"/>
-      <w:r>
-        <w:rPr>
-          <w:rFonts w:ascii="Courier New" w:hAnsi="Courier New"/>
-          <w:sz w:val="20"/>
-          <w:szCs w:val="20"/>
-        </w:rPr>
-        <w:t>quizId</w:t>
-      </w:r>
-      <w:proofErr w:type="spellEnd"/>
-      <w:r>
-        <w:rPr>
-          <w:rFonts w:ascii="Courier New" w:hAnsi="Courier New"/>
-          <w:sz w:val="20"/>
-          <w:szCs w:val="20"/>
-        </w:rPr>
-        <w:t>)</w:t>
-      </w:r>
-    </w:p>
-    <w:p>
-      <w:pPr>
-        <w:shd w:val="clear" w:color="auto" w:fill="F2F2F2"/>
-        <w:spacing w:after="0" w:line="240" w:lineRule="auto"/>
-        <w:ind w:left="200"/>
-      </w:pPr>
-      <w:r>
-        <w:rPr>
-          <w:rFonts w:ascii="Courier New" w:hAnsi="Courier New"/>
-          <w:sz w:val="20"/>
-          <w:szCs w:val="20"/>
-        </w:rPr>
-        <w:t xml:space="preserve">  IF </w:t>
-      </w:r>
-      <w:proofErr w:type="spellStart"/>
-      <w:r>
-        <w:rPr>
-          <w:rFonts w:ascii="Courier New" w:hAnsi="Courier New"/>
-          <w:sz w:val="20"/>
-          <w:szCs w:val="20"/>
-        </w:rPr>
-        <w:t>startedAt</w:t>
-      </w:r>
-      <w:proofErr w:type="spellEnd"/>
-      <w:r>
-        <w:rPr>
-          <w:rFonts w:ascii="Courier New" w:hAnsi="Courier New"/>
-          <w:sz w:val="20"/>
-          <w:szCs w:val="20"/>
-        </w:rPr>
-        <w:t xml:space="preserve"> is invalid THEN return </w:t>
-      </w:r>
-      <w:proofErr w:type="spellStart"/>
-      <w:r>
-        <w:rPr>
-          <w:rFonts w:ascii="Courier New" w:hAnsi="Courier New"/>
-          <w:sz w:val="20"/>
-          <w:szCs w:val="20"/>
-        </w:rPr>
-        <w:t>InvalidSession</w:t>
-      </w:r>
-      <w:proofErr w:type="spellEnd"/>
-    </w:p>
-    <w:p>
-      <w:pPr>
-        <w:shd w:val="clear" w:color="auto" w:fill="F2F2F2"/>
-        <w:spacing w:after="0" w:line="240" w:lineRule="auto"/>
-        <w:ind w:left="200"/>
-      </w:pPr>
-      <w:r>
-        <w:rPr>
-          <w:rFonts w:ascii="Courier New" w:hAnsi="Courier New"/>
-          <w:sz w:val="20"/>
-          <w:szCs w:val="20"/>
-        </w:rPr>
-        <w:t xml:space="preserve">  IF </w:t>
-      </w:r>
-      <w:proofErr w:type="spellStart"/>
-      <w:proofErr w:type="gramStart"/>
-      <w:r>
-        <w:rPr>
-          <w:rFonts w:ascii="Courier New" w:hAnsi="Courier New"/>
-          <w:sz w:val="20"/>
-          <w:szCs w:val="20"/>
-        </w:rPr>
-        <w:t>quiz.durationMin</w:t>
-      </w:r>
-      <w:proofErr w:type="spellEnd"/>
-      <w:proofErr w:type="gramEnd"/>
-      <w:r>
-        <w:rPr>
-          <w:rFonts w:ascii="Courier New" w:hAnsi="Courier New"/>
-          <w:sz w:val="20"/>
-          <w:szCs w:val="20"/>
-        </w:rPr>
-        <w:t xml:space="preserve"> &gt; 0 AND elapsed(</w:t>
-      </w:r>
-      <w:proofErr w:type="spellStart"/>
-      <w:r>
-        <w:rPr>
-          <w:rFonts w:ascii="Courier New" w:hAnsi="Courier New"/>
-          <w:sz w:val="20"/>
-          <w:szCs w:val="20"/>
-        </w:rPr>
-        <w:t>startedAt</w:t>
-      </w:r>
-      <w:proofErr w:type="spellEnd"/>
-      <w:r>
-        <w:rPr>
-          <w:rFonts w:ascii="Courier New" w:hAnsi="Courier New"/>
-          <w:sz w:val="20"/>
-          <w:szCs w:val="20"/>
-        </w:rPr>
-        <w:t>) &gt; limit + grace THEN</w:t>
-      </w:r>
-    </w:p>
-    <w:p>
-      <w:pPr>
-        <w:shd w:val="clear" w:color="auto" w:fill="F2F2F2"/>
-        <w:spacing w:after="0" w:line="240" w:lineRule="auto"/>
-        <w:ind w:left="200"/>
-      </w:pPr>
-      <w:r>
-        <w:rPr>
-          <w:rFonts w:ascii="Courier New" w:hAnsi="Courier New"/>
-          <w:sz w:val="20"/>
-          <w:szCs w:val="20"/>
-        </w:rPr>
-        <w:t xml:space="preserve">     return </w:t>
-      </w:r>
-      <w:proofErr w:type="spellStart"/>
-      <w:r>
-        <w:rPr>
-          <w:rFonts w:ascii="Courier New" w:hAnsi="Courier New"/>
-          <w:sz w:val="20"/>
-          <w:szCs w:val="20"/>
-        </w:rPr>
-        <w:t>TimeExceeded</w:t>
-      </w:r>
-      <w:proofErr w:type="spellEnd"/>
+        <w:t xml:space="preserve">  IF NOT hasCourseAccess(user, quiz.course) THEN return AccessDenied</w:t>
+      </w:r>
+    </w:p>
+    <w:p>
+      <w:pPr>
+        <w:shd w:val="clear" w:color="auto" w:fill="F2F2F2"/>
+        <w:spacing w:after="0" w:line="240" w:lineRule="auto"/>
+        <w:ind w:left="200"/>
+      </w:pPr>
+      <w:r>
+        <w:rPr>
+          <w:rFonts w:ascii="Courier New" w:hAnsi="Courier New"/>
+          <w:sz w:val="20"/>
+          <w:szCs w:val="20"/>
+        </w:rPr>
+        <w:t xml:space="preserve">  IF NOT quiz.isEnabled THEN return Disabled</w:t>
+      </w:r>
+    </w:p>
+    <w:p>
+      <w:pPr>
+        <w:shd w:val="clear" w:color="auto" w:fill="F2F2F2"/>
+        <w:spacing w:after="0" w:line="240" w:lineRule="auto"/>
+        <w:ind w:left="200"/>
+      </w:pPr>
+      <w:r>
+        <w:rPr>
+          <w:rFonts w:ascii="Courier New" w:hAnsi="Courier New"/>
+          <w:sz w:val="20"/>
+          <w:szCs w:val="20"/>
+        </w:rPr>
+        <w:t xml:space="preserve">  startedAt &lt;- verifyToken(token, user, quizId)</w:t>
+      </w:r>
+    </w:p>
+    <w:p>
+      <w:pPr>
+        <w:shd w:val="clear" w:color="auto" w:fill="F2F2F2"/>
+        <w:spacing w:after="0" w:line="240" w:lineRule="auto"/>
+        <w:ind w:left="200"/>
+      </w:pPr>
+      <w:r>
+        <w:rPr>
+          <w:rFonts w:ascii="Courier New" w:hAnsi="Courier New"/>
+          <w:sz w:val="20"/>
+          <w:szCs w:val="20"/>
+        </w:rPr>
+        <w:t xml:space="preserve">  IF startedAt is invalid THEN return InvalidSession</w:t>
+      </w:r>
+    </w:p>
+    <w:p>
+      <w:pPr>
+        <w:shd w:val="clear" w:color="auto" w:fill="F2F2F2"/>
+        <w:spacing w:after="0" w:line="240" w:lineRule="auto"/>
+        <w:ind w:left="200"/>
+      </w:pPr>
+      <w:r>
+        <w:rPr>
+          <w:rFonts w:ascii="Courier New" w:hAnsi="Courier New"/>
+          <w:sz w:val="20"/>
+          <w:szCs w:val="20"/>
+        </w:rPr>
+        <w:t xml:space="preserve">  IF quiz.durationMin &gt; 0 AND elapsed(startedAt) &gt; limit + grace THEN</w:t>
+      </w:r>
+    </w:p>
+    <w:p>
+      <w:pPr>
+        <w:shd w:val="clear" w:color="auto" w:fill="F2F2F2"/>
+        <w:spacing w:after="0" w:line="240" w:lineRule="auto"/>
+        <w:ind w:left="200"/>
+      </w:pPr>
+      <w:r>
+        <w:rPr>
+          <w:rFonts w:ascii="Courier New" w:hAnsi="Courier New"/>
+          <w:sz w:val="20"/>
+          <w:szCs w:val="20"/>
+        </w:rPr>
+        <w:t xml:space="preserve">     return TimeExceeded</w:t>
+      </w:r>
     </w:p>
     <w:p>
       <w:pPr>
@@ -7136,62 +5520,22 @@
           <w:sz w:val="20"/>
           <w:szCs w:val="20"/>
         </w:rPr>
-        <w:t xml:space="preserve">  FOR each question q in </w:t>
-      </w:r>
-      <w:proofErr w:type="spellStart"/>
-      <w:proofErr w:type="gramStart"/>
-      <w:r>
-        <w:rPr>
-          <w:rFonts w:ascii="Courier New" w:hAnsi="Courier New"/>
-          <w:sz w:val="20"/>
-          <w:szCs w:val="20"/>
-        </w:rPr>
-        <w:t>quiz.questions</w:t>
-      </w:r>
-      <w:proofErr w:type="spellEnd"/>
-      <w:proofErr w:type="gramEnd"/>
-      <w:r>
-        <w:rPr>
-          <w:rFonts w:ascii="Courier New" w:hAnsi="Courier New"/>
-          <w:sz w:val="20"/>
-          <w:szCs w:val="20"/>
-        </w:rPr>
-        <w:t xml:space="preserve"> DO</w:t>
-      </w:r>
-    </w:p>
-    <w:p>
-      <w:pPr>
-        <w:shd w:val="clear" w:color="auto" w:fill="F2F2F2"/>
-        <w:spacing w:after="0" w:line="240" w:lineRule="auto"/>
-        <w:ind w:left="200"/>
-      </w:pPr>
-      <w:r>
-        <w:rPr>
-          <w:rFonts w:ascii="Courier New" w:hAnsi="Courier New"/>
-          <w:sz w:val="20"/>
-          <w:szCs w:val="20"/>
-        </w:rPr>
-        <w:t xml:space="preserve">     IF normalize(answers[q.id]) == normalize(</w:t>
-      </w:r>
-      <w:proofErr w:type="spellStart"/>
-      <w:proofErr w:type="gramStart"/>
-      <w:r>
-        <w:rPr>
-          <w:rFonts w:ascii="Courier New" w:hAnsi="Courier New"/>
-          <w:sz w:val="20"/>
-          <w:szCs w:val="20"/>
-        </w:rPr>
-        <w:t>q.correctAnswer</w:t>
-      </w:r>
-      <w:proofErr w:type="spellEnd"/>
-      <w:proofErr w:type="gramEnd"/>
-      <w:r>
-        <w:rPr>
-          <w:rFonts w:ascii="Courier New" w:hAnsi="Courier New"/>
-          <w:sz w:val="20"/>
-          <w:szCs w:val="20"/>
-        </w:rPr>
-        <w:t>) THEN</w:t>
+        <w:t xml:space="preserve">  FOR each question q in quiz.questions DO</w:t>
+      </w:r>
+    </w:p>
+    <w:p>
+      <w:pPr>
+        <w:shd w:val="clear" w:color="auto" w:fill="F2F2F2"/>
+        <w:spacing w:after="0" w:line="240" w:lineRule="auto"/>
+        <w:ind w:left="200"/>
+      </w:pPr>
+      <w:r>
+        <w:rPr>
+          <w:rFonts w:ascii="Courier New" w:hAnsi="Courier New"/>
+          <w:sz w:val="20"/>
+          <w:szCs w:val="20"/>
+        </w:rPr>
+        <w:t xml:space="preserve">     IF normalize(answers[q.id]) == normalize(q.correctAnswer) THEN</w:t>
       </w:r>
     </w:p>
     <w:p>
@@ -7221,176 +5565,52 @@
           <w:sz w:val="20"/>
           <w:szCs w:val="20"/>
         </w:rPr>
-        <w:t xml:space="preserve">  score &lt;- </w:t>
-      </w:r>
-      <w:proofErr w:type="gramStart"/>
-      <w:r>
-        <w:rPr>
-          <w:rFonts w:ascii="Courier New" w:hAnsi="Courier New"/>
-          <w:sz w:val="20"/>
-          <w:szCs w:val="20"/>
-        </w:rPr>
-        <w:t>round(</w:t>
-      </w:r>
-      <w:proofErr w:type="gramEnd"/>
-      <w:r>
-        <w:rPr>
-          <w:rFonts w:ascii="Courier New" w:hAnsi="Courier New"/>
-          <w:sz w:val="20"/>
-          <w:szCs w:val="20"/>
-        </w:rPr>
-        <w:t>correct / count(questions) * 100)</w:t>
-      </w:r>
-    </w:p>
-    <w:p>
-      <w:pPr>
-        <w:shd w:val="clear" w:color="auto" w:fill="F2F2F2"/>
-        <w:spacing w:after="0" w:line="240" w:lineRule="auto"/>
-        <w:ind w:left="200"/>
-      </w:pPr>
-      <w:r>
-        <w:rPr>
-          <w:rFonts w:ascii="Courier New" w:hAnsi="Courier New"/>
-          <w:sz w:val="20"/>
-          <w:szCs w:val="20"/>
-        </w:rPr>
-        <w:t xml:space="preserve">  passed &lt;- score &gt;= </w:t>
-      </w:r>
-      <w:proofErr w:type="spellStart"/>
-      <w:proofErr w:type="gramStart"/>
-      <w:r>
-        <w:rPr>
-          <w:rFonts w:ascii="Courier New" w:hAnsi="Courier New"/>
-          <w:sz w:val="20"/>
-          <w:szCs w:val="20"/>
-        </w:rPr>
-        <w:t>quiz.passingScore</w:t>
-      </w:r>
-      <w:proofErr w:type="spellEnd"/>
-      <w:proofErr w:type="gramEnd"/>
-    </w:p>
-    <w:p>
-      <w:pPr>
-        <w:shd w:val="clear" w:color="auto" w:fill="F2F2F2"/>
-        <w:spacing w:after="0" w:line="240" w:lineRule="auto"/>
-        <w:ind w:left="200"/>
-      </w:pPr>
-      <w:r>
-        <w:rPr>
-          <w:rFonts w:ascii="Courier New" w:hAnsi="Courier New"/>
-          <w:sz w:val="20"/>
-          <w:szCs w:val="20"/>
-        </w:rPr>
-        <w:t xml:space="preserve">  save </w:t>
-      </w:r>
-      <w:proofErr w:type="spellStart"/>
-      <w:proofErr w:type="gramStart"/>
-      <w:r>
-        <w:rPr>
-          <w:rFonts w:ascii="Courier New" w:hAnsi="Courier New"/>
-          <w:sz w:val="20"/>
-          <w:szCs w:val="20"/>
-        </w:rPr>
-        <w:t>QuizAttempt</w:t>
-      </w:r>
-      <w:proofErr w:type="spellEnd"/>
-      <w:r>
-        <w:rPr>
-          <w:rFonts w:ascii="Courier New" w:hAnsi="Courier New"/>
-          <w:sz w:val="20"/>
-          <w:szCs w:val="20"/>
-        </w:rPr>
-        <w:t>(</w:t>
-      </w:r>
-      <w:proofErr w:type="gramEnd"/>
-      <w:r>
-        <w:rPr>
-          <w:rFonts w:ascii="Courier New" w:hAnsi="Courier New"/>
-          <w:sz w:val="20"/>
-          <w:szCs w:val="20"/>
-        </w:rPr>
-        <w:t xml:space="preserve">user, quiz, score, passed, answers, </w:t>
-      </w:r>
-      <w:proofErr w:type="spellStart"/>
-      <w:r>
-        <w:rPr>
-          <w:rFonts w:ascii="Courier New" w:hAnsi="Courier New"/>
-          <w:sz w:val="20"/>
-          <w:szCs w:val="20"/>
-        </w:rPr>
-        <w:t>startedAt</w:t>
-      </w:r>
-      <w:proofErr w:type="spellEnd"/>
-      <w:r>
-        <w:rPr>
-          <w:rFonts w:ascii="Courier New" w:hAnsi="Courier New"/>
-          <w:sz w:val="20"/>
-          <w:szCs w:val="20"/>
-        </w:rPr>
-        <w:t>, now)</w:t>
-      </w:r>
-    </w:p>
-    <w:p>
-      <w:pPr>
-        <w:shd w:val="clear" w:color="auto" w:fill="F2F2F2"/>
-        <w:spacing w:after="0" w:line="240" w:lineRule="auto"/>
-        <w:ind w:left="200"/>
-      </w:pPr>
-      <w:r>
-        <w:rPr>
-          <w:rFonts w:ascii="Courier New" w:hAnsi="Courier New"/>
-          <w:sz w:val="20"/>
-          <w:szCs w:val="20"/>
-        </w:rPr>
-        <w:t xml:space="preserve">  </w:t>
-      </w:r>
-      <w:proofErr w:type="spellStart"/>
-      <w:proofErr w:type="gramStart"/>
-      <w:r>
-        <w:rPr>
-          <w:rFonts w:ascii="Courier New" w:hAnsi="Courier New"/>
-          <w:sz w:val="20"/>
-          <w:szCs w:val="20"/>
-        </w:rPr>
-        <w:t>updateCourseProgress</w:t>
-      </w:r>
-      <w:proofErr w:type="spellEnd"/>
-      <w:r>
-        <w:rPr>
-          <w:rFonts w:ascii="Courier New" w:hAnsi="Courier New"/>
-          <w:sz w:val="20"/>
-          <w:szCs w:val="20"/>
-        </w:rPr>
-        <w:t>(</w:t>
-      </w:r>
-      <w:proofErr w:type="gramEnd"/>
-      <w:r>
-        <w:rPr>
-          <w:rFonts w:ascii="Courier New" w:hAnsi="Courier New"/>
-          <w:sz w:val="20"/>
-          <w:szCs w:val="20"/>
-        </w:rPr>
-        <w:t xml:space="preserve">user, </w:t>
-      </w:r>
-      <w:proofErr w:type="spellStart"/>
-      <w:proofErr w:type="gramStart"/>
-      <w:r>
-        <w:rPr>
-          <w:rFonts w:ascii="Courier New" w:hAnsi="Courier New"/>
-          <w:sz w:val="20"/>
-          <w:szCs w:val="20"/>
-        </w:rPr>
-        <w:t>quiz.course</w:t>
-      </w:r>
-      <w:proofErr w:type="spellEnd"/>
-      <w:proofErr w:type="gramEnd"/>
-      <w:r>
-        <w:rPr>
-          <w:rFonts w:ascii="Courier New" w:hAnsi="Courier New"/>
-          <w:sz w:val="20"/>
-          <w:szCs w:val="20"/>
-        </w:rPr>
-        <w:t>)</w:t>
+        <w:t xml:space="preserve">  score &lt;- round(correct / count(questions) * 100)</w:t>
+      </w:r>
+    </w:p>
+    <w:p>
+      <w:pPr>
+        <w:shd w:val="clear" w:color="auto" w:fill="F2F2F2"/>
+        <w:spacing w:after="0" w:line="240" w:lineRule="auto"/>
+        <w:ind w:left="200"/>
+      </w:pPr>
+      <w:r>
+        <w:rPr>
+          <w:rFonts w:ascii="Courier New" w:hAnsi="Courier New"/>
+          <w:sz w:val="20"/>
+          <w:szCs w:val="20"/>
+        </w:rPr>
+        <w:t xml:space="preserve">  passed &lt;- score &gt;= quiz.passingScore</w:t>
+      </w:r>
+    </w:p>
+    <w:p>
+      <w:pPr>
+        <w:shd w:val="clear" w:color="auto" w:fill="F2F2F2"/>
+        <w:spacing w:after="0" w:line="240" w:lineRule="auto"/>
+        <w:ind w:left="200"/>
+      </w:pPr>
+      <w:r>
+        <w:rPr>
+          <w:rFonts w:ascii="Courier New" w:hAnsi="Courier New"/>
+          <w:sz w:val="20"/>
+          <w:szCs w:val="20"/>
+        </w:rPr>
+        <w:t xml:space="preserve">  save QuizAttempt(user, quiz, score, passed, answers, startedAt, now)</w:t>
+      </w:r>
+    </w:p>
+    <w:p>
+      <w:pPr>
+        <w:shd w:val="clear" w:color="auto" w:fill="F2F2F2"/>
+        <w:spacing w:after="0" w:line="240" w:lineRule="auto"/>
+        <w:ind w:left="200"/>
+      </w:pPr>
+      <w:r>
+        <w:rPr>
+          <w:rFonts w:ascii="Courier New" w:hAnsi="Courier New"/>
+          <w:sz w:val="20"/>
+          <w:szCs w:val="20"/>
+        </w:rPr>
+        <w:t xml:space="preserve">  updateCourseProgress(user, quiz.course)</w:t>
       </w:r>
     </w:p>
     <w:p>
@@ -7444,25 +5664,7 @@
           <w:sz w:val="20"/>
           <w:szCs w:val="20"/>
         </w:rPr>
-        <w:t xml:space="preserve">ALGORITHM </w:t>
-      </w:r>
-      <w:proofErr w:type="spellStart"/>
-      <w:r>
-        <w:rPr>
-          <w:rFonts w:ascii="Courier New" w:hAnsi="Courier New"/>
-          <w:sz w:val="20"/>
-          <w:szCs w:val="20"/>
-        </w:rPr>
-        <w:t>CompletePayment</w:t>
-      </w:r>
-      <w:proofErr w:type="spellEnd"/>
-      <w:r>
-        <w:rPr>
-          <w:rFonts w:ascii="Courier New" w:hAnsi="Courier New"/>
-          <w:sz w:val="20"/>
-          <w:szCs w:val="20"/>
-        </w:rPr>
-        <w:t>(reference)</w:t>
+        <w:t>ALGORITHM CompletePayment(reference)</w:t>
       </w:r>
     </w:p>
     <w:p>
@@ -7492,27 +5694,7 @@
           <w:sz w:val="20"/>
           <w:szCs w:val="20"/>
         </w:rPr>
-        <w:t xml:space="preserve">  IF </w:t>
-      </w:r>
-      <w:proofErr w:type="spellStart"/>
-      <w:proofErr w:type="gramStart"/>
-      <w:r>
-        <w:rPr>
-          <w:rFonts w:ascii="Courier New" w:hAnsi="Courier New"/>
-          <w:sz w:val="20"/>
-          <w:szCs w:val="20"/>
-        </w:rPr>
-        <w:t>payment.status</w:t>
-      </w:r>
-      <w:proofErr w:type="spellEnd"/>
-      <w:proofErr w:type="gramEnd"/>
-      <w:r>
-        <w:rPr>
-          <w:rFonts w:ascii="Courier New" w:hAnsi="Courier New"/>
-          <w:sz w:val="20"/>
-          <w:szCs w:val="20"/>
-        </w:rPr>
-        <w:t xml:space="preserve"> == SUCCESS THEN return        // already done</w:t>
+        <w:t xml:space="preserve">  IF payment.status == SUCCESS THEN return        // already done</w:t>
       </w:r>
     </w:p>
     <w:p>
@@ -7572,251 +5754,67 @@
           <w:sz w:val="20"/>
           <w:szCs w:val="20"/>
         </w:rPr>
-        <w:t xml:space="preserve">     IF </w:t>
-      </w:r>
-      <w:proofErr w:type="spellStart"/>
-      <w:proofErr w:type="gramStart"/>
-      <w:r>
-        <w:rPr>
-          <w:rFonts w:ascii="Courier New" w:hAnsi="Courier New"/>
-          <w:sz w:val="20"/>
-          <w:szCs w:val="20"/>
-        </w:rPr>
-        <w:t>updated.count</w:t>
-      </w:r>
-      <w:proofErr w:type="spellEnd"/>
-      <w:proofErr w:type="gramEnd"/>
-      <w:r>
-        <w:rPr>
-          <w:rFonts w:ascii="Courier New" w:hAnsi="Courier New"/>
-          <w:sz w:val="20"/>
-          <w:szCs w:val="20"/>
-        </w:rPr>
-        <w:t xml:space="preserve"> == 0 THEN return             // a duplicate event</w:t>
-      </w:r>
-    </w:p>
-    <w:p>
-      <w:pPr>
-        <w:shd w:val="clear" w:color="auto" w:fill="F2F2F2"/>
-        <w:spacing w:after="0" w:line="240" w:lineRule="auto"/>
-        <w:ind w:left="200"/>
-      </w:pPr>
-      <w:r>
-        <w:rPr>
-          <w:rFonts w:ascii="Courier New" w:hAnsi="Courier New"/>
-          <w:sz w:val="20"/>
-          <w:szCs w:val="20"/>
-        </w:rPr>
-        <w:t xml:space="preserve">     UPSERT </w:t>
-      </w:r>
-      <w:proofErr w:type="gramStart"/>
-      <w:r>
-        <w:rPr>
-          <w:rFonts w:ascii="Courier New" w:hAnsi="Courier New"/>
-          <w:sz w:val="20"/>
-          <w:szCs w:val="20"/>
-        </w:rPr>
-        <w:t>enrollment(</w:t>
-      </w:r>
-      <w:proofErr w:type="spellStart"/>
-      <w:proofErr w:type="gramEnd"/>
-      <w:r>
-        <w:rPr>
-          <w:rFonts w:ascii="Courier New" w:hAnsi="Courier New"/>
-          <w:sz w:val="20"/>
-          <w:szCs w:val="20"/>
-        </w:rPr>
-        <w:t>payment.user</w:t>
-      </w:r>
-      <w:proofErr w:type="spellEnd"/>
-      <w:r>
-        <w:rPr>
-          <w:rFonts w:ascii="Courier New" w:hAnsi="Courier New"/>
-          <w:sz w:val="20"/>
-          <w:szCs w:val="20"/>
-        </w:rPr>
-        <w:t xml:space="preserve">, </w:t>
-      </w:r>
-      <w:proofErr w:type="spellStart"/>
-      <w:proofErr w:type="gramStart"/>
-      <w:r>
-        <w:rPr>
-          <w:rFonts w:ascii="Courier New" w:hAnsi="Courier New"/>
-          <w:sz w:val="20"/>
-          <w:szCs w:val="20"/>
-        </w:rPr>
-        <w:t>payment.course</w:t>
-      </w:r>
-      <w:proofErr w:type="spellEnd"/>
-      <w:proofErr w:type="gramEnd"/>
-      <w:r>
-        <w:rPr>
-          <w:rFonts w:ascii="Courier New" w:hAnsi="Courier New"/>
-          <w:sz w:val="20"/>
-          <w:szCs w:val="20"/>
-        </w:rPr>
-        <w:t>)</w:t>
-      </w:r>
-    </w:p>
-    <w:p>
-      <w:pPr>
-        <w:shd w:val="clear" w:color="auto" w:fill="F2F2F2"/>
-        <w:spacing w:after="0" w:line="240" w:lineRule="auto"/>
-        <w:ind w:left="200"/>
-      </w:pPr>
-      <w:r>
-        <w:rPr>
-          <w:rFonts w:ascii="Courier New" w:hAnsi="Courier New"/>
-          <w:sz w:val="20"/>
-          <w:szCs w:val="20"/>
-        </w:rPr>
-        <w:t xml:space="preserve">     IF instructor is APPROVED AND not </w:t>
-      </w:r>
-      <w:proofErr w:type="spellStart"/>
-      <w:r>
-        <w:rPr>
-          <w:rFonts w:ascii="Courier New" w:hAnsi="Courier New"/>
-          <w:sz w:val="20"/>
-          <w:szCs w:val="20"/>
-        </w:rPr>
-        <w:t>earningsFrozen</w:t>
-      </w:r>
-      <w:proofErr w:type="spellEnd"/>
-      <w:r>
-        <w:rPr>
-          <w:rFonts w:ascii="Courier New" w:hAnsi="Courier New"/>
-          <w:sz w:val="20"/>
-          <w:szCs w:val="20"/>
-        </w:rPr>
-        <w:t xml:space="preserve"> THEN</w:t>
-      </w:r>
-    </w:p>
-    <w:p>
-      <w:pPr>
-        <w:shd w:val="clear" w:color="auto" w:fill="F2F2F2"/>
-        <w:spacing w:after="0" w:line="240" w:lineRule="auto"/>
-        <w:ind w:left="200"/>
-      </w:pPr>
-      <w:r>
-        <w:rPr>
-          <w:rFonts w:ascii="Courier New" w:hAnsi="Courier New"/>
-          <w:sz w:val="20"/>
-          <w:szCs w:val="20"/>
-        </w:rPr>
-        <w:t xml:space="preserve">        </w:t>
-      </w:r>
-      <w:proofErr w:type="spellStart"/>
-      <w:proofErr w:type="gramStart"/>
-      <w:r>
-        <w:rPr>
-          <w:rFonts w:ascii="Courier New" w:hAnsi="Courier New"/>
-          <w:sz w:val="20"/>
-          <w:szCs w:val="20"/>
-        </w:rPr>
-        <w:t>instructor.balance</w:t>
-      </w:r>
-      <w:proofErr w:type="spellEnd"/>
-      <w:proofErr w:type="gramEnd"/>
-      <w:r>
-        <w:rPr>
-          <w:rFonts w:ascii="Courier New" w:hAnsi="Courier New"/>
-          <w:sz w:val="20"/>
-          <w:szCs w:val="20"/>
-        </w:rPr>
-        <w:t xml:space="preserve"> &lt;- </w:t>
-      </w:r>
-      <w:proofErr w:type="spellStart"/>
-      <w:proofErr w:type="gramStart"/>
-      <w:r>
-        <w:rPr>
-          <w:rFonts w:ascii="Courier New" w:hAnsi="Courier New"/>
-          <w:sz w:val="20"/>
-          <w:szCs w:val="20"/>
-        </w:rPr>
-        <w:t>instructor.balance</w:t>
-      </w:r>
-      <w:proofErr w:type="spellEnd"/>
-      <w:proofErr w:type="gramEnd"/>
-      <w:r>
-        <w:rPr>
-          <w:rFonts w:ascii="Courier New" w:hAnsi="Courier New"/>
-          <w:sz w:val="20"/>
-          <w:szCs w:val="20"/>
-        </w:rPr>
-        <w:t xml:space="preserve"> + </w:t>
-      </w:r>
-      <w:proofErr w:type="spellStart"/>
-      <w:proofErr w:type="gramStart"/>
-      <w:r>
-        <w:rPr>
-          <w:rFonts w:ascii="Courier New" w:hAnsi="Courier New"/>
-          <w:sz w:val="20"/>
-          <w:szCs w:val="20"/>
-        </w:rPr>
-        <w:t>payment.instructorShare</w:t>
-      </w:r>
-      <w:proofErr w:type="spellEnd"/>
-      <w:proofErr w:type="gramEnd"/>
-    </w:p>
-    <w:p>
-      <w:pPr>
-        <w:shd w:val="clear" w:color="auto" w:fill="F2F2F2"/>
-        <w:spacing w:after="0" w:line="240" w:lineRule="auto"/>
-        <w:ind w:left="200"/>
-      </w:pPr>
-      <w:r>
-        <w:rPr>
-          <w:rFonts w:ascii="Courier New" w:hAnsi="Courier New"/>
-          <w:sz w:val="20"/>
-          <w:szCs w:val="20"/>
-        </w:rPr>
-        <w:t xml:space="preserve">        INSERT </w:t>
-      </w:r>
-      <w:proofErr w:type="spellStart"/>
-      <w:proofErr w:type="gramStart"/>
-      <w:r>
-        <w:rPr>
-          <w:rFonts w:ascii="Courier New" w:hAnsi="Courier New"/>
-          <w:sz w:val="20"/>
-          <w:szCs w:val="20"/>
-        </w:rPr>
-        <w:t>EarningsLedger</w:t>
-      </w:r>
-      <w:proofErr w:type="spellEnd"/>
-      <w:r>
-        <w:rPr>
-          <w:rFonts w:ascii="Courier New" w:hAnsi="Courier New"/>
-          <w:sz w:val="20"/>
-          <w:szCs w:val="20"/>
-        </w:rPr>
-        <w:t>(</w:t>
-      </w:r>
-      <w:proofErr w:type="gramEnd"/>
-      <w:r>
-        <w:rPr>
-          <w:rFonts w:ascii="Courier New" w:hAnsi="Courier New"/>
-          <w:sz w:val="20"/>
-          <w:szCs w:val="20"/>
-        </w:rPr>
-        <w:t xml:space="preserve">SALE, </w:t>
-      </w:r>
-      <w:proofErr w:type="spellStart"/>
-      <w:r>
-        <w:rPr>
-          <w:rFonts w:ascii="Courier New" w:hAnsi="Courier New"/>
-          <w:sz w:val="20"/>
-          <w:szCs w:val="20"/>
-        </w:rPr>
-        <w:t>instructorShare</w:t>
-      </w:r>
-      <w:proofErr w:type="spellEnd"/>
-      <w:r>
-        <w:rPr>
-          <w:rFonts w:ascii="Courier New" w:hAnsi="Courier New"/>
-          <w:sz w:val="20"/>
-          <w:szCs w:val="20"/>
-        </w:rPr>
-        <w:t>)</w:t>
+        <w:t xml:space="preserve">     IF updated.count == 0 THEN return             // a duplicate event</w:t>
+      </w:r>
+    </w:p>
+    <w:p>
+      <w:pPr>
+        <w:shd w:val="clear" w:color="auto" w:fill="F2F2F2"/>
+        <w:spacing w:after="0" w:line="240" w:lineRule="auto"/>
+        <w:ind w:left="200"/>
+      </w:pPr>
+      <w:r>
+        <w:rPr>
+          <w:rFonts w:ascii="Courier New" w:hAnsi="Courier New"/>
+          <w:sz w:val="20"/>
+          <w:szCs w:val="20"/>
+        </w:rPr>
+        <w:t xml:space="preserve">     UPSERT enrollment(payment.user, payment.course)</w:t>
+      </w:r>
+    </w:p>
+    <w:p>
+      <w:pPr>
+        <w:shd w:val="clear" w:color="auto" w:fill="F2F2F2"/>
+        <w:spacing w:after="0" w:line="240" w:lineRule="auto"/>
+        <w:ind w:left="200"/>
+      </w:pPr>
+      <w:r>
+        <w:rPr>
+          <w:rFonts w:ascii="Courier New" w:hAnsi="Courier New"/>
+          <w:sz w:val="20"/>
+          <w:szCs w:val="20"/>
+        </w:rPr>
+        <w:t xml:space="preserve">     IF instructor is APPROVED AND not earningsFrozen THEN</w:t>
+      </w:r>
+    </w:p>
+    <w:p>
+      <w:pPr>
+        <w:shd w:val="clear" w:color="auto" w:fill="F2F2F2"/>
+        <w:spacing w:after="0" w:line="240" w:lineRule="auto"/>
+        <w:ind w:left="200"/>
+      </w:pPr>
+      <w:r>
+        <w:rPr>
+          <w:rFonts w:ascii="Courier New" w:hAnsi="Courier New"/>
+          <w:sz w:val="20"/>
+          <w:szCs w:val="20"/>
+        </w:rPr>
+        <w:t xml:space="preserve">        instructor.balance &lt;- instructor.balance + payment.instructorShare</w:t>
+      </w:r>
+    </w:p>
+    <w:p>
+      <w:pPr>
+        <w:shd w:val="clear" w:color="auto" w:fill="F2F2F2"/>
+        <w:spacing w:after="0" w:line="240" w:lineRule="auto"/>
+        <w:ind w:left="200"/>
+      </w:pPr>
+      <w:r>
+        <w:rPr>
+          <w:rFonts w:ascii="Courier New" w:hAnsi="Courier New"/>
+          <w:sz w:val="20"/>
+          <w:szCs w:val="20"/>
+        </w:rPr>
+        <w:t xml:space="preserve">        INSERT EarningsLedger(SALE, instructorShare)</w:t>
       </w:r>
     </w:p>
     <w:p>
@@ -7883,35 +5881,7 @@
           <w:sz w:val="20"/>
           <w:szCs w:val="20"/>
         </w:rPr>
-        <w:t xml:space="preserve">ALGORITHM </w:t>
-      </w:r>
-      <w:proofErr w:type="spellStart"/>
-      <w:proofErr w:type="gramStart"/>
-      <w:r>
-        <w:rPr>
-          <w:rFonts w:ascii="Courier New" w:hAnsi="Courier New"/>
-          <w:sz w:val="20"/>
-          <w:szCs w:val="20"/>
-        </w:rPr>
-        <w:t>CalculateProgress</w:t>
-      </w:r>
-      <w:proofErr w:type="spellEnd"/>
-      <w:r>
-        <w:rPr>
-          <w:rFonts w:ascii="Courier New" w:hAnsi="Courier New"/>
-          <w:sz w:val="20"/>
-          <w:szCs w:val="20"/>
-        </w:rPr>
-        <w:t>(</w:t>
-      </w:r>
-      <w:proofErr w:type="gramEnd"/>
-      <w:r>
-        <w:rPr>
-          <w:rFonts w:ascii="Courier New" w:hAnsi="Courier New"/>
-          <w:sz w:val="20"/>
-          <w:szCs w:val="20"/>
-        </w:rPr>
-        <w:t>user, course)</w:t>
+        <w:t>ALGORITHM CalculateProgress(user, course)</w:t>
       </w:r>
     </w:p>
     <w:p>
@@ -7986,209 +5956,37 @@
           <w:sz w:val="20"/>
           <w:szCs w:val="20"/>
         </w:rPr>
-        <w:t xml:space="preserve">  </w:t>
-      </w:r>
-      <w:proofErr w:type="spellStart"/>
-      <w:r>
-        <w:rPr>
-          <w:rFonts w:ascii="Courier New" w:hAnsi="Courier New"/>
-          <w:sz w:val="20"/>
-          <w:szCs w:val="20"/>
-        </w:rPr>
-        <w:t>doneLessons</w:t>
-      </w:r>
-      <w:proofErr w:type="spellEnd"/>
-      <w:r>
-        <w:rPr>
-          <w:rFonts w:ascii="Courier New" w:hAnsi="Courier New"/>
-          <w:sz w:val="20"/>
-          <w:szCs w:val="20"/>
-        </w:rPr>
-        <w:t xml:space="preserve"> &lt;- </w:t>
-      </w:r>
-      <w:proofErr w:type="gramStart"/>
-      <w:r>
-        <w:rPr>
-          <w:rFonts w:ascii="Courier New" w:hAnsi="Courier New"/>
-          <w:sz w:val="20"/>
-          <w:szCs w:val="20"/>
-        </w:rPr>
-        <w:t>count(</w:t>
-      </w:r>
-      <w:proofErr w:type="gramEnd"/>
-      <w:r>
-        <w:rPr>
-          <w:rFonts w:ascii="Courier New" w:hAnsi="Courier New"/>
-          <w:sz w:val="20"/>
-          <w:szCs w:val="20"/>
-        </w:rPr>
-        <w:t xml:space="preserve">completed </w:t>
-      </w:r>
-      <w:proofErr w:type="spellStart"/>
-      <w:r>
-        <w:rPr>
-          <w:rFonts w:ascii="Courier New" w:hAnsi="Courier New"/>
-          <w:sz w:val="20"/>
-          <w:szCs w:val="20"/>
-        </w:rPr>
-        <w:t>LessonProgress</w:t>
-      </w:r>
-      <w:proofErr w:type="spellEnd"/>
-      <w:r>
-        <w:rPr>
-          <w:rFonts w:ascii="Courier New" w:hAnsi="Courier New"/>
-          <w:sz w:val="20"/>
-          <w:szCs w:val="20"/>
-        </w:rPr>
-        <w:t xml:space="preserve"> for user in lessons)</w:t>
-      </w:r>
-    </w:p>
-    <w:p>
-      <w:pPr>
-        <w:shd w:val="clear" w:color="auto" w:fill="F2F2F2"/>
-        <w:spacing w:after="0" w:line="240" w:lineRule="auto"/>
-        <w:ind w:left="200"/>
-      </w:pPr>
-      <w:r>
-        <w:rPr>
-          <w:rFonts w:ascii="Courier New" w:hAnsi="Courier New"/>
-          <w:sz w:val="20"/>
-          <w:szCs w:val="20"/>
-        </w:rPr>
-        <w:t xml:space="preserve">  </w:t>
-      </w:r>
-      <w:proofErr w:type="spellStart"/>
-      <w:proofErr w:type="gramStart"/>
-      <w:r>
-        <w:rPr>
-          <w:rFonts w:ascii="Courier New" w:hAnsi="Courier New"/>
-          <w:sz w:val="20"/>
-          <w:szCs w:val="20"/>
-        </w:rPr>
-        <w:t>donePassed</w:t>
-      </w:r>
-      <w:proofErr w:type="spellEnd"/>
-      <w:r>
-        <w:rPr>
-          <w:rFonts w:ascii="Courier New" w:hAnsi="Courier New"/>
-          <w:sz w:val="20"/>
-          <w:szCs w:val="20"/>
-        </w:rPr>
-        <w:t xml:space="preserve">  &lt;</w:t>
-      </w:r>
-      <w:proofErr w:type="gramEnd"/>
-      <w:r>
-        <w:rPr>
-          <w:rFonts w:ascii="Courier New" w:hAnsi="Courier New"/>
-          <w:sz w:val="20"/>
-          <w:szCs w:val="20"/>
-        </w:rPr>
-        <w:t xml:space="preserve">- </w:t>
-      </w:r>
-      <w:proofErr w:type="gramStart"/>
-      <w:r>
-        <w:rPr>
-          <w:rFonts w:ascii="Courier New" w:hAnsi="Courier New"/>
-          <w:sz w:val="20"/>
-          <w:szCs w:val="20"/>
-        </w:rPr>
-        <w:t>count(</w:t>
-      </w:r>
-      <w:proofErr w:type="gramEnd"/>
-      <w:r>
-        <w:rPr>
-          <w:rFonts w:ascii="Courier New" w:hAnsi="Courier New"/>
-          <w:sz w:val="20"/>
-          <w:szCs w:val="20"/>
-        </w:rPr>
-        <w:t>distinct quizzes user has passed)</w:t>
-      </w:r>
-    </w:p>
-    <w:p>
-      <w:pPr>
-        <w:shd w:val="clear" w:color="auto" w:fill="F2F2F2"/>
-        <w:spacing w:after="0" w:line="240" w:lineRule="auto"/>
-        <w:ind w:left="200"/>
-      </w:pPr>
-      <w:r>
-        <w:rPr>
-          <w:rFonts w:ascii="Courier New" w:hAnsi="Courier New"/>
-          <w:sz w:val="20"/>
-          <w:szCs w:val="20"/>
-        </w:rPr>
-        <w:t xml:space="preserve">  percent &lt;- </w:t>
-      </w:r>
-      <w:proofErr w:type="gramStart"/>
-      <w:r>
-        <w:rPr>
-          <w:rFonts w:ascii="Courier New" w:hAnsi="Courier New"/>
-          <w:sz w:val="20"/>
-          <w:szCs w:val="20"/>
-        </w:rPr>
-        <w:t>min(</w:t>
-      </w:r>
-      <w:proofErr w:type="gramEnd"/>
-      <w:r>
-        <w:rPr>
-          <w:rFonts w:ascii="Courier New" w:hAnsi="Courier New"/>
-          <w:sz w:val="20"/>
-          <w:szCs w:val="20"/>
-        </w:rPr>
-        <w:t xml:space="preserve">100, </w:t>
-      </w:r>
-      <w:proofErr w:type="gramStart"/>
-      <w:r>
-        <w:rPr>
-          <w:rFonts w:ascii="Courier New" w:hAnsi="Courier New"/>
-          <w:sz w:val="20"/>
-          <w:szCs w:val="20"/>
-        </w:rPr>
-        <w:t>round(</w:t>
-      </w:r>
-      <w:proofErr w:type="gramEnd"/>
-      <w:r>
-        <w:rPr>
-          <w:rFonts w:ascii="Courier New" w:hAnsi="Courier New"/>
-          <w:sz w:val="20"/>
-          <w:szCs w:val="20"/>
-        </w:rPr>
-        <w:t>(</w:t>
-      </w:r>
-      <w:proofErr w:type="spellStart"/>
-      <w:r>
-        <w:rPr>
-          <w:rFonts w:ascii="Courier New" w:hAnsi="Courier New"/>
-          <w:sz w:val="20"/>
-          <w:szCs w:val="20"/>
-        </w:rPr>
-        <w:t>doneLessons</w:t>
-      </w:r>
-      <w:proofErr w:type="spellEnd"/>
-      <w:r>
-        <w:rPr>
-          <w:rFonts w:ascii="Courier New" w:hAnsi="Courier New"/>
-          <w:sz w:val="20"/>
-          <w:szCs w:val="20"/>
-        </w:rPr>
-        <w:t xml:space="preserve"> + </w:t>
-      </w:r>
-      <w:proofErr w:type="spellStart"/>
-      <w:r>
-        <w:rPr>
-          <w:rFonts w:ascii="Courier New" w:hAnsi="Courier New"/>
-          <w:sz w:val="20"/>
-          <w:szCs w:val="20"/>
-        </w:rPr>
-        <w:t>donePassed</w:t>
-      </w:r>
-      <w:proofErr w:type="spellEnd"/>
-      <w:r>
-        <w:rPr>
-          <w:rFonts w:ascii="Courier New" w:hAnsi="Courier New"/>
-          <w:sz w:val="20"/>
-          <w:szCs w:val="20"/>
-        </w:rPr>
-        <w:t>) / total * 100))</w:t>
+        <w:t xml:space="preserve">  doneLessons &lt;- count(completed LessonProgress for user in lessons)</w:t>
+      </w:r>
+    </w:p>
+    <w:p>
+      <w:pPr>
+        <w:shd w:val="clear" w:color="auto" w:fill="F2F2F2"/>
+        <w:spacing w:after="0" w:line="240" w:lineRule="auto"/>
+        <w:ind w:left="200"/>
+      </w:pPr>
+      <w:r>
+        <w:rPr>
+          <w:rFonts w:ascii="Courier New" w:hAnsi="Courier New"/>
+          <w:sz w:val="20"/>
+          <w:szCs w:val="20"/>
+        </w:rPr>
+        <w:t xml:space="preserve">  donePassed  &lt;- count(distinct quizzes user has passed)</w:t>
+      </w:r>
+    </w:p>
+    <w:p>
+      <w:pPr>
+        <w:shd w:val="clear" w:color="auto" w:fill="F2F2F2"/>
+        <w:spacing w:after="0" w:line="240" w:lineRule="auto"/>
+        <w:ind w:left="200"/>
+      </w:pPr>
+      <w:r>
+        <w:rPr>
+          <w:rFonts w:ascii="Courier New" w:hAnsi="Courier New"/>
+          <w:sz w:val="20"/>
+          <w:szCs w:val="20"/>
+        </w:rPr>
+        <w:t xml:space="preserve">  percent &lt;- min(100, round((doneLessons + donePassed) / total * 100))</w:t>
       </w:r>
     </w:p>
     <w:p>
@@ -8242,71 +6040,7 @@
           <w:sz w:val="20"/>
           <w:szCs w:val="20"/>
         </w:rPr>
-        <w:t xml:space="preserve">ALGORITHM </w:t>
-      </w:r>
-      <w:proofErr w:type="spellStart"/>
-      <w:proofErr w:type="gramStart"/>
-      <w:r>
-        <w:rPr>
-          <w:rFonts w:ascii="Courier New" w:hAnsi="Courier New"/>
-          <w:sz w:val="20"/>
-          <w:szCs w:val="20"/>
-        </w:rPr>
-        <w:t>CheckRateLimit</w:t>
-      </w:r>
-      <w:proofErr w:type="spellEnd"/>
-      <w:r>
-        <w:rPr>
-          <w:rFonts w:ascii="Courier New" w:hAnsi="Courier New"/>
-          <w:sz w:val="20"/>
-          <w:szCs w:val="20"/>
-        </w:rPr>
-        <w:t>(</w:t>
-      </w:r>
-      <w:proofErr w:type="gramEnd"/>
-      <w:r>
-        <w:rPr>
-          <w:rFonts w:ascii="Courier New" w:hAnsi="Courier New"/>
-          <w:sz w:val="20"/>
-          <w:szCs w:val="20"/>
-        </w:rPr>
-        <w:t xml:space="preserve">key, </w:t>
-      </w:r>
-      <w:proofErr w:type="spellStart"/>
-      <w:r>
-        <w:rPr>
-          <w:rFonts w:ascii="Courier New" w:hAnsi="Courier New"/>
-          <w:sz w:val="20"/>
-          <w:szCs w:val="20"/>
-        </w:rPr>
-        <w:t>maxAttempts</w:t>
-      </w:r>
-      <w:proofErr w:type="spellEnd"/>
-      <w:r>
-        <w:rPr>
-          <w:rFonts w:ascii="Courier New" w:hAnsi="Courier New"/>
-          <w:sz w:val="20"/>
-          <w:szCs w:val="20"/>
-        </w:rPr>
-        <w:t xml:space="preserve">, </w:t>
-      </w:r>
-      <w:proofErr w:type="spellStart"/>
-      <w:r>
-        <w:rPr>
-          <w:rFonts w:ascii="Courier New" w:hAnsi="Courier New"/>
-          <w:sz w:val="20"/>
-          <w:szCs w:val="20"/>
-        </w:rPr>
-        <w:t>windowMs</w:t>
-      </w:r>
-      <w:proofErr w:type="spellEnd"/>
-      <w:r>
-        <w:rPr>
-          <w:rFonts w:ascii="Courier New" w:hAnsi="Courier New"/>
-          <w:sz w:val="20"/>
-          <w:szCs w:val="20"/>
-        </w:rPr>
-        <w:t>)</w:t>
+        <w:t>ALGORITHM CheckRateLimit(key, maxAttempts, windowMs)</w:t>
       </w:r>
     </w:p>
     <w:p>
@@ -8336,117 +6070,23 @@
           <w:sz w:val="20"/>
           <w:szCs w:val="20"/>
         </w:rPr>
-        <w:t xml:space="preserve">  IF record is null OR </w:t>
-      </w:r>
-      <w:proofErr w:type="spellStart"/>
-      <w:proofErr w:type="gramStart"/>
-      <w:r>
-        <w:rPr>
-          <w:rFonts w:ascii="Courier New" w:hAnsi="Courier New"/>
-          <w:sz w:val="20"/>
-          <w:szCs w:val="20"/>
-        </w:rPr>
-        <w:t>record.resetAt</w:t>
-      </w:r>
-      <w:proofErr w:type="spellEnd"/>
-      <w:proofErr w:type="gramEnd"/>
-      <w:r>
-        <w:rPr>
-          <w:rFonts w:ascii="Courier New" w:hAnsi="Courier New"/>
-          <w:sz w:val="20"/>
-          <w:szCs w:val="20"/>
-        </w:rPr>
-        <w:t xml:space="preserve"> &lt;= now THEN</w:t>
-      </w:r>
-    </w:p>
-    <w:p>
-      <w:pPr>
-        <w:shd w:val="clear" w:color="auto" w:fill="F2F2F2"/>
-        <w:spacing w:after="0" w:line="240" w:lineRule="auto"/>
-        <w:ind w:left="200"/>
-      </w:pPr>
-      <w:r>
-        <w:rPr>
-          <w:rFonts w:ascii="Courier New" w:hAnsi="Courier New"/>
-          <w:sz w:val="20"/>
-          <w:szCs w:val="20"/>
-        </w:rPr>
-        <w:t xml:space="preserve">     </w:t>
-      </w:r>
-      <w:proofErr w:type="spellStart"/>
-      <w:r>
-        <w:rPr>
-          <w:rFonts w:ascii="Courier New" w:hAnsi="Courier New"/>
-          <w:sz w:val="20"/>
-          <w:szCs w:val="20"/>
-        </w:rPr>
-        <w:t>upsert</w:t>
-      </w:r>
-      <w:proofErr w:type="spellEnd"/>
-      <w:r>
-        <w:rPr>
-          <w:rFonts w:ascii="Courier New" w:hAnsi="Courier New"/>
-          <w:sz w:val="20"/>
-          <w:szCs w:val="20"/>
-        </w:rPr>
-        <w:t xml:space="preserve"> record </w:t>
-      </w:r>
-      <w:proofErr w:type="gramStart"/>
-      <w:r>
-        <w:rPr>
-          <w:rFonts w:ascii="Courier New" w:hAnsi="Courier New"/>
-          <w:sz w:val="20"/>
-          <w:szCs w:val="20"/>
-        </w:rPr>
-        <w:t>{ count</w:t>
-      </w:r>
-      <w:proofErr w:type="gramEnd"/>
-      <w:r>
-        <w:rPr>
-          <w:rFonts w:ascii="Courier New" w:hAnsi="Courier New"/>
-          <w:sz w:val="20"/>
-          <w:szCs w:val="20"/>
-        </w:rPr>
-        <w:t xml:space="preserve">: 1, </w:t>
-      </w:r>
-      <w:proofErr w:type="spellStart"/>
-      <w:r>
-        <w:rPr>
-          <w:rFonts w:ascii="Courier New" w:hAnsi="Courier New"/>
-          <w:sz w:val="20"/>
-          <w:szCs w:val="20"/>
-        </w:rPr>
-        <w:t>resetAt</w:t>
-      </w:r>
-      <w:proofErr w:type="spellEnd"/>
-      <w:r>
-        <w:rPr>
-          <w:rFonts w:ascii="Courier New" w:hAnsi="Courier New"/>
-          <w:sz w:val="20"/>
-          <w:szCs w:val="20"/>
-        </w:rPr>
-        <w:t xml:space="preserve">: now + </w:t>
-      </w:r>
-      <w:proofErr w:type="spellStart"/>
-      <w:proofErr w:type="gramStart"/>
-      <w:r>
-        <w:rPr>
-          <w:rFonts w:ascii="Courier New" w:hAnsi="Courier New"/>
-          <w:sz w:val="20"/>
-          <w:szCs w:val="20"/>
-        </w:rPr>
-        <w:t>windowMs</w:t>
-      </w:r>
-      <w:proofErr w:type="spellEnd"/>
-      <w:r>
-        <w:rPr>
-          <w:rFonts w:ascii="Courier New" w:hAnsi="Courier New"/>
-          <w:sz w:val="20"/>
-          <w:szCs w:val="20"/>
-        </w:rPr>
-        <w:t xml:space="preserve"> }</w:t>
-      </w:r>
-      <w:proofErr w:type="gramEnd"/>
+        <w:t xml:space="preserve">  IF record is null OR record.resetAt &lt;= now THEN</w:t>
+      </w:r>
+    </w:p>
+    <w:p>
+      <w:pPr>
+        <w:shd w:val="clear" w:color="auto" w:fill="F2F2F2"/>
+        <w:spacing w:after="0" w:line="240" w:lineRule="auto"/>
+        <w:ind w:left="200"/>
+      </w:pPr>
+      <w:r>
+        <w:rPr>
+          <w:rFonts w:ascii="Courier New" w:hAnsi="Courier New"/>
+          <w:sz w:val="20"/>
+          <w:szCs w:val="20"/>
+        </w:rPr>
+        <w:t xml:space="preserve">     upsert record { count: 1, resetAt: now + windowMs }</w:t>
+      </w:r>
     </w:p>
     <w:p>
       <w:pPr>
@@ -8475,163 +6115,37 @@
           <w:sz w:val="20"/>
           <w:szCs w:val="20"/>
         </w:rPr>
-        <w:t xml:space="preserve">  IF </w:t>
-      </w:r>
-      <w:proofErr w:type="spellStart"/>
-      <w:proofErr w:type="gramStart"/>
-      <w:r>
-        <w:rPr>
-          <w:rFonts w:ascii="Courier New" w:hAnsi="Courier New"/>
-          <w:sz w:val="20"/>
-          <w:szCs w:val="20"/>
-        </w:rPr>
-        <w:t>record.count</w:t>
-      </w:r>
-      <w:proofErr w:type="spellEnd"/>
-      <w:proofErr w:type="gramEnd"/>
-      <w:r>
-        <w:rPr>
-          <w:rFonts w:ascii="Courier New" w:hAnsi="Courier New"/>
-          <w:sz w:val="20"/>
-          <w:szCs w:val="20"/>
-        </w:rPr>
-        <w:t xml:space="preserve"> &gt;= </w:t>
-      </w:r>
-      <w:proofErr w:type="spellStart"/>
-      <w:r>
-        <w:rPr>
-          <w:rFonts w:ascii="Courier New" w:hAnsi="Courier New"/>
-          <w:sz w:val="20"/>
-          <w:szCs w:val="20"/>
-        </w:rPr>
-        <w:t>maxAttempts</w:t>
-      </w:r>
-      <w:proofErr w:type="spellEnd"/>
-      <w:r>
-        <w:rPr>
-          <w:rFonts w:ascii="Courier New" w:hAnsi="Courier New"/>
-          <w:sz w:val="20"/>
-          <w:szCs w:val="20"/>
-        </w:rPr>
-        <w:t xml:space="preserve"> THEN</w:t>
-      </w:r>
-    </w:p>
-    <w:p>
-      <w:pPr>
-        <w:shd w:val="clear" w:color="auto" w:fill="F2F2F2"/>
-        <w:spacing w:after="0" w:line="240" w:lineRule="auto"/>
-        <w:ind w:left="200"/>
-      </w:pPr>
-      <w:r>
-        <w:rPr>
-          <w:rFonts w:ascii="Courier New" w:hAnsi="Courier New"/>
-          <w:sz w:val="20"/>
-          <w:szCs w:val="20"/>
-        </w:rPr>
-        <w:t xml:space="preserve">     return </w:t>
-      </w:r>
-      <w:proofErr w:type="gramStart"/>
-      <w:r>
-        <w:rPr>
-          <w:rFonts w:ascii="Courier New" w:hAnsi="Courier New"/>
-          <w:sz w:val="20"/>
-          <w:szCs w:val="20"/>
-        </w:rPr>
-        <w:t>Blocked(</w:t>
-      </w:r>
-      <w:proofErr w:type="spellStart"/>
-      <w:proofErr w:type="gramEnd"/>
-      <w:r>
-        <w:rPr>
-          <w:rFonts w:ascii="Courier New" w:hAnsi="Courier New"/>
-          <w:sz w:val="20"/>
-          <w:szCs w:val="20"/>
-        </w:rPr>
-        <w:t>retryAfter</w:t>
-      </w:r>
-      <w:proofErr w:type="spellEnd"/>
-      <w:r>
-        <w:rPr>
-          <w:rFonts w:ascii="Courier New" w:hAnsi="Courier New"/>
-          <w:sz w:val="20"/>
-          <w:szCs w:val="20"/>
-        </w:rPr>
-        <w:t xml:space="preserve"> = </w:t>
-      </w:r>
-      <w:proofErr w:type="spellStart"/>
-      <w:proofErr w:type="gramStart"/>
-      <w:r>
-        <w:rPr>
-          <w:rFonts w:ascii="Courier New" w:hAnsi="Courier New"/>
-          <w:sz w:val="20"/>
-          <w:szCs w:val="20"/>
-        </w:rPr>
-        <w:t>record.resetAt</w:t>
-      </w:r>
-      <w:proofErr w:type="spellEnd"/>
-      <w:proofErr w:type="gramEnd"/>
-      <w:r>
-        <w:rPr>
-          <w:rFonts w:ascii="Courier New" w:hAnsi="Courier New"/>
-          <w:sz w:val="20"/>
-          <w:szCs w:val="20"/>
-        </w:rPr>
-        <w:t xml:space="preserve"> - now)</w:t>
-      </w:r>
-    </w:p>
-    <w:p>
-      <w:pPr>
-        <w:shd w:val="clear" w:color="auto" w:fill="F2F2F2"/>
-        <w:spacing w:after="0" w:line="240" w:lineRule="auto"/>
-        <w:ind w:left="200"/>
-      </w:pPr>
-      <w:r>
-        <w:rPr>
-          <w:rFonts w:ascii="Courier New" w:hAnsi="Courier New"/>
-          <w:sz w:val="20"/>
-          <w:szCs w:val="20"/>
-        </w:rPr>
-        <w:t xml:space="preserve">  </w:t>
-      </w:r>
-      <w:proofErr w:type="spellStart"/>
-      <w:proofErr w:type="gramStart"/>
-      <w:r>
-        <w:rPr>
-          <w:rFonts w:ascii="Courier New" w:hAnsi="Courier New"/>
-          <w:sz w:val="20"/>
-          <w:szCs w:val="20"/>
-        </w:rPr>
-        <w:t>record.count</w:t>
-      </w:r>
-      <w:proofErr w:type="spellEnd"/>
-      <w:proofErr w:type="gramEnd"/>
-      <w:r>
-        <w:rPr>
-          <w:rFonts w:ascii="Courier New" w:hAnsi="Courier New"/>
-          <w:sz w:val="20"/>
-          <w:szCs w:val="20"/>
-        </w:rPr>
-        <w:t xml:space="preserve"> &lt;- </w:t>
-      </w:r>
-      <w:proofErr w:type="spellStart"/>
-      <w:proofErr w:type="gramStart"/>
-      <w:r>
-        <w:rPr>
-          <w:rFonts w:ascii="Courier New" w:hAnsi="Courier New"/>
-          <w:sz w:val="20"/>
-          <w:szCs w:val="20"/>
-        </w:rPr>
-        <w:t>record.count</w:t>
-      </w:r>
-      <w:proofErr w:type="spellEnd"/>
-      <w:proofErr w:type="gramEnd"/>
-      <w:r>
-        <w:rPr>
-          <w:rFonts w:ascii="Courier New" w:hAnsi="Courier New"/>
-          <w:sz w:val="20"/>
-          <w:szCs w:val="20"/>
-        </w:rPr>
-        <w:t xml:space="preserve"> + 1</w:t>
+        <w:t xml:space="preserve">  IF record.count &gt;= maxAttempts THEN</w:t>
+      </w:r>
+    </w:p>
+    <w:p>
+      <w:pPr>
+        <w:shd w:val="clear" w:color="auto" w:fill="F2F2F2"/>
+        <w:spacing w:after="0" w:line="240" w:lineRule="auto"/>
+        <w:ind w:left="200"/>
+      </w:pPr>
+      <w:r>
+        <w:rPr>
+          <w:rFonts w:ascii="Courier New" w:hAnsi="Courier New"/>
+          <w:sz w:val="20"/>
+          <w:szCs w:val="20"/>
+        </w:rPr>
+        <w:t xml:space="preserve">     return Blocked(retryAfter = record.resetAt - now)</w:t>
+      </w:r>
+    </w:p>
+    <w:p>
+      <w:pPr>
+        <w:shd w:val="clear" w:color="auto" w:fill="F2F2F2"/>
+        <w:spacing w:after="0" w:line="240" w:lineRule="auto"/>
+        <w:ind w:left="200"/>
+      </w:pPr>
+      <w:r>
+        <w:rPr>
+          <w:rFonts w:ascii="Courier New" w:hAnsi="Courier New"/>
+          <w:sz w:val="20"/>
+          <w:szCs w:val="20"/>
+        </w:rPr>
+        <w:t xml:space="preserve">  record.count &lt;- record.count + 1</w:t>
       </w:r>
     </w:p>
     <w:p>
@@ -8822,21 +6336,7 @@
         <w:rPr>
           <w:rFonts w:ascii="Times New Roman" w:hAnsi="Times New Roman"/>
         </w:rPr>
-        <w:t xml:space="preserve"> Instructors choose to submit their details and verification </w:t>
-      </w:r>
-      <w:proofErr w:type="gramStart"/>
-      <w:r>
-        <w:rPr>
-          <w:rFonts w:ascii="Times New Roman" w:hAnsi="Times New Roman"/>
-        </w:rPr>
-        <w:t>photo</w:t>
-      </w:r>
-      <w:proofErr w:type="gramEnd"/>
-      <w:r>
-        <w:rPr>
-          <w:rFonts w:ascii="Times New Roman" w:hAnsi="Times New Roman"/>
-        </w:rPr>
-        <w:t xml:space="preserve"> as part of applying</w:t>
+        <w:t xml:space="preserve"> Instructors choose to submit their details and verification photo as part of applying</w:t>
       </w:r>
       <w:r>
         <w:rPr>
@@ -8848,21 +6348,7 @@
         <w:rPr>
           <w:rFonts w:ascii="Times New Roman" w:hAnsi="Times New Roman"/>
         </w:rPr>
-        <w:t xml:space="preserve"> the role they are signing up for is made plain at registration. Payments are only ever started by </w:t>
-      </w:r>
-      <w:proofErr w:type="gramStart"/>
-      <w:r>
-        <w:rPr>
-          <w:rFonts w:ascii="Times New Roman" w:hAnsi="Times New Roman"/>
-        </w:rPr>
-        <w:t>a deliberate</w:t>
-      </w:r>
-      <w:proofErr w:type="gramEnd"/>
-      <w:r>
-        <w:rPr>
-          <w:rFonts w:ascii="Times New Roman" w:hAnsi="Times New Roman"/>
-        </w:rPr>
-        <w:t xml:space="preserve"> action from the user.</w:t>
+        <w:t xml:space="preserve"> the role they are signing up for is made plain at registration. Payments are only ever started by a deliberate action from the user.</w:t>
       </w:r>
     </w:p>
     <w:p>
